--- a/Hadoop.docx
+++ b/Hadoop.docx
@@ -1891,7 +1891,7 @@
           <w:noProof/>
         </w:rPr>
         <w:drawing>
-          <wp:inline distT="0" distB="0" distL="0" distR="0" wp14:anchorId="7DCC17CC" wp14:editId="778EAB93">
+          <wp:inline distT="0" distB="0" distL="0" distR="0" wp14:anchorId="7DCC17CC" wp14:editId="2D2525C1">
             <wp:extent cx="5943600" cy="3962400"/>
             <wp:effectExtent l="0" t="0" r="0" b="0"/>
             <wp:docPr id="664206492" name="Picture 664206492" descr="Comparison graphic showing vertical scaling by upgrading one server and horizontal scaling by adding multiple machines to a cluster."/>
@@ -2752,15 +2752,7 @@
               <w:spacing w:after="160"/>
             </w:pPr>
             <w:r>
-              <w:t xml:space="preserve">One computer receives </w:t>
-            </w:r>
-            <w:proofErr w:type="gramStart"/>
-            <w:r>
-              <w:t>the</w:t>
-            </w:r>
-            <w:proofErr w:type="gramEnd"/>
-            <w:r>
-              <w:t xml:space="preserve"> full 1 TB dataset.</w:t>
+              <w:t>One computer receives the full 1 TB dataset.</w:t>
             </w:r>
           </w:p>
         </w:tc>
@@ -3593,87 +3585,39 @@
       </w:r>
     </w:p>
     <w:p>
-      <w:proofErr w:type="gramStart"/>
-      <w:r>
-        <w:t>hello</w:t>
-      </w:r>
-      <w:proofErr w:type="gramEnd"/>
-      <w:r>
-        <w:t xml:space="preserve"> </w:t>
-      </w:r>
-      <w:proofErr w:type="gramStart"/>
-      <w:r>
-        <w:t>world</w:t>
-      </w:r>
-      <w:proofErr w:type="gramEnd"/>
-      <w:r>
-        <w:t xml:space="preserve"> hi world</w:t>
-      </w:r>
-    </w:p>
-    <w:p>
-      <w:r>
-        <w:t xml:space="preserve">hi world hello </w:t>
-      </w:r>
-      <w:proofErr w:type="spellStart"/>
-      <w:r>
-        <w:t>asia</w:t>
-      </w:r>
-      <w:proofErr w:type="spellEnd"/>
-    </w:p>
-    <w:p>
-      <w:r>
-        <w:t xml:space="preserve">hello </w:t>
-      </w:r>
-      <w:proofErr w:type="spellStart"/>
-      <w:r>
-        <w:t>asia</w:t>
-      </w:r>
-      <w:proofErr w:type="spellEnd"/>
-    </w:p>
-    <w:p>
-      <w:r>
-        <w:t xml:space="preserve">hi </w:t>
-      </w:r>
-      <w:proofErr w:type="spellStart"/>
-      <w:r>
-        <w:t>asia</w:t>
-      </w:r>
-      <w:proofErr w:type="spellEnd"/>
-    </w:p>
-    <w:p>
-      <w:r>
-        <w:t xml:space="preserve">hello </w:t>
-      </w:r>
-      <w:proofErr w:type="spellStart"/>
-      <w:r>
-        <w:t>nepal</w:t>
-      </w:r>
-      <w:proofErr w:type="spellEnd"/>
-    </w:p>
-    <w:p>
-      <w:r>
-        <w:t xml:space="preserve">hi </w:t>
-      </w:r>
-      <w:proofErr w:type="spellStart"/>
-      <w:r>
-        <w:t>india</w:t>
-      </w:r>
-      <w:proofErr w:type="spellEnd"/>
-    </w:p>
-    <w:p>
-      <w:proofErr w:type="spellStart"/>
-      <w:r>
-        <w:t>hadoop</w:t>
-      </w:r>
-      <w:proofErr w:type="spellEnd"/>
-      <w:r>
-        <w:t xml:space="preserve"> </w:t>
-      </w:r>
-      <w:proofErr w:type="spellStart"/>
-      <w:r>
-        <w:t>hdfs</w:t>
-      </w:r>
-      <w:proofErr w:type="spellEnd"/>
+      <w:r>
+        <w:t>hello world hi world</w:t>
+      </w:r>
+    </w:p>
+    <w:p>
+      <w:r>
+        <w:t>hi world hello asia</w:t>
+      </w:r>
+    </w:p>
+    <w:p>
+      <w:r>
+        <w:t>hello asia</w:t>
+      </w:r>
+    </w:p>
+    <w:p>
+      <w:r>
+        <w:t>hi asia</w:t>
+      </w:r>
+    </w:p>
+    <w:p>
+      <w:r>
+        <w:t>hello nepal</w:t>
+      </w:r>
+    </w:p>
+    <w:p>
+      <w:r>
+        <w:t>hi india</w:t>
+      </w:r>
+    </w:p>
+    <w:p>
+      <w:r>
+        <w:t>hadoop hdfs</w:t>
+      </w:r>
     </w:p>
     <w:p>
       <w:r>
@@ -3885,11 +3829,9 @@
             <w:pPr>
               <w:spacing w:after="160"/>
             </w:pPr>
-            <w:proofErr w:type="spellStart"/>
             <w:r>
               <w:t>asia</w:t>
             </w:r>
-            <w:proofErr w:type="spellEnd"/>
           </w:p>
         </w:tc>
         <w:tc>
@@ -3919,11 +3861,9 @@
             <w:pPr>
               <w:spacing w:after="160"/>
             </w:pPr>
-            <w:proofErr w:type="spellStart"/>
             <w:r>
               <w:t>nepal</w:t>
             </w:r>
-            <w:proofErr w:type="spellEnd"/>
           </w:p>
         </w:tc>
         <w:tc>
@@ -3956,12 +3896,10 @@
             <w:pPr>
               <w:spacing w:after="160"/>
             </w:pPr>
-            <w:proofErr w:type="spellStart"/>
             <w:r>
               <w:lastRenderedPageBreak/>
               <w:t>india</w:t>
             </w:r>
-            <w:proofErr w:type="spellEnd"/>
           </w:p>
         </w:tc>
         <w:tc>
@@ -3991,11 +3929,9 @@
             <w:pPr>
               <w:spacing w:after="160"/>
             </w:pPr>
-            <w:proofErr w:type="spellStart"/>
             <w:r>
               <w:t>hadoop</w:t>
             </w:r>
-            <w:proofErr w:type="spellEnd"/>
           </w:p>
         </w:tc>
         <w:tc>
@@ -4028,11 +3964,9 @@
             <w:pPr>
               <w:spacing w:after="160"/>
             </w:pPr>
-            <w:proofErr w:type="spellStart"/>
             <w:r>
               <w:t>hdfs</w:t>
             </w:r>
-            <w:proofErr w:type="spellEnd"/>
           </w:p>
         </w:tc>
         <w:tc>
@@ -4207,21 +4141,8 @@
       </w:r>
     </w:p>
     <w:p>
-      <w:proofErr w:type="gramStart"/>
-      <w:r>
-        <w:t>hello</w:t>
-      </w:r>
-      <w:proofErr w:type="gramEnd"/>
-      <w:r>
-        <w:t xml:space="preserve"> </w:t>
-      </w:r>
-      <w:proofErr w:type="gramStart"/>
-      <w:r>
-        <w:t>world</w:t>
-      </w:r>
-      <w:proofErr w:type="gramEnd"/>
-      <w:r>
-        <w:t xml:space="preserve"> hi world</w:t>
+      <w:r>
+        <w:t>hello world hi world</w:t>
       </w:r>
     </w:p>
     <w:p>
@@ -4251,15 +4172,7 @@
     </w:p>
     <w:p>
       <w:r>
-        <w:t xml:space="preserve">Notice that we </w:t>
-      </w:r>
-      <w:proofErr w:type="gramStart"/>
-      <w:r>
-        <w:t>don't calculate</w:t>
-      </w:r>
-      <w:proofErr w:type="gramEnd"/>
-      <w:r>
-        <w:t xml:space="preserve"> the final count yet.</w:t>
+        <w:t>Notice that we don't calculate the final count yet.</w:t>
       </w:r>
     </w:p>
     <w:p>
@@ -4305,21 +4218,8 @@
       </w:r>
     </w:p>
     <w:p>
-      <w:proofErr w:type="gramStart"/>
-      <w:r>
-        <w:t>hello</w:t>
-      </w:r>
-      <w:proofErr w:type="gramEnd"/>
-      <w:r>
-        <w:t xml:space="preserve"> </w:t>
-      </w:r>
-      <w:proofErr w:type="gramStart"/>
-      <w:r>
-        <w:t>world</w:t>
-      </w:r>
-      <w:proofErr w:type="gramEnd"/>
-      <w:r>
-        <w:t xml:space="preserve"> hi world</w:t>
+      <w:r>
+        <w:t>hello world hi world</w:t>
       </w:r>
     </w:p>
     <w:p>
@@ -4425,13 +4325,8 @@
     </w:p>
     <w:p>
       <w:r>
-        <w:t xml:space="preserve">hi world hello </w:t>
-      </w:r>
-      <w:proofErr w:type="spellStart"/>
-      <w:r>
-        <w:t>asia</w:t>
-      </w:r>
-      <w:proofErr w:type="spellEnd"/>
+        <w:t>hi world hello asia</w:t>
+      </w:r>
     </w:p>
     <w:p>
       <w:r>
@@ -4471,13 +4366,8 @@
     </w:p>
     <w:p>
       <w:r>
-        <w:t xml:space="preserve">hello </w:t>
-      </w:r>
-      <w:proofErr w:type="spellStart"/>
-      <w:r>
-        <w:t>asia</w:t>
-      </w:r>
-      <w:proofErr w:type="spellEnd"/>
+        <w:t>hello asia</w:t>
+      </w:r>
     </w:p>
     <w:p/>
     <w:p>
@@ -4502,13 +4392,8 @@
     </w:p>
     <w:p>
       <w:r>
-        <w:t xml:space="preserve">hi </w:t>
-      </w:r>
-      <w:proofErr w:type="spellStart"/>
-      <w:r>
-        <w:t>asia</w:t>
-      </w:r>
-      <w:proofErr w:type="spellEnd"/>
+        <w:t>hi asia</w:t>
+      </w:r>
     </w:p>
     <w:p/>
     <w:p>
@@ -4560,46 +4445,18 @@
     <w:p/>
     <w:p>
       <w:r>
-        <w:t xml:space="preserve">d = </w:t>
-      </w:r>
-      <w:proofErr w:type="gramStart"/>
-      <w:r>
-        <w:t>dict(</w:t>
-      </w:r>
-      <w:proofErr w:type="gramEnd"/>
-      <w:r>
-        <w:t>)</w:t>
+        <w:t>d = dict()</w:t>
       </w:r>
     </w:p>
     <w:p/>
     <w:p>
       <w:r>
-        <w:t xml:space="preserve">for line in </w:t>
-      </w:r>
-      <w:proofErr w:type="spellStart"/>
-      <w:proofErr w:type="gramStart"/>
-      <w:r>
-        <w:t>f.readlines</w:t>
-      </w:r>
-      <w:proofErr w:type="spellEnd"/>
-      <w:proofErr w:type="gramEnd"/>
-      <w:r>
-        <w:t>():</w:t>
-      </w:r>
-    </w:p>
-    <w:p>
-      <w:r>
-        <w:t xml:space="preserve">    words = </w:t>
-      </w:r>
-      <w:proofErr w:type="spellStart"/>
-      <w:proofErr w:type="gramStart"/>
-      <w:r>
-        <w:t>line.split</w:t>
-      </w:r>
-      <w:proofErr w:type="spellEnd"/>
-      <w:proofErr w:type="gramEnd"/>
-      <w:r>
-        <w:t>(" ")</w:t>
+        <w:t>for line in f.readlines():</w:t>
+      </w:r>
+    </w:p>
+    <w:p>
+      <w:r>
+        <w:t xml:space="preserve">    words = line.split(" ")</w:t>
       </w:r>
     </w:p>
     <w:p/>
@@ -4656,28 +4513,12 @@
     </w:p>
     <w:p>
       <w:r>
-        <w:t xml:space="preserve">    </w:t>
-      </w:r>
-      <w:proofErr w:type="gramStart"/>
-      <w:r>
-        <w:t>hello:</w:t>
-      </w:r>
-      <w:proofErr w:type="gramEnd"/>
-      <w:r>
-        <w:t xml:space="preserve"> 4,</w:t>
-      </w:r>
-    </w:p>
-    <w:p>
-      <w:r>
-        <w:t xml:space="preserve">    </w:t>
-      </w:r>
-      <w:proofErr w:type="gramStart"/>
-      <w:r>
-        <w:t>hi: 3</w:t>
-      </w:r>
-      <w:proofErr w:type="gramEnd"/>
-      <w:r>
-        <w:t>,</w:t>
+        <w:t xml:space="preserve">    hello: 4,</w:t>
+      </w:r>
+    </w:p>
+    <w:p>
+      <w:r>
+        <w:t xml:space="preserve">    hi: 3,</w:t>
       </w:r>
     </w:p>
     <w:p>
@@ -4687,15 +4528,7 @@
     </w:p>
     <w:p>
       <w:r>
-        <w:t xml:space="preserve">    </w:t>
-      </w:r>
-      <w:proofErr w:type="spellStart"/>
-      <w:r>
-        <w:t>asia</w:t>
-      </w:r>
-      <w:proofErr w:type="spellEnd"/>
-      <w:r>
-        <w:t>: 3</w:t>
+        <w:t xml:space="preserve">    asia: 3</w:t>
       </w:r>
     </w:p>
     <w:p>
@@ -4791,13 +4624,8 @@
       </w:r>
     </w:p>
     <w:p>
-      <w:proofErr w:type="gramStart"/>
-      <w:r>
-        <w:t>hello →</w:t>
-      </w:r>
-      <w:proofErr w:type="gramEnd"/>
-      <w:r>
-        <w:t xml:space="preserve"> 4</w:t>
+      <w:r>
+        <w:t>hello → 4</w:t>
       </w:r>
     </w:p>
     <w:p>
@@ -4823,15 +4651,7 @@
     </w:p>
     <w:p>
       <w:r>
-        <w:t>&lt;</w:t>
-      </w:r>
-      <w:proofErr w:type="gramStart"/>
-      <w:r>
-        <w:t>hello,[</w:t>
-      </w:r>
-      <w:proofErr w:type="gramEnd"/>
-      <w:r>
-        <w:t>1,1,1,1]&gt;</w:t>
+        <w:t>&lt;hello,[1,1,1,1]&gt;</w:t>
       </w:r>
     </w:p>
     <w:p>
@@ -4841,15 +4661,7 @@
     </w:p>
     <w:p>
       <w:r>
-        <w:t xml:space="preserve">     </w:t>
-      </w:r>
-      <w:proofErr w:type="gramStart"/>
-      <w:r>
-        <w:t>hello</w:t>
-      </w:r>
-      <w:proofErr w:type="gramEnd"/>
-      <w:r>
-        <w:t>:4</w:t>
+        <w:t xml:space="preserve">     hello:4</w:t>
       </w:r>
     </w:p>
     <w:p>
@@ -4879,46 +4691,18 @@
       </w:r>
     </w:p>
     <w:p>
-      <w:proofErr w:type="spellStart"/>
-      <w:proofErr w:type="gramStart"/>
-      <w:r>
-        <w:t>hashcode</w:t>
-      </w:r>
-      <w:proofErr w:type="spellEnd"/>
-      <w:r>
-        <w:t>(</w:t>
-      </w:r>
-      <w:proofErr w:type="gramEnd"/>
-      <w:r>
-        <w:t>)</w:t>
-      </w:r>
-    </w:p>
-    <w:p>
-      <w:proofErr w:type="gramStart"/>
-      <w:r>
-        <w:t>hello</w:t>
-      </w:r>
-      <w:proofErr w:type="gramEnd"/>
-      <w:r>
-        <w:t xml:space="preserve"> - 10 % 2</w:t>
-      </w:r>
-    </w:p>
-    <w:p>
-      <w:proofErr w:type="gramStart"/>
-      <w:r>
-        <w:t>hi</w:t>
-      </w:r>
-      <w:proofErr w:type="gramEnd"/>
-      <w:r>
-        <w:t xml:space="preserve"> - </w:t>
-      </w:r>
-      <w:proofErr w:type="gramStart"/>
-      <w:r>
-        <w:t>9 %</w:t>
-      </w:r>
-      <w:proofErr w:type="gramEnd"/>
-      <w:r>
-        <w:t xml:space="preserve"> 2</w:t>
+      <w:r>
+        <w:t>hashcode()</w:t>
+      </w:r>
+    </w:p>
+    <w:p>
+      <w:r>
+        <w:t>hello - 10 % 2</w:t>
+      </w:r>
+    </w:p>
+    <w:p>
+      <w:r>
+        <w:t>hi - 9 % 2</w:t>
       </w:r>
     </w:p>
     <w:p>
@@ -4927,13 +4711,8 @@
       </w:r>
     </w:p>
     <w:p>
-      <w:proofErr w:type="spellStart"/>
-      <w:r>
-        <w:t>asia</w:t>
-      </w:r>
-      <w:proofErr w:type="spellEnd"/>
-      <w:r>
-        <w:t xml:space="preserve"> - 8 % 2</w:t>
+      <w:r>
+        <w:t>asia - 8 % 2</w:t>
       </w:r>
     </w:p>
     <w:p>
@@ -4999,13 +4778,8 @@
     </w:p>
     <w:p>
       <w:r>
-        <w:t xml:space="preserve">partition = hash(key) % </w:t>
-      </w:r>
-      <w:proofErr w:type="spellStart"/>
-      <w:r>
-        <w:t>number_of_reducers</w:t>
-      </w:r>
-      <w:proofErr w:type="spellEnd"/>
+        <w:t>partition = hash(key) % number_of_reducers</w:t>
+      </w:r>
     </w:p>
     <w:p>
       <w:r>
@@ -5059,15 +4833,7 @@
     </w:p>
     <w:p>
       <w:r>
-        <w:t xml:space="preserve">The exact hash values in your notes are illustrative; you shouldn't memorize those </w:t>
-      </w:r>
-      <w:proofErr w:type="gramStart"/>
-      <w:r>
-        <w:t>particular numbers</w:t>
-      </w:r>
-      <w:proofErr w:type="gramEnd"/>
-      <w:r>
-        <w:t>.</w:t>
+        <w:t>The exact hash values in your notes are illustrative; you shouldn't memorize those particular numbers.</w:t>
       </w:r>
     </w:p>
     <w:p>
@@ -5170,13 +4936,8 @@
       </w:r>
     </w:p>
     <w:p>
-      <w:proofErr w:type="gramStart"/>
-      <w:r>
-        <w:t>So</w:t>
-      </w:r>
-      <w:proofErr w:type="gramEnd"/>
-      <w:r>
-        <w:t xml:space="preserve"> Hadoop rearranges the data:</w:t>
+      <w:r>
+        <w:t>So Hadoop rearranges the data:</w:t>
       </w:r>
     </w:p>
     <w:p>
@@ -5226,13 +4987,8 @@
     </w:p>
     <w:p>
       <w:r>
-        <w:t xml:space="preserve">                             </w:t>
-      </w:r>
-      <w:proofErr w:type="spellStart"/>
-      <w:r>
-        <w:t>asia</w:t>
-      </w:r>
-      <w:proofErr w:type="spellEnd"/>
+        <w:t xml:space="preserve">                             asia</w:t>
+      </w:r>
     </w:p>
     <w:p>
       <w:r>
@@ -5306,15 +5062,7 @@
     </w:p>
     <w:p>
       <w:r>
-        <w:t xml:space="preserve">Its job is </w:t>
-      </w:r>
-      <w:proofErr w:type="gramStart"/>
-      <w:r>
-        <w:t>essentially</w:t>
-      </w:r>
-      <w:proofErr w:type="gramEnd"/>
-      <w:r>
-        <w:t>:</w:t>
+        <w:t>Its job is essentially:</w:t>
       </w:r>
     </w:p>
     <w:p>
@@ -5502,13 +5250,8 @@
               <w:spacing w:after="160"/>
               <w:cnfStyle w:val="000000000000" w:firstRow="0" w:lastRow="0" w:firstColumn="0" w:lastColumn="0" w:oddVBand="0" w:evenVBand="0" w:oddHBand="0" w:evenHBand="0" w:firstRowFirstColumn="0" w:firstRowLastColumn="0" w:lastRowFirstColumn="0" w:lastRowLastColumn="0"/>
             </w:pPr>
-            <w:proofErr w:type="gramStart"/>
-            <w:r>
-              <w:t xml:space="preserve">[1, </w:t>
-            </w:r>
-            <w:proofErr w:type="gramEnd"/>
-            <w:r>
-              <w:t>1, 1, 1]</w:t>
+            <w:r>
+              <w:t>[1, 1, 1, 1]</w:t>
             </w:r>
           </w:p>
         </w:tc>
@@ -5542,11 +5285,9 @@
             <w:pPr>
               <w:spacing w:after="160"/>
             </w:pPr>
-            <w:proofErr w:type="spellStart"/>
             <w:r>
               <w:t>asia</w:t>
             </w:r>
-            <w:proofErr w:type="spellEnd"/>
           </w:p>
         </w:tc>
         <w:tc>
@@ -5614,11 +5355,9 @@
       </w:r>
     </w:p>
     <w:p>
-      <w:proofErr w:type="gramStart"/>
       <w:r>
         <w:t>hi</w:t>
       </w:r>
-      <w:proofErr w:type="gramEnd"/>
     </w:p>
     <w:p>
       <w:r>
@@ -5626,11 +5365,9 @@
       </w:r>
     </w:p>
     <w:p>
-      <w:proofErr w:type="spellStart"/>
       <w:r>
         <w:t>india</w:t>
       </w:r>
-      <w:proofErr w:type="spellEnd"/>
     </w:p>
     <w:p>
       <w:r>
@@ -5852,11 +5589,9 @@
             <w:pPr>
               <w:spacing w:after="160"/>
             </w:pPr>
-            <w:proofErr w:type="spellStart"/>
             <w:r>
               <w:t>india</w:t>
             </w:r>
-            <w:proofErr w:type="spellEnd"/>
           </w:p>
         </w:tc>
         <w:tc>
@@ -5903,29 +5638,14 @@
       </w:r>
     </w:p>
     <w:p>
-      <w:proofErr w:type="gramStart"/>
-      <w:r>
-        <w:t>hello →</w:t>
-      </w:r>
-      <w:proofErr w:type="gramEnd"/>
-      <w:r>
-        <w:t xml:space="preserve"> 4</w:t>
-      </w:r>
-    </w:p>
-    <w:p>
-      <w:proofErr w:type="spellStart"/>
-      <w:proofErr w:type="gramStart"/>
+      <w:r>
+        <w:t>hello → 4</w:t>
+      </w:r>
+    </w:p>
+    <w:p>
       <w:r>
         <w:lastRenderedPageBreak/>
-        <w:t>asia</w:t>
-      </w:r>
-      <w:proofErr w:type="spellEnd"/>
-      <w:r>
-        <w:t xml:space="preserve">  →</w:t>
-      </w:r>
-      <w:proofErr w:type="gramEnd"/>
-      <w:r>
-        <w:t xml:space="preserve"> 3</w:t>
+        <w:t>asia  → 3</w:t>
       </w:r>
     </w:p>
     <w:p/>
@@ -5935,13 +5655,8 @@
       </w:r>
     </w:p>
     <w:p>
-      <w:proofErr w:type="gramStart"/>
-      <w:r>
-        <w:t>hi    →</w:t>
-      </w:r>
-      <w:proofErr w:type="gramEnd"/>
-      <w:r>
-        <w:t xml:space="preserve"> 3</w:t>
+      <w:r>
+        <w:t>hi    → 3</w:t>
       </w:r>
     </w:p>
     <w:p>
@@ -5950,13 +5665,8 @@
       </w:r>
     </w:p>
     <w:p>
-      <w:proofErr w:type="spellStart"/>
-      <w:r>
-        <w:t>india</w:t>
-      </w:r>
-      <w:proofErr w:type="spellEnd"/>
-      <w:r>
-        <w:t xml:space="preserve"> → 1</w:t>
+      <w:r>
+        <w:t>india → 1</w:t>
       </w:r>
     </w:p>
     <w:p>
@@ -5996,7 +5706,7 @@
           <w:noProof/>
         </w:rPr>
         <w:drawing>
-          <wp:inline distT="0" distB="0" distL="0" distR="0" wp14:anchorId="0A40C106" wp14:editId="301A2F20">
+          <wp:inline distT="0" distB="0" distL="0" distR="0" wp14:anchorId="0A40C106" wp14:editId="3B7C5DBE">
             <wp:extent cx="5943600" cy="3962400"/>
             <wp:effectExtent l="0" t="0" r="0" b="0"/>
             <wp:docPr id="1" name="Picture 1" descr="Hadoop MapReduce flow infographic showing HDFS input, block splitting, mappers, shuffle, reducers, and output word count table."/>
@@ -6345,13 +6055,8 @@
             <w:pPr>
               <w:cnfStyle w:val="000000100000" w:firstRow="0" w:lastRow="0" w:firstColumn="0" w:lastColumn="0" w:oddVBand="0" w:evenVBand="0" w:oddHBand="1" w:evenHBand="0" w:firstRowFirstColumn="0" w:firstRowLastColumn="0" w:lastRowFirstColumn="0" w:lastRowLastColumn="0"/>
             </w:pPr>
-            <w:proofErr w:type="gramStart"/>
-            <w:r>
-              <w:t>hello →</w:t>
-            </w:r>
-            <w:proofErr w:type="gramEnd"/>
-            <w:r>
-              <w:t xml:space="preserve"> [1, 1, 1, 1]</w:t>
+            <w:r>
+              <w:t>hello → [1, 1, 1, 1]</w:t>
             </w:r>
           </w:p>
         </w:tc>
@@ -6396,13 +6101,8 @@
             <w:pPr>
               <w:cnfStyle w:val="000000000000" w:firstRow="0" w:lastRow="0" w:firstColumn="0" w:lastColumn="0" w:oddVBand="0" w:evenVBand="0" w:oddHBand="0" w:evenHBand="0" w:firstRowFirstColumn="0" w:firstRowLastColumn="0" w:lastRowFirstColumn="0" w:lastRowLastColumn="0"/>
             </w:pPr>
-            <w:proofErr w:type="gramStart"/>
-            <w:r>
-              <w:t>hello →</w:t>
-            </w:r>
-            <w:proofErr w:type="gramEnd"/>
-            <w:r>
-              <w:t xml:space="preserve"> 4</w:t>
+            <w:r>
+              <w:t>hello → 4</w:t>
             </w:r>
           </w:p>
         </w:tc>
@@ -6442,15 +6142,7 @@
     </w:p>
     <w:p>
       <w:r>
-        <w:t xml:space="preserve">SELECT word, </w:t>
-      </w:r>
-      <w:proofErr w:type="gramStart"/>
-      <w:r>
-        <w:t>COUNT(</w:t>
-      </w:r>
-      <w:proofErr w:type="gramEnd"/>
-      <w:r>
-        <w:t>*)</w:t>
+        <w:t>SELECT word, COUNT(*)</w:t>
       </w:r>
     </w:p>
     <w:p>
@@ -6475,15 +6167,7 @@
     </w:p>
     <w:p>
       <w:r>
-        <w:t xml:space="preserve">SELECT word, </w:t>
-      </w:r>
-      <w:proofErr w:type="gramStart"/>
-      <w:r>
-        <w:t>COUNT(</w:t>
-      </w:r>
-      <w:proofErr w:type="gramEnd"/>
-      <w:r>
-        <w:t>*)</w:t>
+        <w:t>SELECT word, COUNT(*)</w:t>
       </w:r>
     </w:p>
     <w:p>
@@ -6534,13 +6218,8 @@
       </w:r>
     </w:p>
     <w:p>
-      <w:proofErr w:type="gramStart"/>
-      <w:r>
-        <w:t>group</w:t>
-      </w:r>
-      <w:proofErr w:type="gramEnd"/>
-      <w:r>
-        <w:t xml:space="preserve"> same words</w:t>
+      <w:r>
+        <w:t>group same words</w:t>
       </w:r>
     </w:p>
     <w:p/>
@@ -6561,13 +6240,8 @@
       </w:r>
     </w:p>
     <w:p>
-      <w:proofErr w:type="gramStart"/>
-      <w:r>
-        <w:t>So</w:t>
-      </w:r>
-      <w:proofErr w:type="gramEnd"/>
-      <w:r>
-        <w:t xml:space="preserve"> you can think:</w:t>
+      <w:r>
+        <w:t>So you can think:</w:t>
       </w:r>
     </w:p>
     <w:p>
@@ -6587,15 +6261,7 @@
     </w:p>
     <w:p>
       <w:r>
-        <w:t xml:space="preserve">Not </w:t>
-      </w:r>
-      <w:proofErr w:type="gramStart"/>
-      <w:r>
-        <w:t>exactly identical</w:t>
-      </w:r>
-      <w:proofErr w:type="gramEnd"/>
-      <w:r>
-        <w:t xml:space="preserve"> internally, but it's a useful conceptual connection.</w:t>
+        <w:t>Not exactly identical internally, but it's a useful conceptual connection.</w:t>
       </w:r>
     </w:p>
     <w:p>
@@ -6616,21 +6282,7 @@
         <w:rPr>
           <w:rFonts w:cstheme="minorBidi"/>
         </w:rPr>
-        <w:t xml:space="preserve">13. </w:t>
-      </w:r>
-      <w:proofErr w:type="gramStart"/>
-      <w:r>
-        <w:rPr>
-          <w:rFonts w:cstheme="minorBidi"/>
-        </w:rPr>
-        <w:t>SUM(</w:t>
-      </w:r>
-      <w:proofErr w:type="gramEnd"/>
-      <w:r>
-        <w:rPr>
-          <w:rFonts w:cstheme="minorBidi"/>
-        </w:rPr>
-        <w:t>salary) Using MapReduce</w:t>
+        <w:t>13. SUM(salary) Using MapReduce</w:t>
       </w:r>
     </w:p>
     <w:p>
@@ -6640,15 +6292,7 @@
     </w:p>
     <w:p>
       <w:r>
-        <w:t xml:space="preserve">SELECT name, </w:t>
-      </w:r>
-      <w:proofErr w:type="gramStart"/>
-      <w:r>
-        <w:t>SUM(</w:t>
-      </w:r>
-      <w:proofErr w:type="gramEnd"/>
-      <w:r>
-        <w:t>salary)</w:t>
+        <w:t>SELECT name, SUM(salary)</w:t>
       </w:r>
     </w:p>
     <w:p>
@@ -6706,21 +6350,7 @@
               <w:rPr>
                 <w:rFonts w:ascii="Times New Roman" w:hAnsi="Times New Roman"/>
               </w:rPr>
-              <w:t xml:space="preserve">Input table for </w:t>
-            </w:r>
-            <w:proofErr w:type="gramStart"/>
-            <w:r>
-              <w:rPr>
-                <w:rFonts w:ascii="Times New Roman" w:hAnsi="Times New Roman"/>
-              </w:rPr>
-              <w:t>SUM(</w:t>
-            </w:r>
-            <w:proofErr w:type="gramEnd"/>
-            <w:r>
-              <w:rPr>
-                <w:rFonts w:ascii="Times New Roman" w:hAnsi="Times New Roman"/>
-              </w:rPr>
-              <w:t>salary)</w:t>
+              <w:t>Input table for SUM(salary)</w:t>
             </w:r>
           </w:p>
         </w:tc>
@@ -7043,21 +6673,7 @@
               <w:rPr>
                 <w:rFonts w:ascii="Times New Roman" w:hAnsi="Times New Roman"/>
               </w:rPr>
-              <w:t xml:space="preserve">Final reducer output for </w:t>
-            </w:r>
-            <w:proofErr w:type="gramStart"/>
-            <w:r>
-              <w:rPr>
-                <w:rFonts w:ascii="Times New Roman" w:hAnsi="Times New Roman"/>
-              </w:rPr>
-              <w:t>SUM(</w:t>
-            </w:r>
-            <w:proofErr w:type="gramEnd"/>
-            <w:r>
-              <w:rPr>
-                <w:rFonts w:ascii="Times New Roman" w:hAnsi="Times New Roman"/>
-              </w:rPr>
-              <w:t>salary)</w:t>
+              <w:t>Final reducer output for SUM(salary)</w:t>
             </w:r>
           </w:p>
         </w:tc>
@@ -7180,15 +6796,7 @@
     </w:p>
     <w:p>
       <w:r>
-        <w:t xml:space="preserve">SELECT name, </w:t>
-      </w:r>
-      <w:proofErr w:type="gramStart"/>
-      <w:r>
-        <w:t>SUM(</w:t>
-      </w:r>
-      <w:proofErr w:type="gramEnd"/>
-      <w:r>
-        <w:t>salary)</w:t>
+        <w:t>SELECT name, SUM(salary)</w:t>
       </w:r>
     </w:p>
     <w:p>
@@ -7254,15 +6862,7 @@
     </w:p>
     <w:p>
       <w:r>
-        <w:t xml:space="preserve">&lt;name, </w:t>
-      </w:r>
-      <w:proofErr w:type="spellStart"/>
-      <w:r>
-        <w:t>total_salary</w:t>
-      </w:r>
-      <w:proofErr w:type="spellEnd"/>
-      <w:r>
-        <w:t>&gt;</w:t>
+        <w:t>&lt;name, total_salary&gt;</w:t>
       </w:r>
     </w:p>
     <w:p>
@@ -7387,15 +6987,7 @@
     </w:p>
     <w:p>
       <w:r>
-        <w:t xml:space="preserve">└── </w:t>
-      </w:r>
-      <w:proofErr w:type="gramStart"/>
-      <w:r>
-        <w:t>MapReduce  →</w:t>
-      </w:r>
-      <w:proofErr w:type="gramEnd"/>
-      <w:r>
-        <w:t xml:space="preserve"> Batch processing</w:t>
+        <w:t>└── MapReduce  → Batch processing</w:t>
       </w:r>
     </w:p>
     <w:p>
@@ -7546,14 +7138,9 @@
       </w:r>
     </w:p>
     <w:p>
-      <w:proofErr w:type="gramStart"/>
       <w:r>
         <w:lastRenderedPageBreak/>
-        <w:t>hello →</w:t>
-      </w:r>
-      <w:proofErr w:type="gramEnd"/>
-      <w:r>
-        <w:t xml:space="preserve"> [1,1,1,1]</w:t>
+        <w:t>hello → [1,1,1,1]</w:t>
       </w:r>
     </w:p>
     <w:p>
@@ -7563,15 +7150,7 @@
     </w:p>
     <w:p>
       <w:r>
-        <w:t xml:space="preserve">       </w:t>
-      </w:r>
-      <w:proofErr w:type="gramStart"/>
-      <w:r>
-        <w:t>hello</w:t>
-      </w:r>
-      <w:proofErr w:type="gramEnd"/>
-      <w:r>
-        <w:t>:4</w:t>
+        <w:t xml:space="preserve">       hello:4</w:t>
       </w:r>
     </w:p>
     <w:p>
@@ -7615,13 +7194,8 @@
       </w:r>
     </w:p>
     <w:p>
-      <w:proofErr w:type="gramStart"/>
-      <w:r>
-        <w:t>So</w:t>
-      </w:r>
-      <w:proofErr w:type="gramEnd"/>
-      <w:r>
-        <w:t xml:space="preserve"> the complete picture is:</w:t>
+      <w:r>
+        <w:t>So the complete picture is:</w:t>
       </w:r>
     </w:p>
     <w:p>
@@ -7694,15 +7268,2528 @@
         <w:t>In one sentence:</w:t>
       </w:r>
       <w:r>
-        <w:t xml:space="preserve"> Hadoop takes a very large file, splits it into blocks stored across multiple machines, processes those blocks in parallel using mappers, shuffles/group the mapper output by key, and uses reducers to produce </w:t>
-      </w:r>
-      <w:proofErr w:type="gramStart"/>
-      <w:r>
-        <w:t>the final result</w:t>
-      </w:r>
-      <w:proofErr w:type="gramEnd"/>
-      <w:r>
-        <w:t>.</w:t>
+        <w:t> Hadoop takes a very large file, splits it into blocks stored across multiple machines, processes those blocks in parallel using mappers, shuffles/group the mapper output by key, and uses reducers to produce the final result.</w:t>
+      </w:r>
+    </w:p>
+    <w:p/>
+    <w:p>
+      <w:pPr>
+        <w:pStyle w:val="Heading1"/>
+        <w:divId w:val="1927954651"/>
+        <w:rPr>
+          <w:rFonts w:cstheme="minorBidi"/>
+        </w:rPr>
+      </w:pPr>
+      <w:r>
+        <w:rPr>
+          <w:rFonts w:cstheme="minorBidi"/>
+        </w:rPr>
+        <w:lastRenderedPageBreak/>
+        <w:t>Hive &amp; Hadoop —</w:t>
+      </w:r>
+    </w:p>
+    <w:p>
+      <w:pPr>
+        <w:pStyle w:val="Heading2"/>
+        <w:divId w:val="2129084276"/>
+        <w:rPr>
+          <w:rFonts w:cstheme="minorBidi"/>
+        </w:rPr>
+      </w:pPr>
+      <w:r>
+        <w:rPr>
+          <w:rFonts w:cstheme="minorBidi"/>
+        </w:rPr>
+        <w:t>1. Columnar Storage and Parquet</w:t>
+      </w:r>
+    </w:p>
+    <w:tbl>
+      <w:tblPr>
+        <w:tblStyle w:val="GridTable4-Accent1"/>
+        <w:tblW w:w="5000" w:type="pct"/>
+        <w:tblLook w:val="04A0" w:firstRow="1" w:lastRow="0" w:firstColumn="1" w:lastColumn="0" w:noHBand="0" w:noVBand="1"/>
+      </w:tblPr>
+      <w:tblGrid>
+        <w:gridCol w:w="1652"/>
+        <w:gridCol w:w="3433"/>
+        <w:gridCol w:w="4265"/>
+      </w:tblGrid>
+      <w:tr>
+        <w:trPr>
+          <w:cnfStyle w:val="100000000000" w:firstRow="1" w:lastRow="0" w:firstColumn="0" w:lastColumn="0" w:oddVBand="0" w:evenVBand="0" w:oddHBand="0" w:evenHBand="0" w:firstRowFirstColumn="0" w:firstRowLastColumn="0" w:lastRowFirstColumn="0" w:lastRowLastColumn="0"/>
+          <w:divId w:val="2129084276"/>
+        </w:trPr>
+        <w:tc>
+          <w:tcPr>
+            <w:cnfStyle w:val="001000000000" w:firstRow="0" w:lastRow="0" w:firstColumn="1" w:lastColumn="0" w:oddVBand="0" w:evenVBand="0" w:oddHBand="0" w:evenHBand="0" w:firstRowFirstColumn="0" w:firstRowLastColumn="0" w:lastRowFirstColumn="0" w:lastRowLastColumn="0"/>
+            <w:tcW w:w="0" w:type="auto"/>
+            <w:hideMark/>
+          </w:tcPr>
+          <w:p>
+            <w:pPr>
+              <w:spacing w:after="160"/>
+              <w:rPr>
+                <w:rFonts w:cs="Times New Roman"/>
+              </w:rPr>
+            </w:pPr>
+            <w:r>
+              <w:t>Concept</w:t>
+            </w:r>
+          </w:p>
+        </w:tc>
+        <w:tc>
+          <w:tcPr>
+            <w:tcW w:w="0" w:type="auto"/>
+            <w:hideMark/>
+          </w:tcPr>
+          <w:p>
+            <w:pPr>
+              <w:spacing w:after="160"/>
+              <w:cnfStyle w:val="100000000000" w:firstRow="1" w:lastRow="0" w:firstColumn="0" w:lastColumn="0" w:oddVBand="0" w:evenVBand="0" w:oddHBand="0" w:evenHBand="0" w:firstRowFirstColumn="0" w:firstRowLastColumn="0" w:lastRowFirstColumn="0" w:lastRowLastColumn="0"/>
+            </w:pPr>
+            <w:r>
+              <w:t>Meaning</w:t>
+            </w:r>
+          </w:p>
+        </w:tc>
+        <w:tc>
+          <w:tcPr>
+            <w:tcW w:w="0" w:type="auto"/>
+            <w:hideMark/>
+          </w:tcPr>
+          <w:p>
+            <w:pPr>
+              <w:spacing w:after="160"/>
+              <w:cnfStyle w:val="100000000000" w:firstRow="1" w:lastRow="0" w:firstColumn="0" w:lastColumn="0" w:oddVBand="0" w:evenVBand="0" w:oddHBand="0" w:evenHBand="0" w:firstRowFirstColumn="0" w:firstRowLastColumn="0" w:lastRowFirstColumn="0" w:lastRowLastColumn="0"/>
+            </w:pPr>
+            <w:r>
+              <w:t>Benefit / Example</w:t>
+            </w:r>
+          </w:p>
+        </w:tc>
+      </w:tr>
+      <w:tr>
+        <w:trPr>
+          <w:cnfStyle w:val="000000100000" w:firstRow="0" w:lastRow="0" w:firstColumn="0" w:lastColumn="0" w:oddVBand="0" w:evenVBand="0" w:oddHBand="1" w:evenHBand="0" w:firstRowFirstColumn="0" w:firstRowLastColumn="0" w:lastRowFirstColumn="0" w:lastRowLastColumn="0"/>
+          <w:divId w:val="2129084276"/>
+        </w:trPr>
+        <w:tc>
+          <w:tcPr>
+            <w:cnfStyle w:val="001000000000" w:firstRow="0" w:lastRow="0" w:firstColumn="1" w:lastColumn="0" w:oddVBand="0" w:evenVBand="0" w:oddHBand="0" w:evenHBand="0" w:firstRowFirstColumn="0" w:firstRowLastColumn="0" w:lastRowFirstColumn="0" w:lastRowLastColumn="0"/>
+            <w:tcW w:w="0" w:type="auto"/>
+            <w:hideMark/>
+          </w:tcPr>
+          <w:p>
+            <w:pPr>
+              <w:spacing w:after="160"/>
+            </w:pPr>
+            <w:r>
+              <w:t>Columnar format</w:t>
+            </w:r>
+          </w:p>
+        </w:tc>
+        <w:tc>
+          <w:tcPr>
+            <w:tcW w:w="0" w:type="auto"/>
+            <w:hideMark/>
+          </w:tcPr>
+          <w:p>
+            <w:pPr>
+              <w:spacing w:after="160"/>
+              <w:cnfStyle w:val="000000100000" w:firstRow="0" w:lastRow="0" w:firstColumn="0" w:lastColumn="0" w:oddVBand="0" w:evenVBand="0" w:oddHBand="1" w:evenHBand="0" w:firstRowFirstColumn="0" w:firstRowLastColumn="0" w:lastRowFirstColumn="0" w:lastRowLastColumn="0"/>
+            </w:pPr>
+            <w:r>
+              <w:t>Stores values column by column instead of row by row.</w:t>
+            </w:r>
+          </w:p>
+        </w:tc>
+        <w:tc>
+          <w:tcPr>
+            <w:tcW w:w="0" w:type="auto"/>
+            <w:hideMark/>
+          </w:tcPr>
+          <w:p>
+            <w:pPr>
+              <w:spacing w:after="160"/>
+              <w:cnfStyle w:val="000000100000" w:firstRow="0" w:lastRow="0" w:firstColumn="0" w:lastColumn="0" w:oddVBand="0" w:evenVBand="0" w:oddHBand="1" w:evenHBand="0" w:firstRowFirstColumn="0" w:firstRowLastColumn="0" w:lastRowFirstColumn="0" w:lastRowLastColumn="0"/>
+            </w:pPr>
+            <w:r>
+              <w:t>Reads only required columns, reducing data scanned.</w:t>
+            </w:r>
+          </w:p>
+        </w:tc>
+      </w:tr>
+      <w:tr>
+        <w:trPr>
+          <w:divId w:val="2129084276"/>
+        </w:trPr>
+        <w:tc>
+          <w:tcPr>
+            <w:cnfStyle w:val="001000000000" w:firstRow="0" w:lastRow="0" w:firstColumn="1" w:lastColumn="0" w:oddVBand="0" w:evenVBand="0" w:oddHBand="0" w:evenHBand="0" w:firstRowFirstColumn="0" w:firstRowLastColumn="0" w:lastRowFirstColumn="0" w:lastRowLastColumn="0"/>
+            <w:tcW w:w="0" w:type="auto"/>
+            <w:hideMark/>
+          </w:tcPr>
+          <w:p>
+            <w:pPr>
+              <w:spacing w:after="160"/>
+            </w:pPr>
+            <w:r>
+              <w:t>Parquet</w:t>
+            </w:r>
+          </w:p>
+        </w:tc>
+        <w:tc>
+          <w:tcPr>
+            <w:tcW w:w="0" w:type="auto"/>
+            <w:hideMark/>
+          </w:tcPr>
+          <w:p>
+            <w:pPr>
+              <w:spacing w:after="160"/>
+              <w:cnfStyle w:val="000000000000" w:firstRow="0" w:lastRow="0" w:firstColumn="0" w:lastColumn="0" w:oddVBand="0" w:evenVBand="0" w:oddHBand="0" w:evenHBand="0" w:firstRowFirstColumn="0" w:firstRowLastColumn="0" w:lastRowFirstColumn="0" w:lastRowLastColumn="0"/>
+            </w:pPr>
+            <w:r>
+              <w:t>Compressed columnar file format.</w:t>
+            </w:r>
+          </w:p>
+        </w:tc>
+        <w:tc>
+          <w:tcPr>
+            <w:tcW w:w="0" w:type="auto"/>
+            <w:hideMark/>
+          </w:tcPr>
+          <w:p>
+            <w:pPr>
+              <w:spacing w:after="160"/>
+              <w:cnfStyle w:val="000000000000" w:firstRow="0" w:lastRow="0" w:firstColumn="0" w:lastColumn="0" w:oddVBand="0" w:evenVBand="0" w:oddHBand="0" w:evenHBand="0" w:firstRowFirstColumn="0" w:firstRowLastColumn="0" w:lastRowFirstColumn="0" w:lastRowLastColumn="0"/>
+            </w:pPr>
+            <w:r>
+              <w:t>Smaller and usually faster for analytics than CSV; supports column pruning.</w:t>
+            </w:r>
+          </w:p>
+        </w:tc>
+      </w:tr>
+      <w:tr>
+        <w:trPr>
+          <w:cnfStyle w:val="000000100000" w:firstRow="0" w:lastRow="0" w:firstColumn="0" w:lastColumn="0" w:oddVBand="0" w:evenVBand="0" w:oddHBand="1" w:evenHBand="0" w:firstRowFirstColumn="0" w:firstRowLastColumn="0" w:lastRowFirstColumn="0" w:lastRowLastColumn="0"/>
+          <w:divId w:val="2129084276"/>
+        </w:trPr>
+        <w:tc>
+          <w:tcPr>
+            <w:cnfStyle w:val="001000000000" w:firstRow="0" w:lastRow="0" w:firstColumn="1" w:lastColumn="0" w:oddVBand="0" w:evenVBand="0" w:oddHBand="0" w:evenHBand="0" w:firstRowFirstColumn="0" w:firstRowLastColumn="0" w:lastRowFirstColumn="0" w:lastRowLastColumn="0"/>
+            <w:tcW w:w="0" w:type="auto"/>
+            <w:hideMark/>
+          </w:tcPr>
+          <w:p>
+            <w:pPr>
+              <w:spacing w:after="160"/>
+            </w:pPr>
+            <w:r>
+              <w:t>Examples</w:t>
+            </w:r>
+          </w:p>
+        </w:tc>
+        <w:tc>
+          <w:tcPr>
+            <w:tcW w:w="0" w:type="auto"/>
+            <w:hideMark/>
+          </w:tcPr>
+          <w:p>
+            <w:pPr>
+              <w:spacing w:after="160"/>
+              <w:cnfStyle w:val="000000100000" w:firstRow="0" w:lastRow="0" w:firstColumn="0" w:lastColumn="0" w:oddVBand="0" w:evenVBand="0" w:oddHBand="1" w:evenHBand="0" w:firstRowFirstColumn="0" w:firstRowLastColumn="0" w:lastRowFirstColumn="0" w:lastRowLastColumn="0"/>
+            </w:pPr>
+            <w:r>
+              <w:t>Parquet and ORC</w:t>
+            </w:r>
+          </w:p>
+        </w:tc>
+        <w:tc>
+          <w:tcPr>
+            <w:tcW w:w="0" w:type="auto"/>
+            <w:hideMark/>
+          </w:tcPr>
+          <w:p>
+            <w:pPr>
+              <w:spacing w:after="160"/>
+              <w:cnfStyle w:val="000000100000" w:firstRow="0" w:lastRow="0" w:firstColumn="0" w:lastColumn="0" w:oddVBand="0" w:evenVBand="0" w:oddHBand="1" w:evenHBand="0" w:firstRowFirstColumn="0" w:firstRowLastColumn="0" w:lastRowFirstColumn="0" w:lastRowLastColumn="0"/>
+            </w:pPr>
+            <w:r>
+              <w:t>Designed for analytical workloads.</w:t>
+            </w:r>
+          </w:p>
+        </w:tc>
+      </w:tr>
+    </w:tbl>
+    <w:p>
+      <w:pPr>
+        <w:divId w:val="2129084276"/>
+        <w:rPr>
+          <w:rFonts w:ascii="Aptos" w:hAnsi="Aptos" w:cs="Times New Roman"/>
+        </w:rPr>
+      </w:pPr>
+    </w:p>
+    <w:p>
+      <w:pPr>
+        <w:divId w:val="2129084276"/>
+      </w:pPr>
+      <w:r>
+        <w:rPr>
+          <w:b/>
+          <w:bCs/>
+        </w:rPr>
+        <w:t>Quick comparison:</w:t>
+      </w:r>
+      <w:r>
+        <w:t xml:space="preserve"> CSV = row-based; Parquet = column-based and compressed.</w:t>
+      </w:r>
+    </w:p>
+    <w:p>
+      <w:r>
+        <w:pict w14:anchorId="7CA0304B">
+          <v:rect id="_x0000_i1137" style="width:0;height:1.5pt" o:hralign="center" o:hrstd="t" o:hr="t" fillcolor="#a0a0a0" stroked="f"/>
+        </w:pict>
+      </w:r>
+    </w:p>
+    <w:p>
+      <w:pPr>
+        <w:pStyle w:val="Heading2"/>
+        <w:divId w:val="455372083"/>
+        <w:rPr>
+          <w:rFonts w:cstheme="minorBidi"/>
+        </w:rPr>
+      </w:pPr>
+      <w:r>
+        <w:rPr>
+          <w:rFonts w:cstheme="minorBidi"/>
+        </w:rPr>
+        <w:t>2. Hive: SQL Layer for Hadoop</w:t>
+      </w:r>
+    </w:p>
+    <w:p>
+      <w:pPr>
+        <w:divId w:val="455372083"/>
+        <w:rPr>
+          <w:rFonts w:cs="Times New Roman"/>
+        </w:rPr>
+      </w:pPr>
+      <w:r>
+        <w:t xml:space="preserve">Hive is a data-warehouse and query layer that lets users analyze large datasets with </w:t>
+      </w:r>
+      <w:r>
+        <w:rPr>
+          <w:b/>
+          <w:bCs/>
+        </w:rPr>
+        <w:t>HiveQL</w:t>
+      </w:r>
+      <w:r>
+        <w:t>, a SQL-like language. The data can remain in HDFS while Hive stores and uses its metadata.</w:t>
+      </w:r>
+    </w:p>
+    <w:tbl>
+      <w:tblPr>
+        <w:tblStyle w:val="GridTable4-Accent1"/>
+        <w:tblW w:w="5000" w:type="pct"/>
+        <w:tblLook w:val="04A0" w:firstRow="1" w:lastRow="0" w:firstColumn="1" w:lastColumn="0" w:noHBand="0" w:noVBand="1"/>
+      </w:tblPr>
+      <w:tblGrid>
+        <w:gridCol w:w="2013"/>
+        <w:gridCol w:w="5470"/>
+        <w:gridCol w:w="1867"/>
+      </w:tblGrid>
+      <w:tr>
+        <w:trPr>
+          <w:cnfStyle w:val="100000000000" w:firstRow="1" w:lastRow="0" w:firstColumn="0" w:lastColumn="0" w:oddVBand="0" w:evenVBand="0" w:oddHBand="0" w:evenHBand="0" w:firstRowFirstColumn="0" w:firstRowLastColumn="0" w:lastRowFirstColumn="0" w:lastRowLastColumn="0"/>
+          <w:divId w:val="455372083"/>
+        </w:trPr>
+        <w:tc>
+          <w:tcPr>
+            <w:cnfStyle w:val="001000000000" w:firstRow="0" w:lastRow="0" w:firstColumn="1" w:lastColumn="0" w:oddVBand="0" w:evenVBand="0" w:oddHBand="0" w:evenHBand="0" w:firstRowFirstColumn="0" w:firstRowLastColumn="0" w:lastRowFirstColumn="0" w:lastRowLastColumn="0"/>
+            <w:tcW w:w="0" w:type="auto"/>
+            <w:hideMark/>
+          </w:tcPr>
+          <w:p>
+            <w:pPr>
+              <w:spacing w:after="160"/>
+            </w:pPr>
+            <w:r>
+              <w:t>Component</w:t>
+            </w:r>
+          </w:p>
+        </w:tc>
+        <w:tc>
+          <w:tcPr>
+            <w:tcW w:w="0" w:type="auto"/>
+            <w:hideMark/>
+          </w:tcPr>
+          <w:p>
+            <w:pPr>
+              <w:spacing w:after="160"/>
+              <w:cnfStyle w:val="100000000000" w:firstRow="1" w:lastRow="0" w:firstColumn="0" w:lastColumn="0" w:oddVBand="0" w:evenVBand="0" w:oddHBand="0" w:evenHBand="0" w:firstRowFirstColumn="0" w:firstRowLastColumn="0" w:lastRowFirstColumn="0" w:lastRowLastColumn="0"/>
+            </w:pPr>
+            <w:r>
+              <w:t>Role</w:t>
+            </w:r>
+          </w:p>
+        </w:tc>
+        <w:tc>
+          <w:tcPr>
+            <w:tcW w:w="0" w:type="auto"/>
+            <w:hideMark/>
+          </w:tcPr>
+          <w:p>
+            <w:pPr>
+              <w:spacing w:after="160"/>
+              <w:cnfStyle w:val="100000000000" w:firstRow="1" w:lastRow="0" w:firstColumn="0" w:lastColumn="0" w:oddVBand="0" w:evenVBand="0" w:oddHBand="0" w:evenHBand="0" w:firstRowFirstColumn="0" w:firstRowLastColumn="0" w:lastRowFirstColumn="0" w:lastRowLastColumn="0"/>
+            </w:pPr>
+            <w:r>
+              <w:t>Memory cue</w:t>
+            </w:r>
+          </w:p>
+        </w:tc>
+      </w:tr>
+      <w:tr>
+        <w:trPr>
+          <w:cnfStyle w:val="000000100000" w:firstRow="0" w:lastRow="0" w:firstColumn="0" w:lastColumn="0" w:oddVBand="0" w:evenVBand="0" w:oddHBand="1" w:evenHBand="0" w:firstRowFirstColumn="0" w:firstRowLastColumn="0" w:lastRowFirstColumn="0" w:lastRowLastColumn="0"/>
+          <w:divId w:val="455372083"/>
+        </w:trPr>
+        <w:tc>
+          <w:tcPr>
+            <w:cnfStyle w:val="001000000000" w:firstRow="0" w:lastRow="0" w:firstColumn="1" w:lastColumn="0" w:oddVBand="0" w:evenVBand="0" w:oddHBand="0" w:evenHBand="0" w:firstRowFirstColumn="0" w:firstRowLastColumn="0" w:lastRowFirstColumn="0" w:lastRowLastColumn="0"/>
+            <w:tcW w:w="0" w:type="auto"/>
+            <w:hideMark/>
+          </w:tcPr>
+          <w:p>
+            <w:pPr>
+              <w:spacing w:after="160"/>
+            </w:pPr>
+            <w:r>
+              <w:t>Driver</w:t>
+            </w:r>
+          </w:p>
+        </w:tc>
+        <w:tc>
+          <w:tcPr>
+            <w:tcW w:w="0" w:type="auto"/>
+            <w:hideMark/>
+          </w:tcPr>
+          <w:p>
+            <w:pPr>
+              <w:spacing w:after="160"/>
+              <w:cnfStyle w:val="000000100000" w:firstRow="0" w:lastRow="0" w:firstColumn="0" w:lastColumn="0" w:oddVBand="0" w:evenVBand="0" w:oddHBand="1" w:evenHBand="0" w:firstRowFirstColumn="0" w:firstRowLastColumn="0" w:lastRowFirstColumn="0" w:lastRowLastColumn="0"/>
+            </w:pPr>
+            <w:r>
+              <w:t>Receives and manages the query.</w:t>
+            </w:r>
+          </w:p>
+        </w:tc>
+        <w:tc>
+          <w:tcPr>
+            <w:tcW w:w="0" w:type="auto"/>
+            <w:hideMark/>
+          </w:tcPr>
+          <w:p>
+            <w:pPr>
+              <w:spacing w:after="160"/>
+              <w:cnfStyle w:val="000000100000" w:firstRow="0" w:lastRow="0" w:firstColumn="0" w:lastColumn="0" w:oddVBand="0" w:evenVBand="0" w:oddHBand="1" w:evenHBand="0" w:firstRowFirstColumn="0" w:firstRowLastColumn="0" w:lastRowFirstColumn="0" w:lastRowLastColumn="0"/>
+            </w:pPr>
+            <w:r>
+              <w:t>Manager</w:t>
+            </w:r>
+          </w:p>
+        </w:tc>
+      </w:tr>
+      <w:tr>
+        <w:trPr>
+          <w:divId w:val="455372083"/>
+        </w:trPr>
+        <w:tc>
+          <w:tcPr>
+            <w:cnfStyle w:val="001000000000" w:firstRow="0" w:lastRow="0" w:firstColumn="1" w:lastColumn="0" w:oddVBand="0" w:evenVBand="0" w:oddHBand="0" w:evenHBand="0" w:firstRowFirstColumn="0" w:firstRowLastColumn="0" w:lastRowFirstColumn="0" w:lastRowLastColumn="0"/>
+            <w:tcW w:w="0" w:type="auto"/>
+            <w:hideMark/>
+          </w:tcPr>
+          <w:p>
+            <w:pPr>
+              <w:spacing w:after="160"/>
+            </w:pPr>
+            <w:r>
+              <w:t>Compiler</w:t>
+            </w:r>
+          </w:p>
+        </w:tc>
+        <w:tc>
+          <w:tcPr>
+            <w:tcW w:w="0" w:type="auto"/>
+            <w:hideMark/>
+          </w:tcPr>
+          <w:p>
+            <w:pPr>
+              <w:spacing w:after="160"/>
+              <w:cnfStyle w:val="000000000000" w:firstRow="0" w:lastRow="0" w:firstColumn="0" w:lastColumn="0" w:oddVBand="0" w:evenVBand="0" w:oddHBand="0" w:evenHBand="0" w:firstRowFirstColumn="0" w:firstRowLastColumn="0" w:lastRowFirstColumn="0" w:lastRowLastColumn="0"/>
+            </w:pPr>
+            <w:r>
+              <w:t>Parses the query and creates an execution plan.</w:t>
+            </w:r>
+          </w:p>
+        </w:tc>
+        <w:tc>
+          <w:tcPr>
+            <w:tcW w:w="0" w:type="auto"/>
+            <w:hideMark/>
+          </w:tcPr>
+          <w:p>
+            <w:pPr>
+              <w:spacing w:after="160"/>
+              <w:cnfStyle w:val="000000000000" w:firstRow="0" w:lastRow="0" w:firstColumn="0" w:lastColumn="0" w:oddVBand="0" w:evenVBand="0" w:oddHBand="0" w:evenHBand="0" w:firstRowFirstColumn="0" w:firstRowLastColumn="0" w:lastRowFirstColumn="0" w:lastRowLastColumn="0"/>
+            </w:pPr>
+            <w:r>
+              <w:t>Planner</w:t>
+            </w:r>
+          </w:p>
+        </w:tc>
+      </w:tr>
+      <w:tr>
+        <w:trPr>
+          <w:cnfStyle w:val="000000100000" w:firstRow="0" w:lastRow="0" w:firstColumn="0" w:lastColumn="0" w:oddVBand="0" w:evenVBand="0" w:oddHBand="1" w:evenHBand="0" w:firstRowFirstColumn="0" w:firstRowLastColumn="0" w:lastRowFirstColumn="0" w:lastRowLastColumn="0"/>
+          <w:divId w:val="455372083"/>
+        </w:trPr>
+        <w:tc>
+          <w:tcPr>
+            <w:cnfStyle w:val="001000000000" w:firstRow="0" w:lastRow="0" w:firstColumn="1" w:lastColumn="0" w:oddVBand="0" w:evenVBand="0" w:oddHBand="0" w:evenHBand="0" w:firstRowFirstColumn="0" w:firstRowLastColumn="0" w:lastRowFirstColumn="0" w:lastRowLastColumn="0"/>
+            <w:tcW w:w="0" w:type="auto"/>
+            <w:hideMark/>
+          </w:tcPr>
+          <w:p>
+            <w:pPr>
+              <w:spacing w:after="160"/>
+            </w:pPr>
+            <w:r>
+              <w:t>Metastore</w:t>
+            </w:r>
+          </w:p>
+        </w:tc>
+        <w:tc>
+          <w:tcPr>
+            <w:tcW w:w="0" w:type="auto"/>
+            <w:hideMark/>
+          </w:tcPr>
+          <w:p>
+            <w:pPr>
+              <w:spacing w:after="160"/>
+              <w:cnfStyle w:val="000000100000" w:firstRow="0" w:lastRow="0" w:firstColumn="0" w:lastColumn="0" w:oddVBand="0" w:evenVBand="0" w:oddHBand="1" w:evenHBand="0" w:firstRowFirstColumn="0" w:firstRowLastColumn="0" w:lastRowFirstColumn="0" w:lastRowLastColumn="0"/>
+            </w:pPr>
+            <w:r>
+              <w:t>Stores table, column, partition, and location metadata.</w:t>
+            </w:r>
+          </w:p>
+        </w:tc>
+        <w:tc>
+          <w:tcPr>
+            <w:tcW w:w="0" w:type="auto"/>
+            <w:hideMark/>
+          </w:tcPr>
+          <w:p>
+            <w:pPr>
+              <w:spacing w:after="160"/>
+              <w:cnfStyle w:val="000000100000" w:firstRow="0" w:lastRow="0" w:firstColumn="0" w:lastColumn="0" w:oddVBand="0" w:evenVBand="0" w:oddHBand="1" w:evenHBand="0" w:firstRowFirstColumn="0" w:firstRowLastColumn="0" w:lastRowFirstColumn="0" w:lastRowLastColumn="0"/>
+            </w:pPr>
+            <w:r>
+              <w:t>Metadata keeper</w:t>
+            </w:r>
+          </w:p>
+        </w:tc>
+      </w:tr>
+      <w:tr>
+        <w:trPr>
+          <w:divId w:val="455372083"/>
+        </w:trPr>
+        <w:tc>
+          <w:tcPr>
+            <w:cnfStyle w:val="001000000000" w:firstRow="0" w:lastRow="0" w:firstColumn="1" w:lastColumn="0" w:oddVBand="0" w:evenVBand="0" w:oddHBand="0" w:evenHBand="0" w:firstRowFirstColumn="0" w:firstRowLastColumn="0" w:lastRowFirstColumn="0" w:lastRowLastColumn="0"/>
+            <w:tcW w:w="0" w:type="auto"/>
+            <w:hideMark/>
+          </w:tcPr>
+          <w:p>
+            <w:pPr>
+              <w:spacing w:after="160"/>
+            </w:pPr>
+            <w:r>
+              <w:t>Execution engine</w:t>
+            </w:r>
+          </w:p>
+        </w:tc>
+        <w:tc>
+          <w:tcPr>
+            <w:tcW w:w="0" w:type="auto"/>
+            <w:hideMark/>
+          </w:tcPr>
+          <w:p>
+            <w:pPr>
+              <w:spacing w:after="160"/>
+              <w:cnfStyle w:val="000000000000" w:firstRow="0" w:lastRow="0" w:firstColumn="0" w:lastColumn="0" w:oddVBand="0" w:evenVBand="0" w:oddHBand="0" w:evenHBand="0" w:firstRowFirstColumn="0" w:firstRowLastColumn="0" w:lastRowFirstColumn="0" w:lastRowLastColumn="0"/>
+            </w:pPr>
+            <w:r>
+              <w:t>Runs the plan using the available processing framework.</w:t>
+            </w:r>
+          </w:p>
+        </w:tc>
+        <w:tc>
+          <w:tcPr>
+            <w:tcW w:w="0" w:type="auto"/>
+            <w:hideMark/>
+          </w:tcPr>
+          <w:p>
+            <w:pPr>
+              <w:spacing w:after="160"/>
+              <w:cnfStyle w:val="000000000000" w:firstRow="0" w:lastRow="0" w:firstColumn="0" w:lastColumn="0" w:oddVBand="0" w:evenVBand="0" w:oddHBand="0" w:evenHBand="0" w:firstRowFirstColumn="0" w:firstRowLastColumn="0" w:lastRowFirstColumn="0" w:lastRowLastColumn="0"/>
+            </w:pPr>
+            <w:r>
+              <w:t>Worker</w:t>
+            </w:r>
+          </w:p>
+        </w:tc>
+      </w:tr>
+      <w:tr>
+        <w:trPr>
+          <w:cnfStyle w:val="000000100000" w:firstRow="0" w:lastRow="0" w:firstColumn="0" w:lastColumn="0" w:oddVBand="0" w:evenVBand="0" w:oddHBand="1" w:evenHBand="0" w:firstRowFirstColumn="0" w:firstRowLastColumn="0" w:lastRowFirstColumn="0" w:lastRowLastColumn="0"/>
+          <w:divId w:val="455372083"/>
+        </w:trPr>
+        <w:tc>
+          <w:tcPr>
+            <w:cnfStyle w:val="001000000000" w:firstRow="0" w:lastRow="0" w:firstColumn="1" w:lastColumn="0" w:oddVBand="0" w:evenVBand="0" w:oddHBand="0" w:evenHBand="0" w:firstRowFirstColumn="0" w:firstRowLastColumn="0" w:lastRowFirstColumn="0" w:lastRowLastColumn="0"/>
+            <w:tcW w:w="0" w:type="auto"/>
+            <w:hideMark/>
+          </w:tcPr>
+          <w:p>
+            <w:pPr>
+              <w:spacing w:after="160"/>
+            </w:pPr>
+            <w:r>
+              <w:t>HDFS</w:t>
+            </w:r>
+          </w:p>
+        </w:tc>
+        <w:tc>
+          <w:tcPr>
+            <w:tcW w:w="0" w:type="auto"/>
+            <w:hideMark/>
+          </w:tcPr>
+          <w:p>
+            <w:pPr>
+              <w:spacing w:after="160"/>
+              <w:cnfStyle w:val="000000100000" w:firstRow="0" w:lastRow="0" w:firstColumn="0" w:lastColumn="0" w:oddVBand="0" w:evenVBand="0" w:oddHBand="1" w:evenHBand="0" w:firstRowFirstColumn="0" w:firstRowLastColumn="0" w:lastRowFirstColumn="0" w:lastRowLastColumn="0"/>
+            </w:pPr>
+            <w:r>
+              <w:t>Stores the actual data files.</w:t>
+            </w:r>
+          </w:p>
+        </w:tc>
+        <w:tc>
+          <w:tcPr>
+            <w:tcW w:w="0" w:type="auto"/>
+            <w:hideMark/>
+          </w:tcPr>
+          <w:p>
+            <w:pPr>
+              <w:spacing w:after="160"/>
+              <w:cnfStyle w:val="000000100000" w:firstRow="0" w:lastRow="0" w:firstColumn="0" w:lastColumn="0" w:oddVBand="0" w:evenVBand="0" w:oddHBand="1" w:evenHBand="0" w:firstRowFirstColumn="0" w:firstRowLastColumn="0" w:lastRowFirstColumn="0" w:lastRowLastColumn="0"/>
+            </w:pPr>
+            <w:r>
+              <w:t>Storage</w:t>
+            </w:r>
+          </w:p>
+        </w:tc>
+      </w:tr>
+    </w:tbl>
+    <w:p>
+      <w:pPr>
+        <w:divId w:val="455372083"/>
+        <w:rPr>
+          <w:rFonts w:ascii="Aptos" w:hAnsi="Aptos" w:cs="Times New Roman"/>
+        </w:rPr>
+      </w:pPr>
+    </w:p>
+    <w:p>
+      <w:pPr>
+        <w:divId w:val="455372083"/>
+      </w:pPr>
+      <w:r>
+        <w:rPr>
+          <w:b/>
+          <w:bCs/>
+        </w:rPr>
+        <w:t>Flow:</w:t>
+      </w:r>
+      <w:r>
+        <w:t xml:space="preserve"> User → Driver → Compiler ↔ Metastore → Execution Engine → HDFS</w:t>
+      </w:r>
+    </w:p>
+    <w:p>
+      <w:r>
+        <w:pict w14:anchorId="2869AAD4">
+          <v:rect id="_x0000_i1138" style="width:0;height:1.5pt" o:hralign="center" o:hrstd="t" o:hr="t" fillcolor="#a0a0a0" stroked="f"/>
+        </w:pict>
+      </w:r>
+    </w:p>
+    <w:p>
+      <w:r>
+        <w:pict w14:anchorId="78CB4AF9">
+          <v:rect id="_x0000_i1139" style="width:0;height:1.5pt" o:hralign="center" o:hrstd="t" o:hr="t" fillcolor="#a0a0a0" stroked="f"/>
+        </w:pict>
+      </w:r>
+    </w:p>
+    <w:p>
+      <w:pPr>
+        <w:pStyle w:val="Heading2"/>
+        <w:divId w:val="104468595"/>
+        <w:rPr>
+          <w:rFonts w:cstheme="minorBidi"/>
+        </w:rPr>
+      </w:pPr>
+      <w:r>
+        <w:rPr>
+          <w:rFonts w:cstheme="minorBidi"/>
+        </w:rPr>
+        <w:lastRenderedPageBreak/>
+        <w:t>3. Managed vs. External Tables</w:t>
+      </w:r>
+    </w:p>
+    <w:tbl>
+      <w:tblPr>
+        <w:tblStyle w:val="GridTable4-Accent1"/>
+        <w:tblW w:w="5000" w:type="pct"/>
+        <w:tblLook w:val="04A0" w:firstRow="1" w:lastRow="0" w:firstColumn="1" w:lastColumn="0" w:noHBand="0" w:noVBand="1"/>
+      </w:tblPr>
+      <w:tblGrid>
+        <w:gridCol w:w="1666"/>
+        <w:gridCol w:w="3463"/>
+        <w:gridCol w:w="4221"/>
+      </w:tblGrid>
+      <w:tr>
+        <w:trPr>
+          <w:cnfStyle w:val="100000000000" w:firstRow="1" w:lastRow="0" w:firstColumn="0" w:lastColumn="0" w:oddVBand="0" w:evenVBand="0" w:oddHBand="0" w:evenHBand="0" w:firstRowFirstColumn="0" w:firstRowLastColumn="0" w:lastRowFirstColumn="0" w:lastRowLastColumn="0"/>
+          <w:divId w:val="104468595"/>
+        </w:trPr>
+        <w:tc>
+          <w:tcPr>
+            <w:cnfStyle w:val="001000000000" w:firstRow="0" w:lastRow="0" w:firstColumn="1" w:lastColumn="0" w:oddVBand="0" w:evenVBand="0" w:oddHBand="0" w:evenHBand="0" w:firstRowFirstColumn="0" w:firstRowLastColumn="0" w:lastRowFirstColumn="0" w:lastRowLastColumn="0"/>
+            <w:tcW w:w="0" w:type="auto"/>
+            <w:hideMark/>
+          </w:tcPr>
+          <w:p>
+            <w:pPr>
+              <w:spacing w:after="160"/>
+              <w:rPr>
+                <w:rFonts w:cs="Times New Roman"/>
+              </w:rPr>
+            </w:pPr>
+            <w:r>
+              <w:t>Feature</w:t>
+            </w:r>
+          </w:p>
+        </w:tc>
+        <w:tc>
+          <w:tcPr>
+            <w:tcW w:w="0" w:type="auto"/>
+            <w:hideMark/>
+          </w:tcPr>
+          <w:p>
+            <w:pPr>
+              <w:spacing w:after="160"/>
+              <w:cnfStyle w:val="100000000000" w:firstRow="1" w:lastRow="0" w:firstColumn="0" w:lastColumn="0" w:oddVBand="0" w:evenVBand="0" w:oddHBand="0" w:evenHBand="0" w:firstRowFirstColumn="0" w:firstRowLastColumn="0" w:lastRowFirstColumn="0" w:lastRowLastColumn="0"/>
+            </w:pPr>
+            <w:r>
+              <w:t>Managed table</w:t>
+            </w:r>
+          </w:p>
+        </w:tc>
+        <w:tc>
+          <w:tcPr>
+            <w:tcW w:w="0" w:type="auto"/>
+            <w:hideMark/>
+          </w:tcPr>
+          <w:p>
+            <w:pPr>
+              <w:spacing w:after="160"/>
+              <w:cnfStyle w:val="100000000000" w:firstRow="1" w:lastRow="0" w:firstColumn="0" w:lastColumn="0" w:oddVBand="0" w:evenVBand="0" w:oddHBand="0" w:evenHBand="0" w:firstRowFirstColumn="0" w:firstRowLastColumn="0" w:lastRowFirstColumn="0" w:lastRowLastColumn="0"/>
+            </w:pPr>
+            <w:r>
+              <w:t>External table</w:t>
+            </w:r>
+          </w:p>
+        </w:tc>
+      </w:tr>
+      <w:tr>
+        <w:trPr>
+          <w:cnfStyle w:val="000000100000" w:firstRow="0" w:lastRow="0" w:firstColumn="0" w:lastColumn="0" w:oddVBand="0" w:evenVBand="0" w:oddHBand="1" w:evenHBand="0" w:firstRowFirstColumn="0" w:firstRowLastColumn="0" w:lastRowFirstColumn="0" w:lastRowLastColumn="0"/>
+          <w:divId w:val="104468595"/>
+        </w:trPr>
+        <w:tc>
+          <w:tcPr>
+            <w:cnfStyle w:val="001000000000" w:firstRow="0" w:lastRow="0" w:firstColumn="1" w:lastColumn="0" w:oddVBand="0" w:evenVBand="0" w:oddHBand="0" w:evenHBand="0" w:firstRowFirstColumn="0" w:firstRowLastColumn="0" w:lastRowFirstColumn="0" w:lastRowLastColumn="0"/>
+            <w:tcW w:w="0" w:type="auto"/>
+            <w:hideMark/>
+          </w:tcPr>
+          <w:p>
+            <w:pPr>
+              <w:spacing w:after="160"/>
+            </w:pPr>
+            <w:r>
+              <w:t>Hive manages</w:t>
+            </w:r>
+          </w:p>
+        </w:tc>
+        <w:tc>
+          <w:tcPr>
+            <w:tcW w:w="0" w:type="auto"/>
+            <w:hideMark/>
+          </w:tcPr>
+          <w:p>
+            <w:pPr>
+              <w:spacing w:after="160"/>
+              <w:cnfStyle w:val="000000100000" w:firstRow="0" w:lastRow="0" w:firstColumn="0" w:lastColumn="0" w:oddVBand="0" w:evenVBand="0" w:oddHBand="1" w:evenHBand="0" w:firstRowFirstColumn="0" w:firstRowLastColumn="0" w:lastRowFirstColumn="0" w:lastRowLastColumn="0"/>
+            </w:pPr>
+            <w:r>
+              <w:t>Metadata and data</w:t>
+            </w:r>
+          </w:p>
+        </w:tc>
+        <w:tc>
+          <w:tcPr>
+            <w:tcW w:w="0" w:type="auto"/>
+            <w:hideMark/>
+          </w:tcPr>
+          <w:p>
+            <w:pPr>
+              <w:spacing w:after="160"/>
+              <w:cnfStyle w:val="000000100000" w:firstRow="0" w:lastRow="0" w:firstColumn="0" w:lastColumn="0" w:oddVBand="0" w:evenVBand="0" w:oddHBand="1" w:evenHBand="0" w:firstRowFirstColumn="0" w:firstRowLastColumn="0" w:lastRowFirstColumn="0" w:lastRowLastColumn="0"/>
+            </w:pPr>
+            <w:r>
+              <w:t>Metadata only</w:t>
+            </w:r>
+          </w:p>
+        </w:tc>
+      </w:tr>
+      <w:tr>
+        <w:trPr>
+          <w:divId w:val="104468595"/>
+        </w:trPr>
+        <w:tc>
+          <w:tcPr>
+            <w:cnfStyle w:val="001000000000" w:firstRow="0" w:lastRow="0" w:firstColumn="1" w:lastColumn="0" w:oddVBand="0" w:evenVBand="0" w:oddHBand="0" w:evenHBand="0" w:firstRowFirstColumn="0" w:firstRowLastColumn="0" w:lastRowFirstColumn="0" w:lastRowLastColumn="0"/>
+            <w:tcW w:w="0" w:type="auto"/>
+            <w:hideMark/>
+          </w:tcPr>
+          <w:p>
+            <w:pPr>
+              <w:spacing w:after="160"/>
+            </w:pPr>
+            <w:r>
+              <w:t>Data ownership</w:t>
+            </w:r>
+          </w:p>
+        </w:tc>
+        <w:tc>
+          <w:tcPr>
+            <w:tcW w:w="0" w:type="auto"/>
+            <w:hideMark/>
+          </w:tcPr>
+          <w:p>
+            <w:pPr>
+              <w:spacing w:after="160"/>
+              <w:cnfStyle w:val="000000000000" w:firstRow="0" w:lastRow="0" w:firstColumn="0" w:lastColumn="0" w:oddVBand="0" w:evenVBand="0" w:oddHBand="0" w:evenHBand="0" w:firstRowFirstColumn="0" w:firstRowLastColumn="0" w:lastRowFirstColumn="0" w:lastRowLastColumn="0"/>
+            </w:pPr>
+            <w:r>
+              <w:t>Hive owns the data</w:t>
+            </w:r>
+          </w:p>
+        </w:tc>
+        <w:tc>
+          <w:tcPr>
+            <w:tcW w:w="0" w:type="auto"/>
+            <w:hideMark/>
+          </w:tcPr>
+          <w:p>
+            <w:pPr>
+              <w:spacing w:after="160"/>
+              <w:cnfStyle w:val="000000000000" w:firstRow="0" w:lastRow="0" w:firstColumn="0" w:lastColumn="0" w:oddVBand="0" w:evenVBand="0" w:oddHBand="0" w:evenHBand="0" w:firstRowFirstColumn="0" w:firstRowLastColumn="0" w:lastRowFirstColumn="0" w:lastRowLastColumn="0"/>
+            </w:pPr>
+            <w:r>
+              <w:t>Data is owned outside Hive</w:t>
+            </w:r>
+          </w:p>
+        </w:tc>
+      </w:tr>
+      <w:tr>
+        <w:trPr>
+          <w:cnfStyle w:val="000000100000" w:firstRow="0" w:lastRow="0" w:firstColumn="0" w:lastColumn="0" w:oddVBand="0" w:evenVBand="0" w:oddHBand="1" w:evenHBand="0" w:firstRowFirstColumn="0" w:firstRowLastColumn="0" w:lastRowFirstColumn="0" w:lastRowLastColumn="0"/>
+          <w:divId w:val="104468595"/>
+        </w:trPr>
+        <w:tc>
+          <w:tcPr>
+            <w:cnfStyle w:val="001000000000" w:firstRow="0" w:lastRow="0" w:firstColumn="1" w:lastColumn="0" w:oddVBand="0" w:evenVBand="0" w:oddHBand="0" w:evenHBand="0" w:firstRowFirstColumn="0" w:firstRowLastColumn="0" w:lastRowFirstColumn="0" w:lastRowLastColumn="0"/>
+            <w:tcW w:w="0" w:type="auto"/>
+            <w:hideMark/>
+          </w:tcPr>
+          <w:p>
+            <w:pPr>
+              <w:spacing w:after="160"/>
+            </w:pPr>
+            <w:r>
+              <w:t>Typical location</w:t>
+            </w:r>
+          </w:p>
+        </w:tc>
+        <w:tc>
+          <w:tcPr>
+            <w:tcW w:w="0" w:type="auto"/>
+            <w:hideMark/>
+          </w:tcPr>
+          <w:p>
+            <w:pPr>
+              <w:spacing w:after="160"/>
+              <w:cnfStyle w:val="000000100000" w:firstRow="0" w:lastRow="0" w:firstColumn="0" w:lastColumn="0" w:oddVBand="0" w:evenVBand="0" w:oddHBand="1" w:evenHBand="0" w:firstRowFirstColumn="0" w:firstRowLastColumn="0" w:lastRowFirstColumn="0" w:lastRowLastColumn="0"/>
+            </w:pPr>
+            <w:r>
+              <w:t>Hive warehouse location</w:t>
+            </w:r>
+          </w:p>
+        </w:tc>
+        <w:tc>
+          <w:tcPr>
+            <w:tcW w:w="0" w:type="auto"/>
+            <w:hideMark/>
+          </w:tcPr>
+          <w:p>
+            <w:pPr>
+              <w:spacing w:after="160"/>
+              <w:cnfStyle w:val="000000100000" w:firstRow="0" w:lastRow="0" w:firstColumn="0" w:lastColumn="0" w:oddVBand="0" w:evenVBand="0" w:oddHBand="1" w:evenHBand="0" w:firstRowFirstColumn="0" w:firstRowLastColumn="0" w:lastRowFirstColumn="0" w:lastRowLastColumn="0"/>
+            </w:pPr>
+            <w:r>
+              <w:t>Existing HDFS or object-storage location</w:t>
+            </w:r>
+          </w:p>
+        </w:tc>
+      </w:tr>
+      <w:tr>
+        <w:trPr>
+          <w:divId w:val="104468595"/>
+        </w:trPr>
+        <w:tc>
+          <w:tcPr>
+            <w:cnfStyle w:val="001000000000" w:firstRow="0" w:lastRow="0" w:firstColumn="1" w:lastColumn="0" w:oddVBand="0" w:evenVBand="0" w:oddHBand="0" w:evenHBand="0" w:firstRowFirstColumn="0" w:firstRowLastColumn="0" w:lastRowFirstColumn="0" w:lastRowLastColumn="0"/>
+            <w:tcW w:w="0" w:type="auto"/>
+            <w:hideMark/>
+          </w:tcPr>
+          <w:p>
+            <w:pPr>
+              <w:spacing w:after="160"/>
+            </w:pPr>
+            <w:r>
+              <w:t>DROP TABLE</w:t>
+            </w:r>
+          </w:p>
+        </w:tc>
+        <w:tc>
+          <w:tcPr>
+            <w:tcW w:w="0" w:type="auto"/>
+            <w:hideMark/>
+          </w:tcPr>
+          <w:p>
+            <w:pPr>
+              <w:spacing w:after="160"/>
+              <w:cnfStyle w:val="000000000000" w:firstRow="0" w:lastRow="0" w:firstColumn="0" w:lastColumn="0" w:oddVBand="0" w:evenVBand="0" w:oddHBand="0" w:evenHBand="0" w:firstRowFirstColumn="0" w:firstRowLastColumn="0" w:lastRowFirstColumn="0" w:lastRowLastColumn="0"/>
+            </w:pPr>
+            <w:r>
+              <w:t>Generally removes metadata and underlying data</w:t>
+            </w:r>
+          </w:p>
+        </w:tc>
+        <w:tc>
+          <w:tcPr>
+            <w:tcW w:w="0" w:type="auto"/>
+            <w:hideMark/>
+          </w:tcPr>
+          <w:p>
+            <w:pPr>
+              <w:spacing w:after="160"/>
+              <w:cnfStyle w:val="000000000000" w:firstRow="0" w:lastRow="0" w:firstColumn="0" w:lastColumn="0" w:oddVBand="0" w:evenVBand="0" w:oddHBand="0" w:evenHBand="0" w:firstRowFirstColumn="0" w:firstRowLastColumn="0" w:lastRowFirstColumn="0" w:lastRowLastColumn="0"/>
+            </w:pPr>
+            <w:r>
+              <w:t>Removes metadata but normally keeps underlying data</w:t>
+            </w:r>
+          </w:p>
+        </w:tc>
+      </w:tr>
+      <w:tr>
+        <w:trPr>
+          <w:cnfStyle w:val="000000100000" w:firstRow="0" w:lastRow="0" w:firstColumn="0" w:lastColumn="0" w:oddVBand="0" w:evenVBand="0" w:oddHBand="1" w:evenHBand="0" w:firstRowFirstColumn="0" w:firstRowLastColumn="0" w:lastRowFirstColumn="0" w:lastRowLastColumn="0"/>
+          <w:divId w:val="104468595"/>
+        </w:trPr>
+        <w:tc>
+          <w:tcPr>
+            <w:cnfStyle w:val="001000000000" w:firstRow="0" w:lastRow="0" w:firstColumn="1" w:lastColumn="0" w:oddVBand="0" w:evenVBand="0" w:oddHBand="0" w:evenHBand="0" w:firstRowFirstColumn="0" w:firstRowLastColumn="0" w:lastRowFirstColumn="0" w:lastRowLastColumn="0"/>
+            <w:tcW w:w="0" w:type="auto"/>
+            <w:hideMark/>
+          </w:tcPr>
+          <w:p>
+            <w:pPr>
+              <w:spacing w:after="160"/>
+            </w:pPr>
+            <w:r>
+              <w:t>Example</w:t>
+            </w:r>
+          </w:p>
+        </w:tc>
+        <w:tc>
+          <w:tcPr>
+            <w:tcW w:w="0" w:type="auto"/>
+            <w:hideMark/>
+          </w:tcPr>
+          <w:p>
+            <w:pPr>
+              <w:spacing w:after="160"/>
+              <w:cnfStyle w:val="000000100000" w:firstRow="0" w:lastRow="0" w:firstColumn="0" w:lastColumn="0" w:oddVBand="0" w:evenVBand="0" w:oddHBand="1" w:evenHBand="0" w:firstRowFirstColumn="0" w:firstRowLastColumn="0" w:lastRowFirstColumn="0" w:lastRowLastColumn="0"/>
+            </w:pPr>
+            <w:r>
+              <w:t>CREATE TABLE sales (...);</w:t>
+            </w:r>
+          </w:p>
+        </w:tc>
+        <w:tc>
+          <w:tcPr>
+            <w:tcW w:w="0" w:type="auto"/>
+            <w:hideMark/>
+          </w:tcPr>
+          <w:p>
+            <w:pPr>
+              <w:spacing w:after="160"/>
+              <w:cnfStyle w:val="000000100000" w:firstRow="0" w:lastRow="0" w:firstColumn="0" w:lastColumn="0" w:oddVBand="0" w:evenVBand="0" w:oddHBand="1" w:evenHBand="0" w:firstRowFirstColumn="0" w:firstRowLastColumn="0" w:lastRowFirstColumn="0" w:lastRowLastColumn="0"/>
+            </w:pPr>
+            <w:r>
+              <w:t>CREATE EXTERNAL TABLE sales (...) LOCATION '/data/sales/';</w:t>
+            </w:r>
+          </w:p>
+        </w:tc>
+      </w:tr>
+    </w:tbl>
+    <w:p>
+      <w:pPr>
+        <w:divId w:val="104468595"/>
+        <w:rPr>
+          <w:rFonts w:ascii="Aptos" w:hAnsi="Aptos" w:cs="Times New Roman"/>
+        </w:rPr>
+      </w:pPr>
+    </w:p>
+    <w:p>
+      <w:pPr>
+        <w:divId w:val="104468595"/>
+      </w:pPr>
+      <w:r>
+        <w:rPr>
+          <w:b/>
+          <w:bCs/>
+        </w:rPr>
+        <w:t>Memory cue:</w:t>
+      </w:r>
+      <w:r>
+        <w:t xml:space="preserve"> Managed = Hive owns it. External = Hive knows where it is.</w:t>
+      </w:r>
+    </w:p>
+    <w:p>
+      <w:r>
+        <w:pict w14:anchorId="2A0828FF">
+          <v:rect id="_x0000_i1140" style="width:0;height:1.5pt" o:hralign="center" o:hrstd="t" o:hr="t" fillcolor="#a0a0a0" stroked="f"/>
+        </w:pict>
+      </w:r>
+    </w:p>
+    <w:p>
+      <w:r>
+        <w:pict w14:anchorId="16197FE7">
+          <v:rect id="_x0000_i1141" style="width:0;height:1.5pt" o:hralign="center" o:hrstd="t" o:hr="t" fillcolor="#a0a0a0" stroked="f"/>
+        </w:pict>
+      </w:r>
+    </w:p>
+    <w:p>
+      <w:pPr>
+        <w:pStyle w:val="Heading2"/>
+        <w:divId w:val="1485199703"/>
+        <w:rPr>
+          <w:rFonts w:cstheme="minorBidi"/>
+        </w:rPr>
+      </w:pPr>
+      <w:r>
+        <w:rPr>
+          <w:rFonts w:cstheme="minorBidi"/>
+        </w:rPr>
+        <w:t>4. How Hive Maps Tables to Files</w:t>
+      </w:r>
+    </w:p>
+    <w:tbl>
+      <w:tblPr>
+        <w:tblStyle w:val="GridTable4-Accent1"/>
+        <w:tblW w:w="5000" w:type="pct"/>
+        <w:tblLook w:val="04A0" w:firstRow="1" w:lastRow="0" w:firstColumn="1" w:lastColumn="0" w:noHBand="0" w:noVBand="1"/>
+      </w:tblPr>
+      <w:tblGrid>
+        <w:gridCol w:w="2625"/>
+        <w:gridCol w:w="2894"/>
+        <w:gridCol w:w="3831"/>
+      </w:tblGrid>
+      <w:tr>
+        <w:trPr>
+          <w:cnfStyle w:val="100000000000" w:firstRow="1" w:lastRow="0" w:firstColumn="0" w:lastColumn="0" w:oddVBand="0" w:evenVBand="0" w:oddHBand="0" w:evenHBand="0" w:firstRowFirstColumn="0" w:firstRowLastColumn="0" w:lastRowFirstColumn="0" w:lastRowLastColumn="0"/>
+          <w:divId w:val="1485199703"/>
+        </w:trPr>
+        <w:tc>
+          <w:tcPr>
+            <w:cnfStyle w:val="001000000000" w:firstRow="0" w:lastRow="0" w:firstColumn="1" w:lastColumn="0" w:oddVBand="0" w:evenVBand="0" w:oddHBand="0" w:evenHBand="0" w:firstRowFirstColumn="0" w:firstRowLastColumn="0" w:lastRowFirstColumn="0" w:lastRowLastColumn="0"/>
+            <w:tcW w:w="0" w:type="auto"/>
+            <w:hideMark/>
+          </w:tcPr>
+          <w:p>
+            <w:pPr>
+              <w:spacing w:after="160"/>
+              <w:rPr>
+                <w:rFonts w:cs="Times New Roman"/>
+              </w:rPr>
+            </w:pPr>
+            <w:r>
+              <w:t>Storage object</w:t>
+            </w:r>
+          </w:p>
+        </w:tc>
+        <w:tc>
+          <w:tcPr>
+            <w:tcW w:w="0" w:type="auto"/>
+            <w:hideMark/>
+          </w:tcPr>
+          <w:p>
+            <w:pPr>
+              <w:spacing w:after="160"/>
+              <w:cnfStyle w:val="100000000000" w:firstRow="1" w:lastRow="0" w:firstColumn="0" w:lastColumn="0" w:oddVBand="0" w:evenVBand="0" w:oddHBand="0" w:evenHBand="0" w:firstRowFirstColumn="0" w:firstRowLastColumn="0" w:lastRowFirstColumn="0" w:lastRowLastColumn="0"/>
+            </w:pPr>
+            <w:r>
+              <w:t>Hive meaning</w:t>
+            </w:r>
+          </w:p>
+        </w:tc>
+        <w:tc>
+          <w:tcPr>
+            <w:tcW w:w="0" w:type="auto"/>
+            <w:hideMark/>
+          </w:tcPr>
+          <w:p>
+            <w:pPr>
+              <w:spacing w:after="160"/>
+              <w:cnfStyle w:val="100000000000" w:firstRow="1" w:lastRow="0" w:firstColumn="0" w:lastColumn="0" w:oddVBand="0" w:evenVBand="0" w:oddHBand="0" w:evenHBand="0" w:firstRowFirstColumn="0" w:firstRowLastColumn="0" w:lastRowFirstColumn="0" w:lastRowLastColumn="0"/>
+            </w:pPr>
+            <w:r>
+              <w:t>Example</w:t>
+            </w:r>
+          </w:p>
+        </w:tc>
+      </w:tr>
+      <w:tr>
+        <w:trPr>
+          <w:cnfStyle w:val="000000100000" w:firstRow="0" w:lastRow="0" w:firstColumn="0" w:lastColumn="0" w:oddVBand="0" w:evenVBand="0" w:oddHBand="1" w:evenHBand="0" w:firstRowFirstColumn="0" w:firstRowLastColumn="0" w:lastRowFirstColumn="0" w:lastRowLastColumn="0"/>
+          <w:divId w:val="1485199703"/>
+        </w:trPr>
+        <w:tc>
+          <w:tcPr>
+            <w:cnfStyle w:val="001000000000" w:firstRow="0" w:lastRow="0" w:firstColumn="1" w:lastColumn="0" w:oddVBand="0" w:evenVBand="0" w:oddHBand="0" w:evenHBand="0" w:firstRowFirstColumn="0" w:firstRowLastColumn="0" w:lastRowFirstColumn="0" w:lastRowLastColumn="0"/>
+            <w:tcW w:w="0" w:type="auto"/>
+            <w:hideMark/>
+          </w:tcPr>
+          <w:p>
+            <w:pPr>
+              <w:spacing w:after="160"/>
+            </w:pPr>
+            <w:r>
+              <w:t>Directory</w:t>
+            </w:r>
+          </w:p>
+        </w:tc>
+        <w:tc>
+          <w:tcPr>
+            <w:tcW w:w="0" w:type="auto"/>
+            <w:hideMark/>
+          </w:tcPr>
+          <w:p>
+            <w:pPr>
+              <w:spacing w:after="160"/>
+              <w:cnfStyle w:val="000000100000" w:firstRow="0" w:lastRow="0" w:firstColumn="0" w:lastColumn="0" w:oddVBand="0" w:evenVBand="0" w:oddHBand="1" w:evenHBand="0" w:firstRowFirstColumn="0" w:firstRowLastColumn="0" w:lastRowFirstColumn="0" w:lastRowLastColumn="0"/>
+            </w:pPr>
+            <w:r>
+              <w:t>Table</w:t>
+            </w:r>
+          </w:p>
+        </w:tc>
+        <w:tc>
+          <w:tcPr>
+            <w:tcW w:w="0" w:type="auto"/>
+            <w:hideMark/>
+          </w:tcPr>
+          <w:p>
+            <w:pPr>
+              <w:spacing w:after="160"/>
+              <w:cnfStyle w:val="000000100000" w:firstRow="0" w:lastRow="0" w:firstColumn="0" w:lastColumn="0" w:oddVBand="0" w:evenVBand="0" w:oddHBand="1" w:evenHBand="0" w:firstRowFirstColumn="0" w:firstRowLastColumn="0" w:lastRowFirstColumn="0" w:lastRowLastColumn="0"/>
+            </w:pPr>
+            <w:r>
+              <w:t>sales/</w:t>
+            </w:r>
+          </w:p>
+        </w:tc>
+      </w:tr>
+      <w:tr>
+        <w:trPr>
+          <w:divId w:val="1485199703"/>
+        </w:trPr>
+        <w:tc>
+          <w:tcPr>
+            <w:cnfStyle w:val="001000000000" w:firstRow="0" w:lastRow="0" w:firstColumn="1" w:lastColumn="0" w:oddVBand="0" w:evenVBand="0" w:oddHBand="0" w:evenHBand="0" w:firstRowFirstColumn="0" w:firstRowLastColumn="0" w:lastRowFirstColumn="0" w:lastRowLastColumn="0"/>
+            <w:tcW w:w="0" w:type="auto"/>
+            <w:hideMark/>
+          </w:tcPr>
+          <w:p>
+            <w:pPr>
+              <w:spacing w:after="160"/>
+            </w:pPr>
+            <w:r>
+              <w:t>Subdirectory</w:t>
+            </w:r>
+          </w:p>
+        </w:tc>
+        <w:tc>
+          <w:tcPr>
+            <w:tcW w:w="0" w:type="auto"/>
+            <w:hideMark/>
+          </w:tcPr>
+          <w:p>
+            <w:pPr>
+              <w:spacing w:after="160"/>
+              <w:cnfStyle w:val="000000000000" w:firstRow="0" w:lastRow="0" w:firstColumn="0" w:lastColumn="0" w:oddVBand="0" w:evenVBand="0" w:oddHBand="0" w:evenHBand="0" w:firstRowFirstColumn="0" w:firstRowLastColumn="0" w:lastRowFirstColumn="0" w:lastRowLastColumn="0"/>
+            </w:pPr>
+            <w:r>
+              <w:t>Partition</w:t>
+            </w:r>
+          </w:p>
+        </w:tc>
+        <w:tc>
+          <w:tcPr>
+            <w:tcW w:w="0" w:type="auto"/>
+            <w:hideMark/>
+          </w:tcPr>
+          <w:p>
+            <w:pPr>
+              <w:spacing w:after="160"/>
+              <w:cnfStyle w:val="000000000000" w:firstRow="0" w:lastRow="0" w:firstColumn="0" w:lastColumn="0" w:oddVBand="0" w:evenVBand="0" w:oddHBand="0" w:evenHBand="0" w:firstRowFirstColumn="0" w:firstRowLastColumn="0" w:lastRowFirstColumn="0" w:lastRowLastColumn="0"/>
+            </w:pPr>
+            <w:r>
+              <w:t>year=2026/</w:t>
+            </w:r>
+          </w:p>
+        </w:tc>
+      </w:tr>
+      <w:tr>
+        <w:trPr>
+          <w:cnfStyle w:val="000000100000" w:firstRow="0" w:lastRow="0" w:firstColumn="0" w:lastColumn="0" w:oddVBand="0" w:evenVBand="0" w:oddHBand="1" w:evenHBand="0" w:firstRowFirstColumn="0" w:firstRowLastColumn="0" w:lastRowFirstColumn="0" w:lastRowLastColumn="0"/>
+          <w:divId w:val="1485199703"/>
+        </w:trPr>
+        <w:tc>
+          <w:tcPr>
+            <w:cnfStyle w:val="001000000000" w:firstRow="0" w:lastRow="0" w:firstColumn="1" w:lastColumn="0" w:oddVBand="0" w:evenVBand="0" w:oddHBand="0" w:evenHBand="0" w:firstRowFirstColumn="0" w:firstRowLastColumn="0" w:lastRowFirstColumn="0" w:lastRowLastColumn="0"/>
+            <w:tcW w:w="0" w:type="auto"/>
+            <w:hideMark/>
+          </w:tcPr>
+          <w:p>
+            <w:pPr>
+              <w:spacing w:after="160"/>
+            </w:pPr>
+            <w:r>
+              <w:t>Files</w:t>
+            </w:r>
+          </w:p>
+        </w:tc>
+        <w:tc>
+          <w:tcPr>
+            <w:tcW w:w="0" w:type="auto"/>
+            <w:hideMark/>
+          </w:tcPr>
+          <w:p>
+            <w:pPr>
+              <w:spacing w:after="160"/>
+              <w:cnfStyle w:val="000000100000" w:firstRow="0" w:lastRow="0" w:firstColumn="0" w:lastColumn="0" w:oddVBand="0" w:evenVBand="0" w:oddHBand="1" w:evenHBand="0" w:firstRowFirstColumn="0" w:firstRowLastColumn="0" w:lastRowFirstColumn="0" w:lastRowLastColumn="0"/>
+            </w:pPr>
+            <w:r>
+              <w:t>Actual table data</w:t>
+            </w:r>
+          </w:p>
+        </w:tc>
+        <w:tc>
+          <w:tcPr>
+            <w:tcW w:w="0" w:type="auto"/>
+            <w:hideMark/>
+          </w:tcPr>
+          <w:p>
+            <w:pPr>
+              <w:spacing w:after="160"/>
+              <w:cnfStyle w:val="000000100000" w:firstRow="0" w:lastRow="0" w:firstColumn="0" w:lastColumn="0" w:oddVBand="0" w:evenVBand="0" w:oddHBand="1" w:evenHBand="0" w:firstRowFirstColumn="0" w:firstRowLastColumn="0" w:lastRowFirstColumn="0" w:lastRowLastColumn="0"/>
+            </w:pPr>
+            <w:r>
+              <w:t>part-00000, part-00001</w:t>
+            </w:r>
+          </w:p>
+        </w:tc>
+      </w:tr>
+    </w:tbl>
+    <w:p>
+      <w:pPr>
+        <w:divId w:val="1485199703"/>
+        <w:rPr>
+          <w:rFonts w:ascii="Aptos" w:hAnsi="Aptos" w:cs="Times New Roman"/>
+        </w:rPr>
+      </w:pPr>
+    </w:p>
+    <w:p>
+      <w:pPr>
+        <w:divId w:val="1485199703"/>
+      </w:pPr>
+      <w:r>
+        <w:t>Multiple files allow work to be distributed across machines.</w:t>
+      </w:r>
+    </w:p>
+    <w:p>
+      <w:r>
+        <w:pict w14:anchorId="6B4C7C69">
+          <v:rect id="_x0000_i1142" style="width:0;height:1.5pt" o:hralign="center" o:hrstd="t" o:hr="t" fillcolor="#a0a0a0" stroked="f"/>
+        </w:pict>
+      </w:r>
+    </w:p>
+    <w:p>
+      <w:pPr>
+        <w:pStyle w:val="Heading2"/>
+        <w:divId w:val="965624689"/>
+        <w:rPr>
+          <w:rFonts w:cstheme="minorBidi"/>
+        </w:rPr>
+      </w:pPr>
+      <w:r>
+        <w:rPr>
+          <w:rFonts w:cstheme="minorBidi"/>
+        </w:rPr>
+        <w:t>5. Sqoop and Common Hive Data Flows</w:t>
+      </w:r>
+    </w:p>
+    <w:tbl>
+      <w:tblPr>
+        <w:tblStyle w:val="GridTable4-Accent1"/>
+        <w:tblW w:w="5000" w:type="pct"/>
+        <w:tblLook w:val="04A0" w:firstRow="1" w:lastRow="0" w:firstColumn="1" w:lastColumn="0" w:noHBand="0" w:noVBand="1"/>
+      </w:tblPr>
+      <w:tblGrid>
+        <w:gridCol w:w="1956"/>
+        <w:gridCol w:w="3877"/>
+        <w:gridCol w:w="3517"/>
+      </w:tblGrid>
+      <w:tr>
+        <w:trPr>
+          <w:cnfStyle w:val="100000000000" w:firstRow="1" w:lastRow="0" w:firstColumn="0" w:lastColumn="0" w:oddVBand="0" w:evenVBand="0" w:oddHBand="0" w:evenHBand="0" w:firstRowFirstColumn="0" w:firstRowLastColumn="0" w:lastRowFirstColumn="0" w:lastRowLastColumn="0"/>
+          <w:divId w:val="965624689"/>
+        </w:trPr>
+        <w:tc>
+          <w:tcPr>
+            <w:cnfStyle w:val="001000000000" w:firstRow="0" w:lastRow="0" w:firstColumn="1" w:lastColumn="0" w:oddVBand="0" w:evenVBand="0" w:oddHBand="0" w:evenHBand="0" w:firstRowFirstColumn="0" w:firstRowLastColumn="0" w:lastRowFirstColumn="0" w:lastRowLastColumn="0"/>
+            <w:tcW w:w="0" w:type="auto"/>
+            <w:hideMark/>
+          </w:tcPr>
+          <w:p>
+            <w:pPr>
+              <w:spacing w:after="160"/>
+              <w:rPr>
+                <w:rFonts w:cs="Times New Roman"/>
+              </w:rPr>
+            </w:pPr>
+            <w:r>
+              <w:t>Starting point</w:t>
+            </w:r>
+          </w:p>
+        </w:tc>
+        <w:tc>
+          <w:tcPr>
+            <w:tcW w:w="0" w:type="auto"/>
+            <w:hideMark/>
+          </w:tcPr>
+          <w:p>
+            <w:pPr>
+              <w:spacing w:after="160"/>
+              <w:cnfStyle w:val="100000000000" w:firstRow="1" w:lastRow="0" w:firstColumn="0" w:lastColumn="0" w:oddVBand="0" w:evenVBand="0" w:oddHBand="0" w:evenHBand="0" w:firstRowFirstColumn="0" w:firstRowLastColumn="0" w:lastRowFirstColumn="0" w:lastRowLastColumn="0"/>
+            </w:pPr>
+            <w:r>
+              <w:t>Flow</w:t>
+            </w:r>
+          </w:p>
+        </w:tc>
+        <w:tc>
+          <w:tcPr>
+            <w:tcW w:w="0" w:type="auto"/>
+            <w:hideMark/>
+          </w:tcPr>
+          <w:p>
+            <w:pPr>
+              <w:spacing w:after="160"/>
+              <w:cnfStyle w:val="100000000000" w:firstRow="1" w:lastRow="0" w:firstColumn="0" w:lastColumn="0" w:oddVBand="0" w:evenVBand="0" w:oddHBand="0" w:evenHBand="0" w:firstRowFirstColumn="0" w:firstRowLastColumn="0" w:lastRowFirstColumn="0" w:lastRowLastColumn="0"/>
+            </w:pPr>
+            <w:r>
+              <w:t>Purpose</w:t>
+            </w:r>
+          </w:p>
+        </w:tc>
+      </w:tr>
+      <w:tr>
+        <w:trPr>
+          <w:cnfStyle w:val="000000100000" w:firstRow="0" w:lastRow="0" w:firstColumn="0" w:lastColumn="0" w:oddVBand="0" w:evenVBand="0" w:oddHBand="1" w:evenHBand="0" w:firstRowFirstColumn="0" w:firstRowLastColumn="0" w:lastRowFirstColumn="0" w:lastRowLastColumn="0"/>
+          <w:divId w:val="965624689"/>
+        </w:trPr>
+        <w:tc>
+          <w:tcPr>
+            <w:cnfStyle w:val="001000000000" w:firstRow="0" w:lastRow="0" w:firstColumn="1" w:lastColumn="0" w:oddVBand="0" w:evenVBand="0" w:oddHBand="0" w:evenHBand="0" w:firstRowFirstColumn="0" w:firstRowLastColumn="0" w:lastRowFirstColumn="0" w:lastRowLastColumn="0"/>
+            <w:tcW w:w="0" w:type="auto"/>
+            <w:hideMark/>
+          </w:tcPr>
+          <w:p>
+            <w:pPr>
+              <w:spacing w:after="160"/>
+            </w:pPr>
+            <w:r>
+              <w:t>Data already in HDFS</w:t>
+            </w:r>
+          </w:p>
+        </w:tc>
+        <w:tc>
+          <w:tcPr>
+            <w:tcW w:w="0" w:type="auto"/>
+            <w:hideMark/>
+          </w:tcPr>
+          <w:p>
+            <w:pPr>
+              <w:cnfStyle w:val="000000100000" w:firstRow="0" w:lastRow="0" w:firstColumn="0" w:lastColumn="0" w:oddVBand="0" w:evenVBand="0" w:oddHBand="1" w:evenHBand="0" w:firstRowFirstColumn="0" w:firstRowLastColumn="0" w:lastRowFirstColumn="0" w:lastRowLastColumn="0"/>
+            </w:pPr>
+            <w:r>
+              <w:t>HDFS → Hive table → SQL analysis</w:t>
+            </w:r>
+          </w:p>
+        </w:tc>
+        <w:tc>
+          <w:tcPr>
+            <w:tcW w:w="0" w:type="auto"/>
+            <w:hideMark/>
+          </w:tcPr>
+          <w:p>
+            <w:pPr>
+              <w:spacing w:after="160"/>
+              <w:cnfStyle w:val="000000100000" w:firstRow="0" w:lastRow="0" w:firstColumn="0" w:lastColumn="0" w:oddVBand="0" w:evenVBand="0" w:oddHBand="1" w:evenHBand="0" w:firstRowFirstColumn="0" w:firstRowLastColumn="0" w:lastRowFirstColumn="0" w:lastRowLastColumn="0"/>
+            </w:pPr>
+            <w:r>
+              <w:t>Query existing Hadoop data.</w:t>
+            </w:r>
+          </w:p>
+        </w:tc>
+      </w:tr>
+      <w:tr>
+        <w:trPr>
+          <w:divId w:val="965624689"/>
+        </w:trPr>
+        <w:tc>
+          <w:tcPr>
+            <w:cnfStyle w:val="001000000000" w:firstRow="0" w:lastRow="0" w:firstColumn="1" w:lastColumn="0" w:oddVBand="0" w:evenVBand="0" w:oddHBand="0" w:evenHBand="0" w:firstRowFirstColumn="0" w:firstRowLastColumn="0" w:lastRowFirstColumn="0" w:lastRowLastColumn="0"/>
+            <w:tcW w:w="0" w:type="auto"/>
+            <w:hideMark/>
+          </w:tcPr>
+          <w:p>
+            <w:pPr>
+              <w:spacing w:after="160"/>
+            </w:pPr>
+            <w:r>
+              <w:lastRenderedPageBreak/>
+              <w:t>Data in an RDBMS</w:t>
+            </w:r>
+          </w:p>
+        </w:tc>
+        <w:tc>
+          <w:tcPr>
+            <w:tcW w:w="0" w:type="auto"/>
+            <w:hideMark/>
+          </w:tcPr>
+          <w:p>
+            <w:pPr>
+              <w:cnfStyle w:val="000000000000" w:firstRow="0" w:lastRow="0" w:firstColumn="0" w:lastColumn="0" w:oddVBand="0" w:evenVBand="0" w:oddHBand="0" w:evenHBand="0" w:firstRowFirstColumn="0" w:firstRowLastColumn="0" w:lastRowFirstColumn="0" w:lastRowLastColumn="0"/>
+            </w:pPr>
+            <w:r>
+              <w:t>PostgreSQL → Sqoop → HDFS → Hive → SQL analysis</w:t>
+            </w:r>
+          </w:p>
+        </w:tc>
+        <w:tc>
+          <w:tcPr>
+            <w:tcW w:w="0" w:type="auto"/>
+            <w:hideMark/>
+          </w:tcPr>
+          <w:p>
+            <w:pPr>
+              <w:spacing w:after="160"/>
+              <w:cnfStyle w:val="000000000000" w:firstRow="0" w:lastRow="0" w:firstColumn="0" w:lastColumn="0" w:oddVBand="0" w:evenVBand="0" w:oddHBand="0" w:evenHBand="0" w:firstRowFirstColumn="0" w:firstRowLastColumn="0" w:lastRowFirstColumn="0" w:lastRowLastColumn="0"/>
+            </w:pPr>
+            <w:r>
+              <w:t>Move relational data into Hadoop for analysis.</w:t>
+            </w:r>
+          </w:p>
+        </w:tc>
+      </w:tr>
+      <w:tr>
+        <w:trPr>
+          <w:cnfStyle w:val="000000100000" w:firstRow="0" w:lastRow="0" w:firstColumn="0" w:lastColumn="0" w:oddVBand="0" w:evenVBand="0" w:oddHBand="1" w:evenHBand="0" w:firstRowFirstColumn="0" w:firstRowLastColumn="0" w:lastRowFirstColumn="0" w:lastRowLastColumn="0"/>
+          <w:divId w:val="965624689"/>
+        </w:trPr>
+        <w:tc>
+          <w:tcPr>
+            <w:cnfStyle w:val="001000000000" w:firstRow="0" w:lastRow="0" w:firstColumn="1" w:lastColumn="0" w:oddVBand="0" w:evenVBand="0" w:oddHBand="0" w:evenHBand="0" w:firstRowFirstColumn="0" w:firstRowLastColumn="0" w:lastRowFirstColumn="0" w:lastRowLastColumn="0"/>
+            <w:tcW w:w="0" w:type="auto"/>
+            <w:hideMark/>
+          </w:tcPr>
+          <w:p>
+            <w:pPr>
+              <w:spacing w:after="160"/>
+            </w:pPr>
+            <w:r>
+              <w:t>Export from Hadoop</w:t>
+            </w:r>
+          </w:p>
+        </w:tc>
+        <w:tc>
+          <w:tcPr>
+            <w:tcW w:w="0" w:type="auto"/>
+            <w:hideMark/>
+          </w:tcPr>
+          <w:p>
+            <w:pPr>
+              <w:cnfStyle w:val="000000100000" w:firstRow="0" w:lastRow="0" w:firstColumn="0" w:lastColumn="0" w:oddVBand="0" w:evenVBand="0" w:oddHBand="1" w:evenHBand="0" w:firstRowFirstColumn="0" w:firstRowLastColumn="0" w:lastRowFirstColumn="0" w:lastRowLastColumn="0"/>
+            </w:pPr>
+            <w:r>
+              <w:t>HDFS → Sqoop → PostgreSQL</w:t>
+            </w:r>
+          </w:p>
+        </w:tc>
+        <w:tc>
+          <w:tcPr>
+            <w:tcW w:w="0" w:type="auto"/>
+            <w:hideMark/>
+          </w:tcPr>
+          <w:p>
+            <w:pPr>
+              <w:spacing w:after="160"/>
+              <w:cnfStyle w:val="000000100000" w:firstRow="0" w:lastRow="0" w:firstColumn="0" w:lastColumn="0" w:oddVBand="0" w:evenVBand="0" w:oddHBand="1" w:evenHBand="0" w:firstRowFirstColumn="0" w:firstRowLastColumn="0" w:lastRowFirstColumn="0" w:lastRowLastColumn="0"/>
+            </w:pPr>
+            <w:r>
+              <w:t>Move processed data back to an RDBMS.</w:t>
+            </w:r>
+          </w:p>
+        </w:tc>
+      </w:tr>
+    </w:tbl>
+    <w:p>
+      <w:pPr>
+        <w:divId w:val="965624689"/>
+        <w:rPr>
+          <w:rFonts w:ascii="Aptos" w:hAnsi="Aptos" w:cs="Times New Roman"/>
+        </w:rPr>
+      </w:pPr>
+    </w:p>
+    <w:p>
+      <w:pPr>
+        <w:divId w:val="965624689"/>
+      </w:pPr>
+      <w:r>
+        <w:rPr>
+          <w:b/>
+          <w:bCs/>
+        </w:rPr>
+        <w:t>Sqoop:</w:t>
+      </w:r>
+      <w:r>
+        <w:t xml:space="preserve"> A traditional bulk data-transfer tool between relational databases and Hadoop.</w:t>
+      </w:r>
+    </w:p>
+    <w:p>
+      <w:r>
+        <w:pict w14:anchorId="704DAA86">
+          <v:rect id="_x0000_i1143" style="width:0;height:1.5pt" o:hralign="center" o:hrstd="t" o:hr="t" fillcolor="#a0a0a0" stroked="f"/>
+        </w:pict>
+      </w:r>
+    </w:p>
+    <w:p>
+      <w:r>
+        <w:pict w14:anchorId="6E93C38C">
+          <v:rect id="_x0000_i1144" style="width:0;height:1.5pt" o:hralign="center" o:hrstd="t" o:hr="t" fillcolor="#a0a0a0" stroked="f"/>
+        </w:pict>
+      </w:r>
+    </w:p>
+    <w:p>
+      <w:pPr>
+        <w:pStyle w:val="Heading2"/>
+        <w:divId w:val="222570326"/>
+        <w:rPr>
+          <w:rFonts w:cstheme="minorBidi"/>
+        </w:rPr>
+      </w:pPr>
+      <w:r>
+        <w:rPr>
+          <w:rFonts w:cstheme="minorBidi"/>
+        </w:rPr>
+        <w:t>6. Data Warehouse</w:t>
+      </w:r>
+    </w:p>
+    <w:p>
+      <w:pPr>
+        <w:divId w:val="222570326"/>
+        <w:rPr>
+          <w:rFonts w:cs="Times New Roman"/>
+        </w:rPr>
+      </w:pPr>
+      <w:r>
+        <w:t>A data warehouse is a centralized system that combines data from multiple sources for analytics, reporting, and decision-making.</w:t>
+      </w:r>
+    </w:p>
+    <w:tbl>
+      <w:tblPr>
+        <w:tblStyle w:val="GridTable4-Accent1"/>
+        <w:tblW w:w="5000" w:type="pct"/>
+        <w:tblLook w:val="04A0" w:firstRow="1" w:lastRow="0" w:firstColumn="1" w:lastColumn="0" w:noHBand="0" w:noVBand="1"/>
+      </w:tblPr>
+      <w:tblGrid>
+        <w:gridCol w:w="3848"/>
+        <w:gridCol w:w="1714"/>
+        <w:gridCol w:w="3788"/>
+      </w:tblGrid>
+      <w:tr>
+        <w:trPr>
+          <w:cnfStyle w:val="100000000000" w:firstRow="1" w:lastRow="0" w:firstColumn="0" w:lastColumn="0" w:oddVBand="0" w:evenVBand="0" w:oddHBand="0" w:evenHBand="0" w:firstRowFirstColumn="0" w:firstRowLastColumn="0" w:lastRowFirstColumn="0" w:lastRowLastColumn="0"/>
+          <w:divId w:val="222570326"/>
+        </w:trPr>
+        <w:tc>
+          <w:tcPr>
+            <w:cnfStyle w:val="001000000000" w:firstRow="0" w:lastRow="0" w:firstColumn="1" w:lastColumn="0" w:oddVBand="0" w:evenVBand="0" w:oddHBand="0" w:evenHBand="0" w:firstRowFirstColumn="0" w:firstRowLastColumn="0" w:lastRowFirstColumn="0" w:lastRowLastColumn="0"/>
+            <w:tcW w:w="0" w:type="auto"/>
+            <w:hideMark/>
+          </w:tcPr>
+          <w:p>
+            <w:pPr>
+              <w:spacing w:after="160"/>
+            </w:pPr>
+            <w:r>
+              <w:t>Sources</w:t>
+            </w:r>
+          </w:p>
+        </w:tc>
+        <w:tc>
+          <w:tcPr>
+            <w:tcW w:w="0" w:type="auto"/>
+            <w:hideMark/>
+          </w:tcPr>
+          <w:p>
+            <w:pPr>
+              <w:spacing w:after="160"/>
+              <w:cnfStyle w:val="100000000000" w:firstRow="1" w:lastRow="0" w:firstColumn="0" w:lastColumn="0" w:oddVBand="0" w:evenVBand="0" w:oddHBand="0" w:evenHBand="0" w:firstRowFirstColumn="0" w:firstRowLastColumn="0" w:lastRowFirstColumn="0" w:lastRowLastColumn="0"/>
+            </w:pPr>
+            <w:r>
+              <w:t>Central system</w:t>
+            </w:r>
+          </w:p>
+        </w:tc>
+        <w:tc>
+          <w:tcPr>
+            <w:tcW w:w="0" w:type="auto"/>
+            <w:hideMark/>
+          </w:tcPr>
+          <w:p>
+            <w:pPr>
+              <w:spacing w:after="160"/>
+              <w:cnfStyle w:val="100000000000" w:firstRow="1" w:lastRow="0" w:firstColumn="0" w:lastColumn="0" w:oddVBand="0" w:evenVBand="0" w:oddHBand="0" w:evenHBand="0" w:firstRowFirstColumn="0" w:firstRowLastColumn="0" w:lastRowFirstColumn="0" w:lastRowLastColumn="0"/>
+            </w:pPr>
+            <w:r>
+              <w:t>Outcome</w:t>
+            </w:r>
+          </w:p>
+        </w:tc>
+      </w:tr>
+      <w:tr>
+        <w:trPr>
+          <w:cnfStyle w:val="000000100000" w:firstRow="0" w:lastRow="0" w:firstColumn="0" w:lastColumn="0" w:oddVBand="0" w:evenVBand="0" w:oddHBand="1" w:evenHBand="0" w:firstRowFirstColumn="0" w:firstRowLastColumn="0" w:lastRowFirstColumn="0" w:lastRowLastColumn="0"/>
+          <w:divId w:val="222570326"/>
+        </w:trPr>
+        <w:tc>
+          <w:tcPr>
+            <w:cnfStyle w:val="001000000000" w:firstRow="0" w:lastRow="0" w:firstColumn="1" w:lastColumn="0" w:oddVBand="0" w:evenVBand="0" w:oddHBand="0" w:evenHBand="0" w:firstRowFirstColumn="0" w:firstRowLastColumn="0" w:lastRowFirstColumn="0" w:lastRowLastColumn="0"/>
+            <w:tcW w:w="0" w:type="auto"/>
+            <w:hideMark/>
+          </w:tcPr>
+          <w:p>
+            <w:pPr>
+              <w:spacing w:after="160"/>
+            </w:pPr>
+            <w:r>
+              <w:t>PostgreSQL, MySQL, CSV, and other systems</w:t>
+            </w:r>
+          </w:p>
+        </w:tc>
+        <w:tc>
+          <w:tcPr>
+            <w:tcW w:w="0" w:type="auto"/>
+            <w:hideMark/>
+          </w:tcPr>
+          <w:p>
+            <w:pPr>
+              <w:spacing w:after="160"/>
+              <w:cnfStyle w:val="000000100000" w:firstRow="0" w:lastRow="0" w:firstColumn="0" w:lastColumn="0" w:oddVBand="0" w:evenVBand="0" w:oddHBand="1" w:evenHBand="0" w:firstRowFirstColumn="0" w:firstRowLastColumn="0" w:lastRowFirstColumn="0" w:lastRowLastColumn="0"/>
+            </w:pPr>
+            <w:r>
+              <w:t>Data warehouse</w:t>
+            </w:r>
+          </w:p>
+        </w:tc>
+        <w:tc>
+          <w:tcPr>
+            <w:tcW w:w="0" w:type="auto"/>
+            <w:hideMark/>
+          </w:tcPr>
+          <w:p>
+            <w:pPr>
+              <w:spacing w:after="160"/>
+              <w:cnfStyle w:val="000000100000" w:firstRow="0" w:lastRow="0" w:firstColumn="0" w:lastColumn="0" w:oddVBand="0" w:evenVBand="0" w:oddHBand="1" w:evenHBand="0" w:firstRowFirstColumn="0" w:firstRowLastColumn="0" w:lastRowFirstColumn="0" w:lastRowLastColumn="0"/>
+            </w:pPr>
+            <w:r>
+              <w:t>Reports, dashboards, analytics, and decisions</w:t>
+            </w:r>
+          </w:p>
+        </w:tc>
+      </w:tr>
+    </w:tbl>
+    <w:p>
+      <w:pPr>
+        <w:divId w:val="222570326"/>
+        <w:rPr>
+          <w:rFonts w:ascii="Aptos" w:hAnsi="Aptos" w:cs="Times New Roman"/>
+        </w:rPr>
+      </w:pPr>
+    </w:p>
+    <w:p>
+      <w:r>
+        <w:pict w14:anchorId="35C1CF37">
+          <v:rect id="_x0000_i1145" style="width:0;height:1.5pt" o:hralign="center" o:hrstd="t" o:hr="t" fillcolor="#a0a0a0" stroked="f"/>
+        </w:pict>
+      </w:r>
+    </w:p>
+    <w:p>
+      <w:pPr>
+        <w:pStyle w:val="Heading2"/>
+        <w:divId w:val="1566335100"/>
+        <w:rPr>
+          <w:rFonts w:cstheme="minorBidi"/>
+        </w:rPr>
+      </w:pPr>
+      <w:r>
+        <w:rPr>
+          <w:rFonts w:cstheme="minorBidi"/>
+        </w:rPr>
+        <w:t>7. Partitioning, Partition Pruning, and Indexing</w:t>
+      </w:r>
+    </w:p>
+    <w:tbl>
+      <w:tblPr>
+        <w:tblStyle w:val="GridTable4-Accent1"/>
+        <w:tblW w:w="5000" w:type="pct"/>
+        <w:tblLook w:val="04A0" w:firstRow="1" w:lastRow="0" w:firstColumn="1" w:lastColumn="0" w:noHBand="0" w:noVBand="1"/>
+      </w:tblPr>
+      <w:tblGrid>
+        <w:gridCol w:w="1688"/>
+        <w:gridCol w:w="4351"/>
+        <w:gridCol w:w="3311"/>
+      </w:tblGrid>
+      <w:tr>
+        <w:trPr>
+          <w:cnfStyle w:val="100000000000" w:firstRow="1" w:lastRow="0" w:firstColumn="0" w:lastColumn="0" w:oddVBand="0" w:evenVBand="0" w:oddHBand="0" w:evenHBand="0" w:firstRowFirstColumn="0" w:firstRowLastColumn="0" w:lastRowFirstColumn="0" w:lastRowLastColumn="0"/>
+          <w:divId w:val="1566335100"/>
+        </w:trPr>
+        <w:tc>
+          <w:tcPr>
+            <w:cnfStyle w:val="001000000000" w:firstRow="0" w:lastRow="0" w:firstColumn="1" w:lastColumn="0" w:oddVBand="0" w:evenVBand="0" w:oddHBand="0" w:evenHBand="0" w:firstRowFirstColumn="0" w:firstRowLastColumn="0" w:lastRowFirstColumn="0" w:lastRowLastColumn="0"/>
+            <w:tcW w:w="0" w:type="auto"/>
+            <w:hideMark/>
+          </w:tcPr>
+          <w:p>
+            <w:pPr>
+              <w:spacing w:after="160"/>
+              <w:rPr>
+                <w:rFonts w:cs="Times New Roman"/>
+              </w:rPr>
+            </w:pPr>
+            <w:r>
+              <w:t>Technique</w:t>
+            </w:r>
+          </w:p>
+        </w:tc>
+        <w:tc>
+          <w:tcPr>
+            <w:tcW w:w="0" w:type="auto"/>
+            <w:hideMark/>
+          </w:tcPr>
+          <w:p>
+            <w:pPr>
+              <w:spacing w:after="160"/>
+              <w:cnfStyle w:val="100000000000" w:firstRow="1" w:lastRow="0" w:firstColumn="0" w:lastColumn="0" w:oddVBand="0" w:evenVBand="0" w:oddHBand="0" w:evenHBand="0" w:firstRowFirstColumn="0" w:firstRowLastColumn="0" w:lastRowFirstColumn="0" w:lastRowLastColumn="0"/>
+            </w:pPr>
+            <w:r>
+              <w:t>How it works</w:t>
+            </w:r>
+          </w:p>
+        </w:tc>
+        <w:tc>
+          <w:tcPr>
+            <w:tcW w:w="0" w:type="auto"/>
+            <w:hideMark/>
+          </w:tcPr>
+          <w:p>
+            <w:pPr>
+              <w:spacing w:after="160"/>
+              <w:cnfStyle w:val="100000000000" w:firstRow="1" w:lastRow="0" w:firstColumn="0" w:lastColumn="0" w:oddVBand="0" w:evenVBand="0" w:oddHBand="0" w:evenHBand="0" w:firstRowFirstColumn="0" w:firstRowLastColumn="0" w:lastRowFirstColumn="0" w:lastRowLastColumn="0"/>
+            </w:pPr>
+            <w:r>
+              <w:t>Performance benefit</w:t>
+            </w:r>
+          </w:p>
+        </w:tc>
+      </w:tr>
+      <w:tr>
+        <w:trPr>
+          <w:cnfStyle w:val="000000100000" w:firstRow="0" w:lastRow="0" w:firstColumn="0" w:lastColumn="0" w:oddVBand="0" w:evenVBand="0" w:oddHBand="1" w:evenHBand="0" w:firstRowFirstColumn="0" w:firstRowLastColumn="0" w:lastRowFirstColumn="0" w:lastRowLastColumn="0"/>
+          <w:divId w:val="1566335100"/>
+        </w:trPr>
+        <w:tc>
+          <w:tcPr>
+            <w:cnfStyle w:val="001000000000" w:firstRow="0" w:lastRow="0" w:firstColumn="1" w:lastColumn="0" w:oddVBand="0" w:evenVBand="0" w:oddHBand="0" w:evenHBand="0" w:firstRowFirstColumn="0" w:firstRowLastColumn="0" w:lastRowFirstColumn="0" w:lastRowLastColumn="0"/>
+            <w:tcW w:w="0" w:type="auto"/>
+            <w:hideMark/>
+          </w:tcPr>
+          <w:p>
+            <w:pPr>
+              <w:spacing w:after="160"/>
+            </w:pPr>
+            <w:r>
+              <w:t>Partitioning</w:t>
+            </w:r>
+          </w:p>
+        </w:tc>
+        <w:tc>
+          <w:tcPr>
+            <w:tcW w:w="0" w:type="auto"/>
+            <w:hideMark/>
+          </w:tcPr>
+          <w:p>
+            <w:pPr>
+              <w:spacing w:after="160"/>
+              <w:cnfStyle w:val="000000100000" w:firstRow="0" w:lastRow="0" w:firstColumn="0" w:lastColumn="0" w:oddVBand="0" w:evenVBand="0" w:oddHBand="1" w:evenHBand="0" w:firstRowFirstColumn="0" w:firstRowLastColumn="0" w:lastRowFirstColumn="0" w:lastRowLastColumn="0"/>
+            </w:pPr>
+            <w:r>
+              <w:t>Splits a table into directory-like sections, such as year=2024, year=2025, and year=2026.</w:t>
+            </w:r>
+          </w:p>
+        </w:tc>
+        <w:tc>
+          <w:tcPr>
+            <w:tcW w:w="0" w:type="auto"/>
+            <w:hideMark/>
+          </w:tcPr>
+          <w:p>
+            <w:pPr>
+              <w:spacing w:after="160"/>
+              <w:cnfStyle w:val="000000100000" w:firstRow="0" w:lastRow="0" w:firstColumn="0" w:lastColumn="0" w:oddVBand="0" w:evenVBand="0" w:oddHBand="1" w:evenHBand="0" w:firstRowFirstColumn="0" w:firstRowLastColumn="0" w:lastRowFirstColumn="0" w:lastRowLastColumn="0"/>
+            </w:pPr>
+            <w:r>
+              <w:t>Queries can scan only relevant sections.</w:t>
+            </w:r>
+          </w:p>
+        </w:tc>
+      </w:tr>
+      <w:tr>
+        <w:trPr>
+          <w:divId w:val="1566335100"/>
+        </w:trPr>
+        <w:tc>
+          <w:tcPr>
+            <w:cnfStyle w:val="001000000000" w:firstRow="0" w:lastRow="0" w:firstColumn="1" w:lastColumn="0" w:oddVBand="0" w:evenVBand="0" w:oddHBand="0" w:evenHBand="0" w:firstRowFirstColumn="0" w:firstRowLastColumn="0" w:lastRowFirstColumn="0" w:lastRowLastColumn="0"/>
+            <w:tcW w:w="0" w:type="auto"/>
+            <w:hideMark/>
+          </w:tcPr>
+          <w:p>
+            <w:pPr>
+              <w:spacing w:after="160"/>
+            </w:pPr>
+            <w:r>
+              <w:t>Partition pruning</w:t>
+            </w:r>
+          </w:p>
+        </w:tc>
+        <w:tc>
+          <w:tcPr>
+            <w:tcW w:w="0" w:type="auto"/>
+            <w:hideMark/>
+          </w:tcPr>
+          <w:p>
+            <w:pPr>
+              <w:spacing w:after="160"/>
+              <w:cnfStyle w:val="000000000000" w:firstRow="0" w:lastRow="0" w:firstColumn="0" w:lastColumn="0" w:oddVBand="0" w:evenVBand="0" w:oddHBand="0" w:evenHBand="0" w:firstRowFirstColumn="0" w:firstRowLastColumn="0" w:lastRowFirstColumn="0" w:lastRowLastColumn="0"/>
+            </w:pPr>
+            <w:r>
+              <w:t>Skips partitions that do not match the filter.</w:t>
+            </w:r>
+          </w:p>
+        </w:tc>
+        <w:tc>
+          <w:tcPr>
+            <w:tcW w:w="0" w:type="auto"/>
+            <w:hideMark/>
+          </w:tcPr>
+          <w:p>
+            <w:pPr>
+              <w:spacing w:after="160"/>
+              <w:cnfStyle w:val="000000000000" w:firstRow="0" w:lastRow="0" w:firstColumn="0" w:lastColumn="0" w:oddVBand="0" w:evenVBand="0" w:oddHBand="0" w:evenHBand="0" w:firstRowFirstColumn="0" w:firstRowLastColumn="0" w:lastRowFirstColumn="0" w:lastRowLastColumn="0"/>
+            </w:pPr>
+            <w:r>
+              <w:t>Reduces data scanning.</w:t>
+            </w:r>
+          </w:p>
+        </w:tc>
+      </w:tr>
+      <w:tr>
+        <w:trPr>
+          <w:cnfStyle w:val="000000100000" w:firstRow="0" w:lastRow="0" w:firstColumn="0" w:lastColumn="0" w:oddVBand="0" w:evenVBand="0" w:oddHBand="1" w:evenHBand="0" w:firstRowFirstColumn="0" w:firstRowLastColumn="0" w:lastRowFirstColumn="0" w:lastRowLastColumn="0"/>
+          <w:divId w:val="1566335100"/>
+        </w:trPr>
+        <w:tc>
+          <w:tcPr>
+            <w:cnfStyle w:val="001000000000" w:firstRow="0" w:lastRow="0" w:firstColumn="1" w:lastColumn="0" w:oddVBand="0" w:evenVBand="0" w:oddHBand="0" w:evenHBand="0" w:firstRowFirstColumn="0" w:firstRowLastColumn="0" w:lastRowFirstColumn="0" w:lastRowLastColumn="0"/>
+            <w:tcW w:w="0" w:type="auto"/>
+            <w:hideMark/>
+          </w:tcPr>
+          <w:p>
+            <w:pPr>
+              <w:spacing w:after="160"/>
+            </w:pPr>
+            <w:r>
+              <w:t>Indexing</w:t>
+            </w:r>
+          </w:p>
+        </w:tc>
+        <w:tc>
+          <w:tcPr>
+            <w:tcW w:w="0" w:type="auto"/>
+            <w:hideMark/>
+          </w:tcPr>
+          <w:p>
+            <w:pPr>
+              <w:spacing w:after="160"/>
+              <w:cnfStyle w:val="000000100000" w:firstRow="0" w:lastRow="0" w:firstColumn="0" w:lastColumn="0" w:oddVBand="0" w:evenVBand="0" w:oddHBand="1" w:evenHBand="0" w:firstRowFirstColumn="0" w:firstRowLastColumn="0" w:lastRowFirstColumn="0" w:lastRowLastColumn="0"/>
+            </w:pPr>
+            <w:r>
+              <w:t>Creates a lookup structure for finding values.</w:t>
+            </w:r>
+          </w:p>
+        </w:tc>
+        <w:tc>
+          <w:tcPr>
+            <w:tcW w:w="0" w:type="auto"/>
+            <w:hideMark/>
+          </w:tcPr>
+          <w:p>
+            <w:pPr>
+              <w:spacing w:after="160"/>
+              <w:cnfStyle w:val="000000100000" w:firstRow="0" w:lastRow="0" w:firstColumn="0" w:lastColumn="0" w:oddVBand="0" w:evenVBand="0" w:oddHBand="1" w:evenHBand="0" w:firstRowFirstColumn="0" w:firstRowLastColumn="0" w:lastRowFirstColumn="0" w:lastRowLastColumn="0"/>
+            </w:pPr>
+            <w:r>
+              <w:t>Can locate specific data faster than scanning many rows.</w:t>
+            </w:r>
+          </w:p>
+        </w:tc>
+      </w:tr>
+    </w:tbl>
+    <w:p>
+      <w:pPr>
+        <w:divId w:val="1566335100"/>
+        <w:rPr>
+          <w:rFonts w:ascii="Aptos" w:hAnsi="Aptos" w:cs="Times New Roman"/>
+        </w:rPr>
+      </w:pPr>
+    </w:p>
+    <w:p>
+      <w:pPr>
+        <w:divId w:val="1566335100"/>
+      </w:pPr>
+      <w:r>
+        <w:rPr>
+          <w:b/>
+          <w:bCs/>
+        </w:rPr>
+        <w:t>Example:</w:t>
+      </w:r>
+      <w:r>
+        <w:t xml:space="preserve"> WHERE year = 2026 can scan only the year=2026 partition.</w:t>
+      </w:r>
+    </w:p>
+    <w:p>
+      <w:pPr>
+        <w:divId w:val="1566335100"/>
+      </w:pPr>
+      <w:r>
+        <w:rPr>
+          <w:b/>
+          <w:bCs/>
+        </w:rPr>
+        <w:t>Hierarchy:</w:t>
+      </w:r>
+      <w:r>
+        <w:t xml:space="preserve"> sales/ → year=2026/ → month=09/ → day=08/</w:t>
+      </w:r>
+    </w:p>
+    <w:p>
+      <w:r>
+        <w:lastRenderedPageBreak/>
+        <w:pict w14:anchorId="67374679">
+          <v:rect id="_x0000_i1146" style="width:0;height:1.5pt" o:hralign="center" o:hrstd="t" o:hr="t" fillcolor="#a0a0a0" stroked="f"/>
+        </w:pict>
+      </w:r>
+    </w:p>
+    <w:p>
+      <w:r>
+        <w:pict w14:anchorId="4E977376">
+          <v:rect id="_x0000_i1147" style="width:0;height:1.5pt" o:hralign="center" o:hrstd="t" o:hr="t" fillcolor="#a0a0a0" stroked="f"/>
+        </w:pict>
+      </w:r>
+    </w:p>
+    <w:p>
+      <w:r>
+        <w:pict w14:anchorId="2335581A">
+          <v:rect id="_x0000_i1148" style="width:0;height:1.5pt" o:hralign="center" o:hrstd="t" o:hr="t" fillcolor="#a0a0a0" stroked="f"/>
+        </w:pict>
+      </w:r>
+    </w:p>
+    <w:p>
+      <w:r>
+        <w:pict w14:anchorId="508195F1">
+          <v:rect id="_x0000_i1149" style="width:0;height:1.5pt" o:hralign="center" o:hrstd="t" o:hr="t" fillcolor="#a0a0a0" stroked="f"/>
+        </w:pict>
+      </w:r>
+    </w:p>
+    <w:p>
+      <w:pPr>
+        <w:pStyle w:val="Heading2"/>
+        <w:divId w:val="1550606016"/>
+        <w:rPr>
+          <w:rFonts w:cstheme="minorBidi"/>
+        </w:rPr>
+      </w:pPr>
+      <w:r>
+        <w:rPr>
+          <w:rFonts w:cstheme="minorBidi"/>
+        </w:rPr>
+        <w:t>8. Data Scanning, Shuffling, and Bucketing</w:t>
+      </w:r>
+    </w:p>
+    <w:tbl>
+      <w:tblPr>
+        <w:tblStyle w:val="GridTable4-Accent1"/>
+        <w:tblW w:w="5000" w:type="pct"/>
+        <w:tblLook w:val="04A0" w:firstRow="1" w:lastRow="0" w:firstColumn="1" w:lastColumn="0" w:noHBand="0" w:noVBand="1"/>
+      </w:tblPr>
+      <w:tblGrid>
+        <w:gridCol w:w="1478"/>
+        <w:gridCol w:w="3729"/>
+        <w:gridCol w:w="4143"/>
+      </w:tblGrid>
+      <w:tr>
+        <w:trPr>
+          <w:cnfStyle w:val="100000000000" w:firstRow="1" w:lastRow="0" w:firstColumn="0" w:lastColumn="0" w:oddVBand="0" w:evenVBand="0" w:oddHBand="0" w:evenHBand="0" w:firstRowFirstColumn="0" w:firstRowLastColumn="0" w:lastRowFirstColumn="0" w:lastRowLastColumn="0"/>
+          <w:divId w:val="1550606016"/>
+        </w:trPr>
+        <w:tc>
+          <w:tcPr>
+            <w:cnfStyle w:val="001000000000" w:firstRow="0" w:lastRow="0" w:firstColumn="1" w:lastColumn="0" w:oddVBand="0" w:evenVBand="0" w:oddHBand="0" w:evenHBand="0" w:firstRowFirstColumn="0" w:firstRowLastColumn="0" w:lastRowFirstColumn="0" w:lastRowLastColumn="0"/>
+            <w:tcW w:w="0" w:type="auto"/>
+            <w:hideMark/>
+          </w:tcPr>
+          <w:p>
+            <w:pPr>
+              <w:spacing w:after="160"/>
+              <w:rPr>
+                <w:rFonts w:cs="Times New Roman"/>
+              </w:rPr>
+            </w:pPr>
+            <w:r>
+              <w:t>Concept</w:t>
+            </w:r>
+          </w:p>
+        </w:tc>
+        <w:tc>
+          <w:tcPr>
+            <w:tcW w:w="0" w:type="auto"/>
+            <w:hideMark/>
+          </w:tcPr>
+          <w:p>
+            <w:pPr>
+              <w:spacing w:after="160"/>
+              <w:cnfStyle w:val="100000000000" w:firstRow="1" w:lastRow="0" w:firstColumn="0" w:lastColumn="0" w:oddVBand="0" w:evenVBand="0" w:oddHBand="0" w:evenHBand="0" w:firstRowFirstColumn="0" w:firstRowLastColumn="0" w:lastRowFirstColumn="0" w:lastRowLastColumn="0"/>
+            </w:pPr>
+            <w:r>
+              <w:t>Key question</w:t>
+            </w:r>
+          </w:p>
+        </w:tc>
+        <w:tc>
+          <w:tcPr>
+            <w:tcW w:w="0" w:type="auto"/>
+            <w:hideMark/>
+          </w:tcPr>
+          <w:p>
+            <w:pPr>
+              <w:spacing w:after="160"/>
+              <w:cnfStyle w:val="100000000000" w:firstRow="1" w:lastRow="0" w:firstColumn="0" w:lastColumn="0" w:oddVBand="0" w:evenVBand="0" w:oddHBand="0" w:evenHBand="0" w:firstRowFirstColumn="0" w:firstRowLastColumn="0" w:lastRowFirstColumn="0" w:lastRowLastColumn="0"/>
+            </w:pPr>
+            <w:r>
+              <w:t>Important point</w:t>
+            </w:r>
+          </w:p>
+        </w:tc>
+      </w:tr>
+      <w:tr>
+        <w:trPr>
+          <w:cnfStyle w:val="000000100000" w:firstRow="0" w:lastRow="0" w:firstColumn="0" w:lastColumn="0" w:oddVBand="0" w:evenVBand="0" w:oddHBand="1" w:evenHBand="0" w:firstRowFirstColumn="0" w:firstRowLastColumn="0" w:lastRowFirstColumn="0" w:lastRowLastColumn="0"/>
+          <w:divId w:val="1550606016"/>
+        </w:trPr>
+        <w:tc>
+          <w:tcPr>
+            <w:cnfStyle w:val="001000000000" w:firstRow="0" w:lastRow="0" w:firstColumn="1" w:lastColumn="0" w:oddVBand="0" w:evenVBand="0" w:oddHBand="0" w:evenHBand="0" w:firstRowFirstColumn="0" w:firstRowLastColumn="0" w:lastRowFirstColumn="0" w:lastRowLastColumn="0"/>
+            <w:tcW w:w="0" w:type="auto"/>
+            <w:hideMark/>
+          </w:tcPr>
+          <w:p>
+            <w:pPr>
+              <w:spacing w:after="160"/>
+            </w:pPr>
+            <w:r>
+              <w:t>Data scanning</w:t>
+            </w:r>
+          </w:p>
+        </w:tc>
+        <w:tc>
+          <w:tcPr>
+            <w:tcW w:w="0" w:type="auto"/>
+            <w:hideMark/>
+          </w:tcPr>
+          <w:p>
+            <w:pPr>
+              <w:spacing w:after="160"/>
+              <w:cnfStyle w:val="000000100000" w:firstRow="0" w:lastRow="0" w:firstColumn="0" w:lastColumn="0" w:oddVBand="0" w:evenVBand="0" w:oddHBand="1" w:evenHBand="0" w:firstRowFirstColumn="0" w:firstRowLastColumn="0" w:lastRowFirstColumn="0" w:lastRowLastColumn="0"/>
+            </w:pPr>
+            <w:r>
+              <w:t>How much data must the system read?</w:t>
+            </w:r>
+          </w:p>
+        </w:tc>
+        <w:tc>
+          <w:tcPr>
+            <w:tcW w:w="0" w:type="auto"/>
+            <w:hideMark/>
+          </w:tcPr>
+          <w:p>
+            <w:pPr>
+              <w:spacing w:after="160"/>
+              <w:cnfStyle w:val="000000100000" w:firstRow="0" w:lastRow="0" w:firstColumn="0" w:lastColumn="0" w:oddVBand="0" w:evenVBand="0" w:oddHBand="1" w:evenHBand="0" w:firstRowFirstColumn="0" w:firstRowLastColumn="0" w:lastRowFirstColumn="0" w:lastRowLastColumn="0"/>
+            </w:pPr>
+            <w:r>
+              <w:t>Less scanning usually means a faster query.</w:t>
+            </w:r>
+          </w:p>
+        </w:tc>
+      </w:tr>
+      <w:tr>
+        <w:trPr>
+          <w:divId w:val="1550606016"/>
+        </w:trPr>
+        <w:tc>
+          <w:tcPr>
+            <w:cnfStyle w:val="001000000000" w:firstRow="0" w:lastRow="0" w:firstColumn="1" w:lastColumn="0" w:oddVBand="0" w:evenVBand="0" w:oddHBand="0" w:evenHBand="0" w:firstRowFirstColumn="0" w:firstRowLastColumn="0" w:lastRowFirstColumn="0" w:lastRowLastColumn="0"/>
+            <w:tcW w:w="0" w:type="auto"/>
+            <w:hideMark/>
+          </w:tcPr>
+          <w:p>
+            <w:pPr>
+              <w:spacing w:after="160"/>
+            </w:pPr>
+            <w:r>
+              <w:t>Data shuffling</w:t>
+            </w:r>
+          </w:p>
+        </w:tc>
+        <w:tc>
+          <w:tcPr>
+            <w:tcW w:w="0" w:type="auto"/>
+            <w:hideMark/>
+          </w:tcPr>
+          <w:p>
+            <w:pPr>
+              <w:spacing w:after="160"/>
+              <w:cnfStyle w:val="000000000000" w:firstRow="0" w:lastRow="0" w:firstColumn="0" w:lastColumn="0" w:oddVBand="0" w:evenVBand="0" w:oddHBand="0" w:evenHBand="0" w:firstRowFirstColumn="0" w:firstRowLastColumn="0" w:lastRowFirstColumn="0" w:lastRowLastColumn="0"/>
+            </w:pPr>
+            <w:r>
+              <w:t>How much data must move between machines?</w:t>
+            </w:r>
+          </w:p>
+        </w:tc>
+        <w:tc>
+          <w:tcPr>
+            <w:tcW w:w="0" w:type="auto"/>
+            <w:hideMark/>
+          </w:tcPr>
+          <w:p>
+            <w:pPr>
+              <w:spacing w:after="160"/>
+              <w:cnfStyle w:val="000000000000" w:firstRow="0" w:lastRow="0" w:firstColumn="0" w:lastColumn="0" w:oddVBand="0" w:evenVBand="0" w:oddHBand="0" w:evenHBand="0" w:firstRowFirstColumn="0" w:firstRowLastColumn="0" w:lastRowFirstColumn="0" w:lastRowLastColumn="0"/>
+            </w:pPr>
+            <w:r>
+              <w:t>JOIN, GROUP BY, and ORDER BY can trigger network and disk-heavy movement.</w:t>
+            </w:r>
+          </w:p>
+        </w:tc>
+      </w:tr>
+      <w:tr>
+        <w:trPr>
+          <w:cnfStyle w:val="000000100000" w:firstRow="0" w:lastRow="0" w:firstColumn="0" w:lastColumn="0" w:oddVBand="0" w:evenVBand="0" w:oddHBand="1" w:evenHBand="0" w:firstRowFirstColumn="0" w:firstRowLastColumn="0" w:lastRowFirstColumn="0" w:lastRowLastColumn="0"/>
+          <w:divId w:val="1550606016"/>
+        </w:trPr>
+        <w:tc>
+          <w:tcPr>
+            <w:cnfStyle w:val="001000000000" w:firstRow="0" w:lastRow="0" w:firstColumn="1" w:lastColumn="0" w:oddVBand="0" w:evenVBand="0" w:oddHBand="0" w:evenHBand="0" w:firstRowFirstColumn="0" w:firstRowLastColumn="0" w:lastRowFirstColumn="0" w:lastRowLastColumn="0"/>
+            <w:tcW w:w="0" w:type="auto"/>
+            <w:hideMark/>
+          </w:tcPr>
+          <w:p>
+            <w:pPr>
+              <w:spacing w:after="160"/>
+            </w:pPr>
+            <w:r>
+              <w:t>Bucketing</w:t>
+            </w:r>
+          </w:p>
+        </w:tc>
+        <w:tc>
+          <w:tcPr>
+            <w:tcW w:w="0" w:type="auto"/>
+            <w:hideMark/>
+          </w:tcPr>
+          <w:p>
+            <w:pPr>
+              <w:spacing w:after="160"/>
+              <w:cnfStyle w:val="000000100000" w:firstRow="0" w:lastRow="0" w:firstColumn="0" w:lastColumn="0" w:oddVBand="0" w:evenVBand="0" w:oddHBand="1" w:evenHBand="0" w:firstRowFirstColumn="0" w:firstRowLastColumn="0" w:lastRowFirstColumn="0" w:lastRowLastColumn="0"/>
+            </w:pPr>
+            <w:r>
+              <w:t>How can rows be distributed into a fixed number of hash-based buckets?</w:t>
+            </w:r>
+          </w:p>
+        </w:tc>
+        <w:tc>
+          <w:tcPr>
+            <w:tcW w:w="0" w:type="auto"/>
+            <w:hideMark/>
+          </w:tcPr>
+          <w:p>
+            <w:pPr>
+              <w:spacing w:after="160"/>
+              <w:cnfStyle w:val="000000100000" w:firstRow="0" w:lastRow="0" w:firstColumn="0" w:lastColumn="0" w:oddVBand="0" w:evenVBand="0" w:oddHBand="1" w:evenHBand="0" w:firstRowFirstColumn="0" w:firstRowLastColumn="0" w:lastRowFirstColumn="0" w:lastRowLastColumn="0"/>
+            </w:pPr>
+            <w:r>
+              <w:t>Compatible bucketing can reduce shuffling for some joins and aggregations.</w:t>
+            </w:r>
+          </w:p>
+        </w:tc>
+      </w:tr>
+    </w:tbl>
+    <w:p>
+      <w:pPr>
+        <w:divId w:val="1550606016"/>
+        <w:rPr>
+          <w:rFonts w:ascii="Aptos" w:hAnsi="Aptos" w:cs="Times New Roman"/>
+        </w:rPr>
+      </w:pPr>
+    </w:p>
+    <w:p>
+      <w:pPr>
+        <w:divId w:val="1550606016"/>
+      </w:pPr>
+      <w:r>
+        <w:rPr>
+          <w:b/>
+          <w:bCs/>
+        </w:rPr>
+        <w:t>Bucketing example:</w:t>
+      </w:r>
+      <w:r>
+        <w:t xml:space="preserve"> customer_id → hash → Bucket 1 | Bucket 2 | Bucket 3 | Bucket 4</w:t>
+      </w:r>
+    </w:p>
+    <w:p>
+      <w:r>
+        <w:pict w14:anchorId="166216BF">
+          <v:rect id="_x0000_i1150" style="width:0;height:1.5pt" o:hralign="center" o:hrstd="t" o:hr="t" fillcolor="#a0a0a0" stroked="f"/>
+        </w:pict>
+      </w:r>
+    </w:p>
+    <w:p>
+      <w:r>
+        <w:pict w14:anchorId="4C0F48D8">
+          <v:rect id="_x0000_i1151" style="width:0;height:1.5pt" o:hralign="center" o:hrstd="t" o:hr="t" fillcolor="#a0a0a0" stroked="f"/>
+        </w:pict>
+      </w:r>
+    </w:p>
+    <w:p>
+      <w:pPr>
+        <w:pStyle w:val="Heading2"/>
+        <w:divId w:val="1645890612"/>
+        <w:rPr>
+          <w:rFonts w:cstheme="minorBidi"/>
+        </w:rPr>
+      </w:pPr>
+      <w:r>
+        <w:rPr>
+          <w:rFonts w:cstheme="minorBidi"/>
+        </w:rPr>
+        <w:t>9. Query-Performance Cheat Sheet</w:t>
+      </w:r>
+    </w:p>
+    <w:tbl>
+      <w:tblPr>
+        <w:tblStyle w:val="GridTable4-Accent1"/>
+        <w:tblW w:w="5000" w:type="pct"/>
+        <w:tblLook w:val="04A0" w:firstRow="1" w:lastRow="0" w:firstColumn="1" w:lastColumn="0" w:noHBand="0" w:noVBand="1"/>
+      </w:tblPr>
+      <w:tblGrid>
+        <w:gridCol w:w="1847"/>
+        <w:gridCol w:w="7503"/>
+      </w:tblGrid>
+      <w:tr>
+        <w:trPr>
+          <w:cnfStyle w:val="100000000000" w:firstRow="1" w:lastRow="0" w:firstColumn="0" w:lastColumn="0" w:oddVBand="0" w:evenVBand="0" w:oddHBand="0" w:evenHBand="0" w:firstRowFirstColumn="0" w:firstRowLastColumn="0" w:lastRowFirstColumn="0" w:lastRowLastColumn="0"/>
+          <w:divId w:val="1645890612"/>
+        </w:trPr>
+        <w:tc>
+          <w:tcPr>
+            <w:cnfStyle w:val="001000000000" w:firstRow="0" w:lastRow="0" w:firstColumn="1" w:lastColumn="0" w:oddVBand="0" w:evenVBand="0" w:oddHBand="0" w:evenHBand="0" w:firstRowFirstColumn="0" w:firstRowLastColumn="0" w:lastRowFirstColumn="0" w:lastRowLastColumn="0"/>
+            <w:tcW w:w="0" w:type="auto"/>
+            <w:hideMark/>
+          </w:tcPr>
+          <w:p>
+            <w:pPr>
+              <w:spacing w:after="160"/>
+              <w:rPr>
+                <w:rFonts w:cs="Times New Roman"/>
+              </w:rPr>
+            </w:pPr>
+            <w:r>
+              <w:t>Technique</w:t>
+            </w:r>
+          </w:p>
+        </w:tc>
+        <w:tc>
+          <w:tcPr>
+            <w:tcW w:w="0" w:type="auto"/>
+            <w:hideMark/>
+          </w:tcPr>
+          <w:p>
+            <w:pPr>
+              <w:spacing w:after="160"/>
+              <w:cnfStyle w:val="100000000000" w:firstRow="1" w:lastRow="0" w:firstColumn="0" w:lastColumn="0" w:oddVBand="0" w:evenVBand="0" w:oddHBand="0" w:evenHBand="0" w:firstRowFirstColumn="0" w:firstRowLastColumn="0" w:lastRowFirstColumn="0" w:lastRowLastColumn="0"/>
+            </w:pPr>
+            <w:r>
+              <w:t>Main effect</w:t>
+            </w:r>
+          </w:p>
+        </w:tc>
+      </w:tr>
+      <w:tr>
+        <w:trPr>
+          <w:cnfStyle w:val="000000100000" w:firstRow="0" w:lastRow="0" w:firstColumn="0" w:lastColumn="0" w:oddVBand="0" w:evenVBand="0" w:oddHBand="1" w:evenHBand="0" w:firstRowFirstColumn="0" w:firstRowLastColumn="0" w:lastRowFirstColumn="0" w:lastRowLastColumn="0"/>
+          <w:divId w:val="1645890612"/>
+        </w:trPr>
+        <w:tc>
+          <w:tcPr>
+            <w:cnfStyle w:val="001000000000" w:firstRow="0" w:lastRow="0" w:firstColumn="1" w:lastColumn="0" w:oddVBand="0" w:evenVBand="0" w:oddHBand="0" w:evenHBand="0" w:firstRowFirstColumn="0" w:firstRowLastColumn="0" w:lastRowFirstColumn="0" w:lastRowLastColumn="0"/>
+            <w:tcW w:w="0" w:type="auto"/>
+            <w:hideMark/>
+          </w:tcPr>
+          <w:p>
+            <w:pPr>
+              <w:spacing w:after="160"/>
+            </w:pPr>
+            <w:r>
+              <w:t>Partitioning</w:t>
+            </w:r>
+          </w:p>
+        </w:tc>
+        <w:tc>
+          <w:tcPr>
+            <w:tcW w:w="0" w:type="auto"/>
+            <w:hideMark/>
+          </w:tcPr>
+          <w:p>
+            <w:pPr>
+              <w:spacing w:after="160"/>
+              <w:cnfStyle w:val="000000100000" w:firstRow="0" w:lastRow="0" w:firstColumn="0" w:lastColumn="0" w:oddVBand="0" w:evenVBand="0" w:oddHBand="1" w:evenHBand="0" w:firstRowFirstColumn="0" w:firstRowLastColumn="0" w:lastRowFirstColumn="0" w:lastRowLastColumn="0"/>
+            </w:pPr>
+            <w:r>
+              <w:t>Reduces scanning by skipping irrelevant partitions.</w:t>
+            </w:r>
+          </w:p>
+        </w:tc>
+      </w:tr>
+      <w:tr>
+        <w:trPr>
+          <w:divId w:val="1645890612"/>
+        </w:trPr>
+        <w:tc>
+          <w:tcPr>
+            <w:cnfStyle w:val="001000000000" w:firstRow="0" w:lastRow="0" w:firstColumn="1" w:lastColumn="0" w:oddVBand="0" w:evenVBand="0" w:oddHBand="0" w:evenHBand="0" w:firstRowFirstColumn="0" w:firstRowLastColumn="0" w:lastRowFirstColumn="0" w:lastRowLastColumn="0"/>
+            <w:tcW w:w="0" w:type="auto"/>
+            <w:hideMark/>
+          </w:tcPr>
+          <w:p>
+            <w:pPr>
+              <w:spacing w:after="160"/>
+            </w:pPr>
+            <w:r>
+              <w:t>Parquet / ORC</w:t>
+            </w:r>
+          </w:p>
+        </w:tc>
+        <w:tc>
+          <w:tcPr>
+            <w:tcW w:w="0" w:type="auto"/>
+            <w:hideMark/>
+          </w:tcPr>
+          <w:p>
+            <w:pPr>
+              <w:spacing w:after="160"/>
+              <w:cnfStyle w:val="000000000000" w:firstRow="0" w:lastRow="0" w:firstColumn="0" w:lastColumn="0" w:oddVBand="0" w:evenVBand="0" w:oddHBand="0" w:evenHBand="0" w:firstRowFirstColumn="0" w:firstRowLastColumn="0" w:lastRowFirstColumn="0" w:lastRowLastColumn="0"/>
+            </w:pPr>
+            <w:r>
+              <w:t>Reduces bytes read through column pruning and compression.</w:t>
+            </w:r>
+          </w:p>
+        </w:tc>
+      </w:tr>
+      <w:tr>
+        <w:trPr>
+          <w:cnfStyle w:val="000000100000" w:firstRow="0" w:lastRow="0" w:firstColumn="0" w:lastColumn="0" w:oddVBand="0" w:evenVBand="0" w:oddHBand="1" w:evenHBand="0" w:firstRowFirstColumn="0" w:firstRowLastColumn="0" w:lastRowFirstColumn="0" w:lastRowLastColumn="0"/>
+          <w:divId w:val="1645890612"/>
+        </w:trPr>
+        <w:tc>
+          <w:tcPr>
+            <w:cnfStyle w:val="001000000000" w:firstRow="0" w:lastRow="0" w:firstColumn="1" w:lastColumn="0" w:oddVBand="0" w:evenVBand="0" w:oddHBand="0" w:evenHBand="0" w:firstRowFirstColumn="0" w:firstRowLastColumn="0" w:lastRowFirstColumn="0" w:lastRowLastColumn="0"/>
+            <w:tcW w:w="0" w:type="auto"/>
+            <w:hideMark/>
+          </w:tcPr>
+          <w:p>
+            <w:pPr>
+              <w:spacing w:after="160"/>
+            </w:pPr>
+            <w:r>
+              <w:t>Bucketing</w:t>
+            </w:r>
+          </w:p>
+        </w:tc>
+        <w:tc>
+          <w:tcPr>
+            <w:tcW w:w="0" w:type="auto"/>
+            <w:hideMark/>
+          </w:tcPr>
+          <w:p>
+            <w:pPr>
+              <w:spacing w:after="160"/>
+              <w:cnfStyle w:val="000000100000" w:firstRow="0" w:lastRow="0" w:firstColumn="0" w:lastColumn="0" w:oddVBand="0" w:evenVBand="0" w:oddHBand="1" w:evenHBand="0" w:firstRowFirstColumn="0" w:firstRowLastColumn="0" w:lastRowFirstColumn="0" w:lastRowLastColumn="0"/>
+            </w:pPr>
+            <w:r>
+              <w:t>Can reduce shuffling when data is distributed compatibly.</w:t>
+            </w:r>
+          </w:p>
+        </w:tc>
+      </w:tr>
+      <w:tr>
+        <w:trPr>
+          <w:divId w:val="1645890612"/>
+        </w:trPr>
+        <w:tc>
+          <w:tcPr>
+            <w:cnfStyle w:val="001000000000" w:firstRow="0" w:lastRow="0" w:firstColumn="1" w:lastColumn="0" w:oddVBand="0" w:evenVBand="0" w:oddHBand="0" w:evenHBand="0" w:firstRowFirstColumn="0" w:firstRowLastColumn="0" w:lastRowFirstColumn="0" w:lastRowLastColumn="0"/>
+            <w:tcW w:w="0" w:type="auto"/>
+            <w:hideMark/>
+          </w:tcPr>
+          <w:p>
+            <w:pPr>
+              <w:spacing w:after="160"/>
+            </w:pPr>
+            <w:r>
+              <w:t>Indexing</w:t>
+            </w:r>
+          </w:p>
+        </w:tc>
+        <w:tc>
+          <w:tcPr>
+            <w:tcW w:w="0" w:type="auto"/>
+            <w:hideMark/>
+          </w:tcPr>
+          <w:p>
+            <w:pPr>
+              <w:spacing w:after="160"/>
+              <w:cnfStyle w:val="000000000000" w:firstRow="0" w:lastRow="0" w:firstColumn="0" w:lastColumn="0" w:oddVBand="0" w:evenVBand="0" w:oddHBand="0" w:evenHBand="0" w:firstRowFirstColumn="0" w:firstRowLastColumn="0" w:lastRowFirstColumn="0" w:lastRowLastColumn="0"/>
+            </w:pPr>
+            <w:r>
+              <w:t>Supports faster lookup in systems and table types that use indexes.</w:t>
+            </w:r>
+          </w:p>
+        </w:tc>
+      </w:tr>
+    </w:tbl>
+    <w:p>
+      <w:pPr>
+        <w:divId w:val="1645890612"/>
+        <w:rPr>
+          <w:rFonts w:ascii="Aptos" w:hAnsi="Aptos" w:cs="Times New Roman"/>
+        </w:rPr>
+      </w:pPr>
+    </w:p>
+    <w:p>
+      <w:pPr>
+        <w:shd w:val="clear" w:color="auto" w:fill="EAF6FD"/>
+        <w:divId w:val="1645890612"/>
+      </w:pPr>
+      <w:r>
+        <w:rPr>
+          <w:b/>
+          <w:bCs/>
+        </w:rPr>
+        <w:t>Golden rule:</w:t>
+      </w:r>
+      <w:r>
+        <w:t xml:space="preserve"> Scan less + shuffle less = better query performance.</w:t>
       </w:r>
     </w:p>
     <w:p/>
@@ -7719,9 +9806,9 @@
 <file path=word/numbering.xml><?xml version="1.0" encoding="utf-8"?>
 <w:numbering xmlns:wpc="http://schemas.microsoft.com/office/word/2010/wordprocessingCanvas" xmlns:cx="http://schemas.microsoft.com/office/drawing/2014/chartex" xmlns:cx1="http://schemas.microsoft.com/office/drawing/2015/9/8/chartex" xmlns:cx2="http://schemas.microsoft.com/office/drawing/2015/10/21/chartex" xmlns:cx3="http://schemas.microsoft.com/office/drawing/2016/5/9/chartex" xmlns:cx4="http://schemas.microsoft.com/office/drawing/2016/5/10/chartex" xmlns:cx5="http://schemas.microsoft.com/office/drawing/2016/5/11/chartex" xmlns:cx6="http://schemas.microsoft.com/office/drawing/2016/5/12/chartex" xmlns:cx7="http://schemas.microsoft.com/office/drawing/2016/5/13/chartex" xmlns:cx8="http://schemas.microsoft.com/office/drawing/2016/5/14/chartex" xmlns:mc="http://schemas.openxmlformats.org/markup-compatibility/2006" xmlns:aink="http://schemas.microsoft.com/office/drawing/2016/ink" xmlns:am3d="http://schemas.microsoft.com/office/drawing/2017/model3d" xmlns:o="urn:schemas-microsoft-com:office:office" xmlns:oel="http://schemas.microsoft.com/office/2019/extlst" xmlns:r="http://schemas.openxmlformats.org/officeDocument/2006/relationships" xmlns:m="http://schemas.openxmlformats.org/officeDocument/2006/math" xmlns:v="urn:schemas-microsoft-com:vml" xmlns:wp14="http://schemas.microsoft.com/office/word/2010/wordprocessingDrawing" xmlns:wp="http://schemas.openxmlformats.org/drawingml/2006/wordprocessingDrawing" xmlns:w10="urn:schemas-microsoft-com:office:word" xmlns:w="http://schemas.openxmlformats.org/wordprocessingml/2006/main" xmlns:w14="http://schemas.microsoft.com/office/word/2010/wordml" xmlns:w15="http://schemas.microsoft.com/office/word/2012/wordml" xmlns:w16cex="http://schemas.microsoft.com/office/word/2018/wordml/cex" xmlns:w16cid="http://schemas.microsoft.com/office/word/2016/wordml/cid" xmlns:w16="http://schemas.microsoft.com/office/word/2018/wordml" xmlns:w16du="http://schemas.microsoft.com/office/word/2023/wordml/word16du" xmlns:w16sdtdh="http://schemas.microsoft.com/office/word/2020/wordml/sdtdatahash" xmlns:w16sdtfl="http://schemas.microsoft.com/office/word/2024/wordml/sdtformatlock" xmlns:w16se="http://schemas.microsoft.com/office/word/2015/wordml/symex" xmlns:wpg="http://schemas.microsoft.com/office/word/2010/wordprocessingGroup" xmlns:wpi="http://schemas.microsoft.com/office/word/2010/wordprocessingInk" xmlns:wne="http://schemas.microsoft.com/office/word/2006/wordml" xmlns:wps="http://schemas.microsoft.com/office/word/2010/wordprocessingShape" mc:Ignorable="w14 w15 w16se w16cid w16 w16cex w16sdtdh w16sdtfl w16du wp14">
   <w:abstractNum w:abstractNumId="0" w15:restartNumberingAfterBreak="0">
-    <w:nsid w:val="1EDA3F76"/>
+    <w:nsid w:val="0064209E"/>
     <w:multiLevelType w:val="multilevel"/>
-    <w:tmpl w:val="CAA4843A"/>
+    <w:tmpl w:val="29F4E5B4"/>
     <w:lvl w:ilvl="0">
       <w:start w:val="1"/>
       <w:numFmt w:val="bullet"/>
@@ -7868,9 +9955,9 @@
     </w:lvl>
   </w:abstractNum>
   <w:abstractNum w:abstractNumId="1" w15:restartNumberingAfterBreak="0">
-    <w:nsid w:val="43AC5A19"/>
+    <w:nsid w:val="189533E8"/>
     <w:multiLevelType w:val="multilevel"/>
-    <w:tmpl w:val="54E8A480"/>
+    <w:tmpl w:val="21ECC2DC"/>
     <w:lvl w:ilvl="0">
       <w:start w:val="1"/>
       <w:numFmt w:val="bullet"/>
@@ -8017,9 +10104,9 @@
     </w:lvl>
   </w:abstractNum>
   <w:abstractNum w:abstractNumId="2" w15:restartNumberingAfterBreak="0">
-    <w:nsid w:val="6D9363A9"/>
+    <w:nsid w:val="1EDA3F76"/>
     <w:multiLevelType w:val="multilevel"/>
-    <w:tmpl w:val="0C5A5944"/>
+    <w:tmpl w:val="CAA4843A"/>
     <w:lvl w:ilvl="0">
       <w:start w:val="1"/>
       <w:numFmt w:val="bullet"/>
@@ -8165,14 +10252,1230 @@
       </w:rPr>
     </w:lvl>
   </w:abstractNum>
+  <w:abstractNum w:abstractNumId="3" w15:restartNumberingAfterBreak="0">
+    <w:nsid w:val="26C750E3"/>
+    <w:multiLevelType w:val="multilevel"/>
+    <w:tmpl w:val="C532A15A"/>
+    <w:lvl w:ilvl="0">
+      <w:start w:val="1"/>
+      <w:numFmt w:val="bullet"/>
+      <w:lvlText w:val=""/>
+      <w:lvlJc w:val="left"/>
+      <w:pPr>
+        <w:tabs>
+          <w:tab w:val="num" w:pos="720"/>
+        </w:tabs>
+        <w:ind w:left="720" w:hanging="360"/>
+      </w:pPr>
+      <w:rPr>
+        <w:rFonts w:ascii="Symbol" w:hAnsi="Symbol" w:hint="default"/>
+        <w:sz w:val="20"/>
+      </w:rPr>
+    </w:lvl>
+    <w:lvl w:ilvl="1" w:tentative="1">
+      <w:start w:val="1"/>
+      <w:numFmt w:val="bullet"/>
+      <w:lvlText w:val="o"/>
+      <w:lvlJc w:val="left"/>
+      <w:pPr>
+        <w:tabs>
+          <w:tab w:val="num" w:pos="1440"/>
+        </w:tabs>
+        <w:ind w:left="1440" w:hanging="360"/>
+      </w:pPr>
+      <w:rPr>
+        <w:rFonts w:ascii="Courier New" w:hAnsi="Courier New" w:hint="default"/>
+        <w:sz w:val="20"/>
+      </w:rPr>
+    </w:lvl>
+    <w:lvl w:ilvl="2" w:tentative="1">
+      <w:start w:val="1"/>
+      <w:numFmt w:val="bullet"/>
+      <w:lvlText w:val=""/>
+      <w:lvlJc w:val="left"/>
+      <w:pPr>
+        <w:tabs>
+          <w:tab w:val="num" w:pos="2160"/>
+        </w:tabs>
+        <w:ind w:left="2160" w:hanging="360"/>
+      </w:pPr>
+      <w:rPr>
+        <w:rFonts w:ascii="Wingdings" w:hAnsi="Wingdings" w:hint="default"/>
+        <w:sz w:val="20"/>
+      </w:rPr>
+    </w:lvl>
+    <w:lvl w:ilvl="3" w:tentative="1">
+      <w:start w:val="1"/>
+      <w:numFmt w:val="bullet"/>
+      <w:lvlText w:val=""/>
+      <w:lvlJc w:val="left"/>
+      <w:pPr>
+        <w:tabs>
+          <w:tab w:val="num" w:pos="2880"/>
+        </w:tabs>
+        <w:ind w:left="2880" w:hanging="360"/>
+      </w:pPr>
+      <w:rPr>
+        <w:rFonts w:ascii="Wingdings" w:hAnsi="Wingdings" w:hint="default"/>
+        <w:sz w:val="20"/>
+      </w:rPr>
+    </w:lvl>
+    <w:lvl w:ilvl="4" w:tentative="1">
+      <w:start w:val="1"/>
+      <w:numFmt w:val="bullet"/>
+      <w:lvlText w:val=""/>
+      <w:lvlJc w:val="left"/>
+      <w:pPr>
+        <w:tabs>
+          <w:tab w:val="num" w:pos="3600"/>
+        </w:tabs>
+        <w:ind w:left="3600" w:hanging="360"/>
+      </w:pPr>
+      <w:rPr>
+        <w:rFonts w:ascii="Wingdings" w:hAnsi="Wingdings" w:hint="default"/>
+        <w:sz w:val="20"/>
+      </w:rPr>
+    </w:lvl>
+    <w:lvl w:ilvl="5" w:tentative="1">
+      <w:start w:val="1"/>
+      <w:numFmt w:val="bullet"/>
+      <w:lvlText w:val=""/>
+      <w:lvlJc w:val="left"/>
+      <w:pPr>
+        <w:tabs>
+          <w:tab w:val="num" w:pos="4320"/>
+        </w:tabs>
+        <w:ind w:left="4320" w:hanging="360"/>
+      </w:pPr>
+      <w:rPr>
+        <w:rFonts w:ascii="Wingdings" w:hAnsi="Wingdings" w:hint="default"/>
+        <w:sz w:val="20"/>
+      </w:rPr>
+    </w:lvl>
+    <w:lvl w:ilvl="6" w:tentative="1">
+      <w:start w:val="1"/>
+      <w:numFmt w:val="bullet"/>
+      <w:lvlText w:val=""/>
+      <w:lvlJc w:val="left"/>
+      <w:pPr>
+        <w:tabs>
+          <w:tab w:val="num" w:pos="5040"/>
+        </w:tabs>
+        <w:ind w:left="5040" w:hanging="360"/>
+      </w:pPr>
+      <w:rPr>
+        <w:rFonts w:ascii="Wingdings" w:hAnsi="Wingdings" w:hint="default"/>
+        <w:sz w:val="20"/>
+      </w:rPr>
+    </w:lvl>
+    <w:lvl w:ilvl="7" w:tentative="1">
+      <w:start w:val="1"/>
+      <w:numFmt w:val="bullet"/>
+      <w:lvlText w:val=""/>
+      <w:lvlJc w:val="left"/>
+      <w:pPr>
+        <w:tabs>
+          <w:tab w:val="num" w:pos="5760"/>
+        </w:tabs>
+        <w:ind w:left="5760" w:hanging="360"/>
+      </w:pPr>
+      <w:rPr>
+        <w:rFonts w:ascii="Wingdings" w:hAnsi="Wingdings" w:hint="default"/>
+        <w:sz w:val="20"/>
+      </w:rPr>
+    </w:lvl>
+    <w:lvl w:ilvl="8" w:tentative="1">
+      <w:start w:val="1"/>
+      <w:numFmt w:val="bullet"/>
+      <w:lvlText w:val=""/>
+      <w:lvlJc w:val="left"/>
+      <w:pPr>
+        <w:tabs>
+          <w:tab w:val="num" w:pos="6480"/>
+        </w:tabs>
+        <w:ind w:left="6480" w:hanging="360"/>
+      </w:pPr>
+      <w:rPr>
+        <w:rFonts w:ascii="Wingdings" w:hAnsi="Wingdings" w:hint="default"/>
+        <w:sz w:val="20"/>
+      </w:rPr>
+    </w:lvl>
+  </w:abstractNum>
+  <w:abstractNum w:abstractNumId="4" w15:restartNumberingAfterBreak="0">
+    <w:nsid w:val="2AFE11BD"/>
+    <w:multiLevelType w:val="multilevel"/>
+    <w:tmpl w:val="6D3ABA06"/>
+    <w:lvl w:ilvl="0">
+      <w:start w:val="1"/>
+      <w:numFmt w:val="bullet"/>
+      <w:lvlText w:val=""/>
+      <w:lvlJc w:val="left"/>
+      <w:pPr>
+        <w:tabs>
+          <w:tab w:val="num" w:pos="720"/>
+        </w:tabs>
+        <w:ind w:left="720" w:hanging="360"/>
+      </w:pPr>
+      <w:rPr>
+        <w:rFonts w:ascii="Symbol" w:hAnsi="Symbol" w:hint="default"/>
+        <w:sz w:val="20"/>
+      </w:rPr>
+    </w:lvl>
+    <w:lvl w:ilvl="1" w:tentative="1">
+      <w:start w:val="1"/>
+      <w:numFmt w:val="bullet"/>
+      <w:lvlText w:val="o"/>
+      <w:lvlJc w:val="left"/>
+      <w:pPr>
+        <w:tabs>
+          <w:tab w:val="num" w:pos="1440"/>
+        </w:tabs>
+        <w:ind w:left="1440" w:hanging="360"/>
+      </w:pPr>
+      <w:rPr>
+        <w:rFonts w:ascii="Courier New" w:hAnsi="Courier New" w:hint="default"/>
+        <w:sz w:val="20"/>
+      </w:rPr>
+    </w:lvl>
+    <w:lvl w:ilvl="2" w:tentative="1">
+      <w:start w:val="1"/>
+      <w:numFmt w:val="bullet"/>
+      <w:lvlText w:val=""/>
+      <w:lvlJc w:val="left"/>
+      <w:pPr>
+        <w:tabs>
+          <w:tab w:val="num" w:pos="2160"/>
+        </w:tabs>
+        <w:ind w:left="2160" w:hanging="360"/>
+      </w:pPr>
+      <w:rPr>
+        <w:rFonts w:ascii="Wingdings" w:hAnsi="Wingdings" w:hint="default"/>
+        <w:sz w:val="20"/>
+      </w:rPr>
+    </w:lvl>
+    <w:lvl w:ilvl="3" w:tentative="1">
+      <w:start w:val="1"/>
+      <w:numFmt w:val="bullet"/>
+      <w:lvlText w:val=""/>
+      <w:lvlJc w:val="left"/>
+      <w:pPr>
+        <w:tabs>
+          <w:tab w:val="num" w:pos="2880"/>
+        </w:tabs>
+        <w:ind w:left="2880" w:hanging="360"/>
+      </w:pPr>
+      <w:rPr>
+        <w:rFonts w:ascii="Wingdings" w:hAnsi="Wingdings" w:hint="default"/>
+        <w:sz w:val="20"/>
+      </w:rPr>
+    </w:lvl>
+    <w:lvl w:ilvl="4" w:tentative="1">
+      <w:start w:val="1"/>
+      <w:numFmt w:val="bullet"/>
+      <w:lvlText w:val=""/>
+      <w:lvlJc w:val="left"/>
+      <w:pPr>
+        <w:tabs>
+          <w:tab w:val="num" w:pos="3600"/>
+        </w:tabs>
+        <w:ind w:left="3600" w:hanging="360"/>
+      </w:pPr>
+      <w:rPr>
+        <w:rFonts w:ascii="Wingdings" w:hAnsi="Wingdings" w:hint="default"/>
+        <w:sz w:val="20"/>
+      </w:rPr>
+    </w:lvl>
+    <w:lvl w:ilvl="5" w:tentative="1">
+      <w:start w:val="1"/>
+      <w:numFmt w:val="bullet"/>
+      <w:lvlText w:val=""/>
+      <w:lvlJc w:val="left"/>
+      <w:pPr>
+        <w:tabs>
+          <w:tab w:val="num" w:pos="4320"/>
+        </w:tabs>
+        <w:ind w:left="4320" w:hanging="360"/>
+      </w:pPr>
+      <w:rPr>
+        <w:rFonts w:ascii="Wingdings" w:hAnsi="Wingdings" w:hint="default"/>
+        <w:sz w:val="20"/>
+      </w:rPr>
+    </w:lvl>
+    <w:lvl w:ilvl="6" w:tentative="1">
+      <w:start w:val="1"/>
+      <w:numFmt w:val="bullet"/>
+      <w:lvlText w:val=""/>
+      <w:lvlJc w:val="left"/>
+      <w:pPr>
+        <w:tabs>
+          <w:tab w:val="num" w:pos="5040"/>
+        </w:tabs>
+        <w:ind w:left="5040" w:hanging="360"/>
+      </w:pPr>
+      <w:rPr>
+        <w:rFonts w:ascii="Wingdings" w:hAnsi="Wingdings" w:hint="default"/>
+        <w:sz w:val="20"/>
+      </w:rPr>
+    </w:lvl>
+    <w:lvl w:ilvl="7" w:tentative="1">
+      <w:start w:val="1"/>
+      <w:numFmt w:val="bullet"/>
+      <w:lvlText w:val=""/>
+      <w:lvlJc w:val="left"/>
+      <w:pPr>
+        <w:tabs>
+          <w:tab w:val="num" w:pos="5760"/>
+        </w:tabs>
+        <w:ind w:left="5760" w:hanging="360"/>
+      </w:pPr>
+      <w:rPr>
+        <w:rFonts w:ascii="Wingdings" w:hAnsi="Wingdings" w:hint="default"/>
+        <w:sz w:val="20"/>
+      </w:rPr>
+    </w:lvl>
+    <w:lvl w:ilvl="8" w:tentative="1">
+      <w:start w:val="1"/>
+      <w:numFmt w:val="bullet"/>
+      <w:lvlText w:val=""/>
+      <w:lvlJc w:val="left"/>
+      <w:pPr>
+        <w:tabs>
+          <w:tab w:val="num" w:pos="6480"/>
+        </w:tabs>
+        <w:ind w:left="6480" w:hanging="360"/>
+      </w:pPr>
+      <w:rPr>
+        <w:rFonts w:ascii="Wingdings" w:hAnsi="Wingdings" w:hint="default"/>
+        <w:sz w:val="20"/>
+      </w:rPr>
+    </w:lvl>
+  </w:abstractNum>
+  <w:abstractNum w:abstractNumId="5" w15:restartNumberingAfterBreak="0">
+    <w:nsid w:val="43AC5A19"/>
+    <w:multiLevelType w:val="multilevel"/>
+    <w:tmpl w:val="54E8A480"/>
+    <w:lvl w:ilvl="0">
+      <w:start w:val="1"/>
+      <w:numFmt w:val="bullet"/>
+      <w:lvlText w:val=""/>
+      <w:lvlJc w:val="left"/>
+      <w:pPr>
+        <w:tabs>
+          <w:tab w:val="num" w:pos="720"/>
+        </w:tabs>
+        <w:ind w:left="720" w:hanging="360"/>
+      </w:pPr>
+      <w:rPr>
+        <w:rFonts w:ascii="Symbol" w:hAnsi="Symbol" w:hint="default"/>
+        <w:sz w:val="20"/>
+      </w:rPr>
+    </w:lvl>
+    <w:lvl w:ilvl="1" w:tentative="1">
+      <w:start w:val="1"/>
+      <w:numFmt w:val="bullet"/>
+      <w:lvlText w:val="o"/>
+      <w:lvlJc w:val="left"/>
+      <w:pPr>
+        <w:tabs>
+          <w:tab w:val="num" w:pos="1440"/>
+        </w:tabs>
+        <w:ind w:left="1440" w:hanging="360"/>
+      </w:pPr>
+      <w:rPr>
+        <w:rFonts w:ascii="Courier New" w:hAnsi="Courier New" w:hint="default"/>
+        <w:sz w:val="20"/>
+      </w:rPr>
+    </w:lvl>
+    <w:lvl w:ilvl="2" w:tentative="1">
+      <w:start w:val="1"/>
+      <w:numFmt w:val="bullet"/>
+      <w:lvlText w:val=""/>
+      <w:lvlJc w:val="left"/>
+      <w:pPr>
+        <w:tabs>
+          <w:tab w:val="num" w:pos="2160"/>
+        </w:tabs>
+        <w:ind w:left="2160" w:hanging="360"/>
+      </w:pPr>
+      <w:rPr>
+        <w:rFonts w:ascii="Wingdings" w:hAnsi="Wingdings" w:hint="default"/>
+        <w:sz w:val="20"/>
+      </w:rPr>
+    </w:lvl>
+    <w:lvl w:ilvl="3" w:tentative="1">
+      <w:start w:val="1"/>
+      <w:numFmt w:val="bullet"/>
+      <w:lvlText w:val=""/>
+      <w:lvlJc w:val="left"/>
+      <w:pPr>
+        <w:tabs>
+          <w:tab w:val="num" w:pos="2880"/>
+        </w:tabs>
+        <w:ind w:left="2880" w:hanging="360"/>
+      </w:pPr>
+      <w:rPr>
+        <w:rFonts w:ascii="Wingdings" w:hAnsi="Wingdings" w:hint="default"/>
+        <w:sz w:val="20"/>
+      </w:rPr>
+    </w:lvl>
+    <w:lvl w:ilvl="4" w:tentative="1">
+      <w:start w:val="1"/>
+      <w:numFmt w:val="bullet"/>
+      <w:lvlText w:val=""/>
+      <w:lvlJc w:val="left"/>
+      <w:pPr>
+        <w:tabs>
+          <w:tab w:val="num" w:pos="3600"/>
+        </w:tabs>
+        <w:ind w:left="3600" w:hanging="360"/>
+      </w:pPr>
+      <w:rPr>
+        <w:rFonts w:ascii="Wingdings" w:hAnsi="Wingdings" w:hint="default"/>
+        <w:sz w:val="20"/>
+      </w:rPr>
+    </w:lvl>
+    <w:lvl w:ilvl="5" w:tentative="1">
+      <w:start w:val="1"/>
+      <w:numFmt w:val="bullet"/>
+      <w:lvlText w:val=""/>
+      <w:lvlJc w:val="left"/>
+      <w:pPr>
+        <w:tabs>
+          <w:tab w:val="num" w:pos="4320"/>
+        </w:tabs>
+        <w:ind w:left="4320" w:hanging="360"/>
+      </w:pPr>
+      <w:rPr>
+        <w:rFonts w:ascii="Wingdings" w:hAnsi="Wingdings" w:hint="default"/>
+        <w:sz w:val="20"/>
+      </w:rPr>
+    </w:lvl>
+    <w:lvl w:ilvl="6" w:tentative="1">
+      <w:start w:val="1"/>
+      <w:numFmt w:val="bullet"/>
+      <w:lvlText w:val=""/>
+      <w:lvlJc w:val="left"/>
+      <w:pPr>
+        <w:tabs>
+          <w:tab w:val="num" w:pos="5040"/>
+        </w:tabs>
+        <w:ind w:left="5040" w:hanging="360"/>
+      </w:pPr>
+      <w:rPr>
+        <w:rFonts w:ascii="Wingdings" w:hAnsi="Wingdings" w:hint="default"/>
+        <w:sz w:val="20"/>
+      </w:rPr>
+    </w:lvl>
+    <w:lvl w:ilvl="7" w:tentative="1">
+      <w:start w:val="1"/>
+      <w:numFmt w:val="bullet"/>
+      <w:lvlText w:val=""/>
+      <w:lvlJc w:val="left"/>
+      <w:pPr>
+        <w:tabs>
+          <w:tab w:val="num" w:pos="5760"/>
+        </w:tabs>
+        <w:ind w:left="5760" w:hanging="360"/>
+      </w:pPr>
+      <w:rPr>
+        <w:rFonts w:ascii="Wingdings" w:hAnsi="Wingdings" w:hint="default"/>
+        <w:sz w:val="20"/>
+      </w:rPr>
+    </w:lvl>
+    <w:lvl w:ilvl="8" w:tentative="1">
+      <w:start w:val="1"/>
+      <w:numFmt w:val="bullet"/>
+      <w:lvlText w:val=""/>
+      <w:lvlJc w:val="left"/>
+      <w:pPr>
+        <w:tabs>
+          <w:tab w:val="num" w:pos="6480"/>
+        </w:tabs>
+        <w:ind w:left="6480" w:hanging="360"/>
+      </w:pPr>
+      <w:rPr>
+        <w:rFonts w:ascii="Wingdings" w:hAnsi="Wingdings" w:hint="default"/>
+        <w:sz w:val="20"/>
+      </w:rPr>
+    </w:lvl>
+  </w:abstractNum>
+  <w:abstractNum w:abstractNumId="6" w15:restartNumberingAfterBreak="0">
+    <w:nsid w:val="45C66E9A"/>
+    <w:multiLevelType w:val="multilevel"/>
+    <w:tmpl w:val="9DCC09E2"/>
+    <w:lvl w:ilvl="0">
+      <w:start w:val="1"/>
+      <w:numFmt w:val="bullet"/>
+      <w:lvlText w:val=""/>
+      <w:lvlJc w:val="left"/>
+      <w:pPr>
+        <w:tabs>
+          <w:tab w:val="num" w:pos="720"/>
+        </w:tabs>
+        <w:ind w:left="720" w:hanging="360"/>
+      </w:pPr>
+      <w:rPr>
+        <w:rFonts w:ascii="Symbol" w:hAnsi="Symbol" w:hint="default"/>
+        <w:sz w:val="20"/>
+      </w:rPr>
+    </w:lvl>
+    <w:lvl w:ilvl="1" w:tentative="1">
+      <w:start w:val="1"/>
+      <w:numFmt w:val="bullet"/>
+      <w:lvlText w:val="o"/>
+      <w:lvlJc w:val="left"/>
+      <w:pPr>
+        <w:tabs>
+          <w:tab w:val="num" w:pos="1440"/>
+        </w:tabs>
+        <w:ind w:left="1440" w:hanging="360"/>
+      </w:pPr>
+      <w:rPr>
+        <w:rFonts w:ascii="Courier New" w:hAnsi="Courier New" w:hint="default"/>
+        <w:sz w:val="20"/>
+      </w:rPr>
+    </w:lvl>
+    <w:lvl w:ilvl="2" w:tentative="1">
+      <w:start w:val="1"/>
+      <w:numFmt w:val="bullet"/>
+      <w:lvlText w:val=""/>
+      <w:lvlJc w:val="left"/>
+      <w:pPr>
+        <w:tabs>
+          <w:tab w:val="num" w:pos="2160"/>
+        </w:tabs>
+        <w:ind w:left="2160" w:hanging="360"/>
+      </w:pPr>
+      <w:rPr>
+        <w:rFonts w:ascii="Wingdings" w:hAnsi="Wingdings" w:hint="default"/>
+        <w:sz w:val="20"/>
+      </w:rPr>
+    </w:lvl>
+    <w:lvl w:ilvl="3" w:tentative="1">
+      <w:start w:val="1"/>
+      <w:numFmt w:val="bullet"/>
+      <w:lvlText w:val=""/>
+      <w:lvlJc w:val="left"/>
+      <w:pPr>
+        <w:tabs>
+          <w:tab w:val="num" w:pos="2880"/>
+        </w:tabs>
+        <w:ind w:left="2880" w:hanging="360"/>
+      </w:pPr>
+      <w:rPr>
+        <w:rFonts w:ascii="Wingdings" w:hAnsi="Wingdings" w:hint="default"/>
+        <w:sz w:val="20"/>
+      </w:rPr>
+    </w:lvl>
+    <w:lvl w:ilvl="4" w:tentative="1">
+      <w:start w:val="1"/>
+      <w:numFmt w:val="bullet"/>
+      <w:lvlText w:val=""/>
+      <w:lvlJc w:val="left"/>
+      <w:pPr>
+        <w:tabs>
+          <w:tab w:val="num" w:pos="3600"/>
+        </w:tabs>
+        <w:ind w:left="3600" w:hanging="360"/>
+      </w:pPr>
+      <w:rPr>
+        <w:rFonts w:ascii="Wingdings" w:hAnsi="Wingdings" w:hint="default"/>
+        <w:sz w:val="20"/>
+      </w:rPr>
+    </w:lvl>
+    <w:lvl w:ilvl="5" w:tentative="1">
+      <w:start w:val="1"/>
+      <w:numFmt w:val="bullet"/>
+      <w:lvlText w:val=""/>
+      <w:lvlJc w:val="left"/>
+      <w:pPr>
+        <w:tabs>
+          <w:tab w:val="num" w:pos="4320"/>
+        </w:tabs>
+        <w:ind w:left="4320" w:hanging="360"/>
+      </w:pPr>
+      <w:rPr>
+        <w:rFonts w:ascii="Wingdings" w:hAnsi="Wingdings" w:hint="default"/>
+        <w:sz w:val="20"/>
+      </w:rPr>
+    </w:lvl>
+    <w:lvl w:ilvl="6" w:tentative="1">
+      <w:start w:val="1"/>
+      <w:numFmt w:val="bullet"/>
+      <w:lvlText w:val=""/>
+      <w:lvlJc w:val="left"/>
+      <w:pPr>
+        <w:tabs>
+          <w:tab w:val="num" w:pos="5040"/>
+        </w:tabs>
+        <w:ind w:left="5040" w:hanging="360"/>
+      </w:pPr>
+      <w:rPr>
+        <w:rFonts w:ascii="Wingdings" w:hAnsi="Wingdings" w:hint="default"/>
+        <w:sz w:val="20"/>
+      </w:rPr>
+    </w:lvl>
+    <w:lvl w:ilvl="7" w:tentative="1">
+      <w:start w:val="1"/>
+      <w:numFmt w:val="bullet"/>
+      <w:lvlText w:val=""/>
+      <w:lvlJc w:val="left"/>
+      <w:pPr>
+        <w:tabs>
+          <w:tab w:val="num" w:pos="5760"/>
+        </w:tabs>
+        <w:ind w:left="5760" w:hanging="360"/>
+      </w:pPr>
+      <w:rPr>
+        <w:rFonts w:ascii="Wingdings" w:hAnsi="Wingdings" w:hint="default"/>
+        <w:sz w:val="20"/>
+      </w:rPr>
+    </w:lvl>
+    <w:lvl w:ilvl="8" w:tentative="1">
+      <w:start w:val="1"/>
+      <w:numFmt w:val="bullet"/>
+      <w:lvlText w:val=""/>
+      <w:lvlJc w:val="left"/>
+      <w:pPr>
+        <w:tabs>
+          <w:tab w:val="num" w:pos="6480"/>
+        </w:tabs>
+        <w:ind w:left="6480" w:hanging="360"/>
+      </w:pPr>
+      <w:rPr>
+        <w:rFonts w:ascii="Wingdings" w:hAnsi="Wingdings" w:hint="default"/>
+        <w:sz w:val="20"/>
+      </w:rPr>
+    </w:lvl>
+  </w:abstractNum>
+  <w:abstractNum w:abstractNumId="7" w15:restartNumberingAfterBreak="0">
+    <w:nsid w:val="4761139A"/>
+    <w:multiLevelType w:val="multilevel"/>
+    <w:tmpl w:val="5B1839F0"/>
+    <w:lvl w:ilvl="0">
+      <w:start w:val="1"/>
+      <w:numFmt w:val="bullet"/>
+      <w:lvlText w:val=""/>
+      <w:lvlJc w:val="left"/>
+      <w:pPr>
+        <w:tabs>
+          <w:tab w:val="num" w:pos="720"/>
+        </w:tabs>
+        <w:ind w:left="720" w:hanging="360"/>
+      </w:pPr>
+      <w:rPr>
+        <w:rFonts w:ascii="Symbol" w:hAnsi="Symbol" w:hint="default"/>
+        <w:sz w:val="20"/>
+      </w:rPr>
+    </w:lvl>
+    <w:lvl w:ilvl="1" w:tentative="1">
+      <w:start w:val="1"/>
+      <w:numFmt w:val="bullet"/>
+      <w:lvlText w:val="o"/>
+      <w:lvlJc w:val="left"/>
+      <w:pPr>
+        <w:tabs>
+          <w:tab w:val="num" w:pos="1440"/>
+        </w:tabs>
+        <w:ind w:left="1440" w:hanging="360"/>
+      </w:pPr>
+      <w:rPr>
+        <w:rFonts w:ascii="Courier New" w:hAnsi="Courier New" w:hint="default"/>
+        <w:sz w:val="20"/>
+      </w:rPr>
+    </w:lvl>
+    <w:lvl w:ilvl="2" w:tentative="1">
+      <w:start w:val="1"/>
+      <w:numFmt w:val="bullet"/>
+      <w:lvlText w:val=""/>
+      <w:lvlJc w:val="left"/>
+      <w:pPr>
+        <w:tabs>
+          <w:tab w:val="num" w:pos="2160"/>
+        </w:tabs>
+        <w:ind w:left="2160" w:hanging="360"/>
+      </w:pPr>
+      <w:rPr>
+        <w:rFonts w:ascii="Wingdings" w:hAnsi="Wingdings" w:hint="default"/>
+        <w:sz w:val="20"/>
+      </w:rPr>
+    </w:lvl>
+    <w:lvl w:ilvl="3" w:tentative="1">
+      <w:start w:val="1"/>
+      <w:numFmt w:val="bullet"/>
+      <w:lvlText w:val=""/>
+      <w:lvlJc w:val="left"/>
+      <w:pPr>
+        <w:tabs>
+          <w:tab w:val="num" w:pos="2880"/>
+        </w:tabs>
+        <w:ind w:left="2880" w:hanging="360"/>
+      </w:pPr>
+      <w:rPr>
+        <w:rFonts w:ascii="Wingdings" w:hAnsi="Wingdings" w:hint="default"/>
+        <w:sz w:val="20"/>
+      </w:rPr>
+    </w:lvl>
+    <w:lvl w:ilvl="4" w:tentative="1">
+      <w:start w:val="1"/>
+      <w:numFmt w:val="bullet"/>
+      <w:lvlText w:val=""/>
+      <w:lvlJc w:val="left"/>
+      <w:pPr>
+        <w:tabs>
+          <w:tab w:val="num" w:pos="3600"/>
+        </w:tabs>
+        <w:ind w:left="3600" w:hanging="360"/>
+      </w:pPr>
+      <w:rPr>
+        <w:rFonts w:ascii="Wingdings" w:hAnsi="Wingdings" w:hint="default"/>
+        <w:sz w:val="20"/>
+      </w:rPr>
+    </w:lvl>
+    <w:lvl w:ilvl="5" w:tentative="1">
+      <w:start w:val="1"/>
+      <w:numFmt w:val="bullet"/>
+      <w:lvlText w:val=""/>
+      <w:lvlJc w:val="left"/>
+      <w:pPr>
+        <w:tabs>
+          <w:tab w:val="num" w:pos="4320"/>
+        </w:tabs>
+        <w:ind w:left="4320" w:hanging="360"/>
+      </w:pPr>
+      <w:rPr>
+        <w:rFonts w:ascii="Wingdings" w:hAnsi="Wingdings" w:hint="default"/>
+        <w:sz w:val="20"/>
+      </w:rPr>
+    </w:lvl>
+    <w:lvl w:ilvl="6" w:tentative="1">
+      <w:start w:val="1"/>
+      <w:numFmt w:val="bullet"/>
+      <w:lvlText w:val=""/>
+      <w:lvlJc w:val="left"/>
+      <w:pPr>
+        <w:tabs>
+          <w:tab w:val="num" w:pos="5040"/>
+        </w:tabs>
+        <w:ind w:left="5040" w:hanging="360"/>
+      </w:pPr>
+      <w:rPr>
+        <w:rFonts w:ascii="Wingdings" w:hAnsi="Wingdings" w:hint="default"/>
+        <w:sz w:val="20"/>
+      </w:rPr>
+    </w:lvl>
+    <w:lvl w:ilvl="7" w:tentative="1">
+      <w:start w:val="1"/>
+      <w:numFmt w:val="bullet"/>
+      <w:lvlText w:val=""/>
+      <w:lvlJc w:val="left"/>
+      <w:pPr>
+        <w:tabs>
+          <w:tab w:val="num" w:pos="5760"/>
+        </w:tabs>
+        <w:ind w:left="5760" w:hanging="360"/>
+      </w:pPr>
+      <w:rPr>
+        <w:rFonts w:ascii="Wingdings" w:hAnsi="Wingdings" w:hint="default"/>
+        <w:sz w:val="20"/>
+      </w:rPr>
+    </w:lvl>
+    <w:lvl w:ilvl="8" w:tentative="1">
+      <w:start w:val="1"/>
+      <w:numFmt w:val="bullet"/>
+      <w:lvlText w:val=""/>
+      <w:lvlJc w:val="left"/>
+      <w:pPr>
+        <w:tabs>
+          <w:tab w:val="num" w:pos="6480"/>
+        </w:tabs>
+        <w:ind w:left="6480" w:hanging="360"/>
+      </w:pPr>
+      <w:rPr>
+        <w:rFonts w:ascii="Wingdings" w:hAnsi="Wingdings" w:hint="default"/>
+        <w:sz w:val="20"/>
+      </w:rPr>
+    </w:lvl>
+  </w:abstractNum>
+  <w:abstractNum w:abstractNumId="8" w15:restartNumberingAfterBreak="0">
+    <w:nsid w:val="4D242AA7"/>
+    <w:multiLevelType w:val="multilevel"/>
+    <w:tmpl w:val="20885942"/>
+    <w:lvl w:ilvl="0">
+      <w:start w:val="1"/>
+      <w:numFmt w:val="bullet"/>
+      <w:lvlText w:val=""/>
+      <w:lvlJc w:val="left"/>
+      <w:pPr>
+        <w:tabs>
+          <w:tab w:val="num" w:pos="720"/>
+        </w:tabs>
+        <w:ind w:left="720" w:hanging="360"/>
+      </w:pPr>
+      <w:rPr>
+        <w:rFonts w:ascii="Symbol" w:hAnsi="Symbol" w:hint="default"/>
+        <w:sz w:val="20"/>
+      </w:rPr>
+    </w:lvl>
+    <w:lvl w:ilvl="1" w:tentative="1">
+      <w:start w:val="1"/>
+      <w:numFmt w:val="bullet"/>
+      <w:lvlText w:val="o"/>
+      <w:lvlJc w:val="left"/>
+      <w:pPr>
+        <w:tabs>
+          <w:tab w:val="num" w:pos="1440"/>
+        </w:tabs>
+        <w:ind w:left="1440" w:hanging="360"/>
+      </w:pPr>
+      <w:rPr>
+        <w:rFonts w:ascii="Courier New" w:hAnsi="Courier New" w:hint="default"/>
+        <w:sz w:val="20"/>
+      </w:rPr>
+    </w:lvl>
+    <w:lvl w:ilvl="2" w:tentative="1">
+      <w:start w:val="1"/>
+      <w:numFmt w:val="bullet"/>
+      <w:lvlText w:val=""/>
+      <w:lvlJc w:val="left"/>
+      <w:pPr>
+        <w:tabs>
+          <w:tab w:val="num" w:pos="2160"/>
+        </w:tabs>
+        <w:ind w:left="2160" w:hanging="360"/>
+      </w:pPr>
+      <w:rPr>
+        <w:rFonts w:ascii="Wingdings" w:hAnsi="Wingdings" w:hint="default"/>
+        <w:sz w:val="20"/>
+      </w:rPr>
+    </w:lvl>
+    <w:lvl w:ilvl="3" w:tentative="1">
+      <w:start w:val="1"/>
+      <w:numFmt w:val="bullet"/>
+      <w:lvlText w:val=""/>
+      <w:lvlJc w:val="left"/>
+      <w:pPr>
+        <w:tabs>
+          <w:tab w:val="num" w:pos="2880"/>
+        </w:tabs>
+        <w:ind w:left="2880" w:hanging="360"/>
+      </w:pPr>
+      <w:rPr>
+        <w:rFonts w:ascii="Wingdings" w:hAnsi="Wingdings" w:hint="default"/>
+        <w:sz w:val="20"/>
+      </w:rPr>
+    </w:lvl>
+    <w:lvl w:ilvl="4" w:tentative="1">
+      <w:start w:val="1"/>
+      <w:numFmt w:val="bullet"/>
+      <w:lvlText w:val=""/>
+      <w:lvlJc w:val="left"/>
+      <w:pPr>
+        <w:tabs>
+          <w:tab w:val="num" w:pos="3600"/>
+        </w:tabs>
+        <w:ind w:left="3600" w:hanging="360"/>
+      </w:pPr>
+      <w:rPr>
+        <w:rFonts w:ascii="Wingdings" w:hAnsi="Wingdings" w:hint="default"/>
+        <w:sz w:val="20"/>
+      </w:rPr>
+    </w:lvl>
+    <w:lvl w:ilvl="5" w:tentative="1">
+      <w:start w:val="1"/>
+      <w:numFmt w:val="bullet"/>
+      <w:lvlText w:val=""/>
+      <w:lvlJc w:val="left"/>
+      <w:pPr>
+        <w:tabs>
+          <w:tab w:val="num" w:pos="4320"/>
+        </w:tabs>
+        <w:ind w:left="4320" w:hanging="360"/>
+      </w:pPr>
+      <w:rPr>
+        <w:rFonts w:ascii="Wingdings" w:hAnsi="Wingdings" w:hint="default"/>
+        <w:sz w:val="20"/>
+      </w:rPr>
+    </w:lvl>
+    <w:lvl w:ilvl="6" w:tentative="1">
+      <w:start w:val="1"/>
+      <w:numFmt w:val="bullet"/>
+      <w:lvlText w:val=""/>
+      <w:lvlJc w:val="left"/>
+      <w:pPr>
+        <w:tabs>
+          <w:tab w:val="num" w:pos="5040"/>
+        </w:tabs>
+        <w:ind w:left="5040" w:hanging="360"/>
+      </w:pPr>
+      <w:rPr>
+        <w:rFonts w:ascii="Wingdings" w:hAnsi="Wingdings" w:hint="default"/>
+        <w:sz w:val="20"/>
+      </w:rPr>
+    </w:lvl>
+    <w:lvl w:ilvl="7" w:tentative="1">
+      <w:start w:val="1"/>
+      <w:numFmt w:val="bullet"/>
+      <w:lvlText w:val=""/>
+      <w:lvlJc w:val="left"/>
+      <w:pPr>
+        <w:tabs>
+          <w:tab w:val="num" w:pos="5760"/>
+        </w:tabs>
+        <w:ind w:left="5760" w:hanging="360"/>
+      </w:pPr>
+      <w:rPr>
+        <w:rFonts w:ascii="Wingdings" w:hAnsi="Wingdings" w:hint="default"/>
+        <w:sz w:val="20"/>
+      </w:rPr>
+    </w:lvl>
+    <w:lvl w:ilvl="8" w:tentative="1">
+      <w:start w:val="1"/>
+      <w:numFmt w:val="bullet"/>
+      <w:lvlText w:val=""/>
+      <w:lvlJc w:val="left"/>
+      <w:pPr>
+        <w:tabs>
+          <w:tab w:val="num" w:pos="6480"/>
+        </w:tabs>
+        <w:ind w:left="6480" w:hanging="360"/>
+      </w:pPr>
+      <w:rPr>
+        <w:rFonts w:ascii="Wingdings" w:hAnsi="Wingdings" w:hint="default"/>
+        <w:sz w:val="20"/>
+      </w:rPr>
+    </w:lvl>
+  </w:abstractNum>
+  <w:abstractNum w:abstractNumId="9" w15:restartNumberingAfterBreak="0">
+    <w:nsid w:val="6D9363A9"/>
+    <w:multiLevelType w:val="multilevel"/>
+    <w:tmpl w:val="0C5A5944"/>
+    <w:lvl w:ilvl="0">
+      <w:start w:val="1"/>
+      <w:numFmt w:val="bullet"/>
+      <w:lvlText w:val=""/>
+      <w:lvlJc w:val="left"/>
+      <w:pPr>
+        <w:tabs>
+          <w:tab w:val="num" w:pos="720"/>
+        </w:tabs>
+        <w:ind w:left="720" w:hanging="360"/>
+      </w:pPr>
+      <w:rPr>
+        <w:rFonts w:ascii="Symbol" w:hAnsi="Symbol" w:hint="default"/>
+        <w:sz w:val="20"/>
+      </w:rPr>
+    </w:lvl>
+    <w:lvl w:ilvl="1" w:tentative="1">
+      <w:start w:val="1"/>
+      <w:numFmt w:val="bullet"/>
+      <w:lvlText w:val="o"/>
+      <w:lvlJc w:val="left"/>
+      <w:pPr>
+        <w:tabs>
+          <w:tab w:val="num" w:pos="1440"/>
+        </w:tabs>
+        <w:ind w:left="1440" w:hanging="360"/>
+      </w:pPr>
+      <w:rPr>
+        <w:rFonts w:ascii="Courier New" w:hAnsi="Courier New" w:hint="default"/>
+        <w:sz w:val="20"/>
+      </w:rPr>
+    </w:lvl>
+    <w:lvl w:ilvl="2" w:tentative="1">
+      <w:start w:val="1"/>
+      <w:numFmt w:val="bullet"/>
+      <w:lvlText w:val=""/>
+      <w:lvlJc w:val="left"/>
+      <w:pPr>
+        <w:tabs>
+          <w:tab w:val="num" w:pos="2160"/>
+        </w:tabs>
+        <w:ind w:left="2160" w:hanging="360"/>
+      </w:pPr>
+      <w:rPr>
+        <w:rFonts w:ascii="Wingdings" w:hAnsi="Wingdings" w:hint="default"/>
+        <w:sz w:val="20"/>
+      </w:rPr>
+    </w:lvl>
+    <w:lvl w:ilvl="3" w:tentative="1">
+      <w:start w:val="1"/>
+      <w:numFmt w:val="bullet"/>
+      <w:lvlText w:val=""/>
+      <w:lvlJc w:val="left"/>
+      <w:pPr>
+        <w:tabs>
+          <w:tab w:val="num" w:pos="2880"/>
+        </w:tabs>
+        <w:ind w:left="2880" w:hanging="360"/>
+      </w:pPr>
+      <w:rPr>
+        <w:rFonts w:ascii="Wingdings" w:hAnsi="Wingdings" w:hint="default"/>
+        <w:sz w:val="20"/>
+      </w:rPr>
+    </w:lvl>
+    <w:lvl w:ilvl="4" w:tentative="1">
+      <w:start w:val="1"/>
+      <w:numFmt w:val="bullet"/>
+      <w:lvlText w:val=""/>
+      <w:lvlJc w:val="left"/>
+      <w:pPr>
+        <w:tabs>
+          <w:tab w:val="num" w:pos="3600"/>
+        </w:tabs>
+        <w:ind w:left="3600" w:hanging="360"/>
+      </w:pPr>
+      <w:rPr>
+        <w:rFonts w:ascii="Wingdings" w:hAnsi="Wingdings" w:hint="default"/>
+        <w:sz w:val="20"/>
+      </w:rPr>
+    </w:lvl>
+    <w:lvl w:ilvl="5" w:tentative="1">
+      <w:start w:val="1"/>
+      <w:numFmt w:val="bullet"/>
+      <w:lvlText w:val=""/>
+      <w:lvlJc w:val="left"/>
+      <w:pPr>
+        <w:tabs>
+          <w:tab w:val="num" w:pos="4320"/>
+        </w:tabs>
+        <w:ind w:left="4320" w:hanging="360"/>
+      </w:pPr>
+      <w:rPr>
+        <w:rFonts w:ascii="Wingdings" w:hAnsi="Wingdings" w:hint="default"/>
+        <w:sz w:val="20"/>
+      </w:rPr>
+    </w:lvl>
+    <w:lvl w:ilvl="6" w:tentative="1">
+      <w:start w:val="1"/>
+      <w:numFmt w:val="bullet"/>
+      <w:lvlText w:val=""/>
+      <w:lvlJc w:val="left"/>
+      <w:pPr>
+        <w:tabs>
+          <w:tab w:val="num" w:pos="5040"/>
+        </w:tabs>
+        <w:ind w:left="5040" w:hanging="360"/>
+      </w:pPr>
+      <w:rPr>
+        <w:rFonts w:ascii="Wingdings" w:hAnsi="Wingdings" w:hint="default"/>
+        <w:sz w:val="20"/>
+      </w:rPr>
+    </w:lvl>
+    <w:lvl w:ilvl="7" w:tentative="1">
+      <w:start w:val="1"/>
+      <w:numFmt w:val="bullet"/>
+      <w:lvlText w:val=""/>
+      <w:lvlJc w:val="left"/>
+      <w:pPr>
+        <w:tabs>
+          <w:tab w:val="num" w:pos="5760"/>
+        </w:tabs>
+        <w:ind w:left="5760" w:hanging="360"/>
+      </w:pPr>
+      <w:rPr>
+        <w:rFonts w:ascii="Wingdings" w:hAnsi="Wingdings" w:hint="default"/>
+        <w:sz w:val="20"/>
+      </w:rPr>
+    </w:lvl>
+    <w:lvl w:ilvl="8" w:tentative="1">
+      <w:start w:val="1"/>
+      <w:numFmt w:val="bullet"/>
+      <w:lvlText w:val=""/>
+      <w:lvlJc w:val="left"/>
+      <w:pPr>
+        <w:tabs>
+          <w:tab w:val="num" w:pos="6480"/>
+        </w:tabs>
+        <w:ind w:left="6480" w:hanging="360"/>
+      </w:pPr>
+      <w:rPr>
+        <w:rFonts w:ascii="Wingdings" w:hAnsi="Wingdings" w:hint="default"/>
+        <w:sz w:val="20"/>
+      </w:rPr>
+    </w:lvl>
+  </w:abstractNum>
+  <w:abstractNum w:abstractNumId="10" w15:restartNumberingAfterBreak="0">
+    <w:nsid w:val="73001D01"/>
+    <w:multiLevelType w:val="multilevel"/>
+    <w:tmpl w:val="EB76B2A8"/>
+    <w:lvl w:ilvl="0">
+      <w:start w:val="1"/>
+      <w:numFmt w:val="bullet"/>
+      <w:lvlText w:val=""/>
+      <w:lvlJc w:val="left"/>
+      <w:pPr>
+        <w:tabs>
+          <w:tab w:val="num" w:pos="720"/>
+        </w:tabs>
+        <w:ind w:left="720" w:hanging="360"/>
+      </w:pPr>
+      <w:rPr>
+        <w:rFonts w:ascii="Symbol" w:hAnsi="Symbol" w:hint="default"/>
+        <w:sz w:val="20"/>
+      </w:rPr>
+    </w:lvl>
+    <w:lvl w:ilvl="1" w:tentative="1">
+      <w:start w:val="1"/>
+      <w:numFmt w:val="bullet"/>
+      <w:lvlText w:val="o"/>
+      <w:lvlJc w:val="left"/>
+      <w:pPr>
+        <w:tabs>
+          <w:tab w:val="num" w:pos="1440"/>
+        </w:tabs>
+        <w:ind w:left="1440" w:hanging="360"/>
+      </w:pPr>
+      <w:rPr>
+        <w:rFonts w:ascii="Courier New" w:hAnsi="Courier New" w:hint="default"/>
+        <w:sz w:val="20"/>
+      </w:rPr>
+    </w:lvl>
+    <w:lvl w:ilvl="2" w:tentative="1">
+      <w:start w:val="1"/>
+      <w:numFmt w:val="bullet"/>
+      <w:lvlText w:val=""/>
+      <w:lvlJc w:val="left"/>
+      <w:pPr>
+        <w:tabs>
+          <w:tab w:val="num" w:pos="2160"/>
+        </w:tabs>
+        <w:ind w:left="2160" w:hanging="360"/>
+      </w:pPr>
+      <w:rPr>
+        <w:rFonts w:ascii="Wingdings" w:hAnsi="Wingdings" w:hint="default"/>
+        <w:sz w:val="20"/>
+      </w:rPr>
+    </w:lvl>
+    <w:lvl w:ilvl="3" w:tentative="1">
+      <w:start w:val="1"/>
+      <w:numFmt w:val="bullet"/>
+      <w:lvlText w:val=""/>
+      <w:lvlJc w:val="left"/>
+      <w:pPr>
+        <w:tabs>
+          <w:tab w:val="num" w:pos="2880"/>
+        </w:tabs>
+        <w:ind w:left="2880" w:hanging="360"/>
+      </w:pPr>
+      <w:rPr>
+        <w:rFonts w:ascii="Wingdings" w:hAnsi="Wingdings" w:hint="default"/>
+        <w:sz w:val="20"/>
+      </w:rPr>
+    </w:lvl>
+    <w:lvl w:ilvl="4" w:tentative="1">
+      <w:start w:val="1"/>
+      <w:numFmt w:val="bullet"/>
+      <w:lvlText w:val=""/>
+      <w:lvlJc w:val="left"/>
+      <w:pPr>
+        <w:tabs>
+          <w:tab w:val="num" w:pos="3600"/>
+        </w:tabs>
+        <w:ind w:left="3600" w:hanging="360"/>
+      </w:pPr>
+      <w:rPr>
+        <w:rFonts w:ascii="Wingdings" w:hAnsi="Wingdings" w:hint="default"/>
+        <w:sz w:val="20"/>
+      </w:rPr>
+    </w:lvl>
+    <w:lvl w:ilvl="5" w:tentative="1">
+      <w:start w:val="1"/>
+      <w:numFmt w:val="bullet"/>
+      <w:lvlText w:val=""/>
+      <w:lvlJc w:val="left"/>
+      <w:pPr>
+        <w:tabs>
+          <w:tab w:val="num" w:pos="4320"/>
+        </w:tabs>
+        <w:ind w:left="4320" w:hanging="360"/>
+      </w:pPr>
+      <w:rPr>
+        <w:rFonts w:ascii="Wingdings" w:hAnsi="Wingdings" w:hint="default"/>
+        <w:sz w:val="20"/>
+      </w:rPr>
+    </w:lvl>
+    <w:lvl w:ilvl="6" w:tentative="1">
+      <w:start w:val="1"/>
+      <w:numFmt w:val="bullet"/>
+      <w:lvlText w:val=""/>
+      <w:lvlJc w:val="left"/>
+      <w:pPr>
+        <w:tabs>
+          <w:tab w:val="num" w:pos="5040"/>
+        </w:tabs>
+        <w:ind w:left="5040" w:hanging="360"/>
+      </w:pPr>
+      <w:rPr>
+        <w:rFonts w:ascii="Wingdings" w:hAnsi="Wingdings" w:hint="default"/>
+        <w:sz w:val="20"/>
+      </w:rPr>
+    </w:lvl>
+    <w:lvl w:ilvl="7" w:tentative="1">
+      <w:start w:val="1"/>
+      <w:numFmt w:val="bullet"/>
+      <w:lvlText w:val=""/>
+      <w:lvlJc w:val="left"/>
+      <w:pPr>
+        <w:tabs>
+          <w:tab w:val="num" w:pos="5760"/>
+        </w:tabs>
+        <w:ind w:left="5760" w:hanging="360"/>
+      </w:pPr>
+      <w:rPr>
+        <w:rFonts w:ascii="Wingdings" w:hAnsi="Wingdings" w:hint="default"/>
+        <w:sz w:val="20"/>
+      </w:rPr>
+    </w:lvl>
+    <w:lvl w:ilvl="8" w:tentative="1">
+      <w:start w:val="1"/>
+      <w:numFmt w:val="bullet"/>
+      <w:lvlText w:val=""/>
+      <w:lvlJc w:val="left"/>
+      <w:pPr>
+        <w:tabs>
+          <w:tab w:val="num" w:pos="6480"/>
+        </w:tabs>
+        <w:ind w:left="6480" w:hanging="360"/>
+      </w:pPr>
+      <w:rPr>
+        <w:rFonts w:ascii="Wingdings" w:hAnsi="Wingdings" w:hint="default"/>
+        <w:sz w:val="20"/>
+      </w:rPr>
+    </w:lvl>
+  </w:abstractNum>
   <w:num w:numId="1" w16cid:durableId="713163903">
+    <w:abstractNumId w:val="5"/>
+  </w:num>
+  <w:num w:numId="2" w16cid:durableId="237790333">
+    <w:abstractNumId w:val="2"/>
+  </w:num>
+  <w:num w:numId="3" w16cid:durableId="2104914294">
+    <w:abstractNumId w:val="9"/>
+  </w:num>
+  <w:num w:numId="4" w16cid:durableId="1961910891">
+    <w:abstractNumId w:val="4"/>
+  </w:num>
+  <w:num w:numId="5" w16cid:durableId="1449399098">
+    <w:abstractNumId w:val="0"/>
+  </w:num>
+  <w:num w:numId="6" w16cid:durableId="1045065583">
+    <w:abstractNumId w:val="6"/>
+  </w:num>
+  <w:num w:numId="7" w16cid:durableId="162551040">
+    <w:abstractNumId w:val="7"/>
+  </w:num>
+  <w:num w:numId="8" w16cid:durableId="1093088424">
+    <w:abstractNumId w:val="3"/>
+  </w:num>
+  <w:num w:numId="9" w16cid:durableId="1722048725">
+    <w:abstractNumId w:val="8"/>
+  </w:num>
+  <w:num w:numId="10" w16cid:durableId="275985430">
     <w:abstractNumId w:val="1"/>
   </w:num>
-  <w:num w:numId="2" w16cid:durableId="237790333">
-    <w:abstractNumId w:val="0"/>
-  </w:num>
-  <w:num w:numId="3" w16cid:durableId="2104914294">
-    <w:abstractNumId w:val="2"/>
+  <w:num w:numId="11" w16cid:durableId="1114591244">
+    <w:abstractNumId w:val="10"/>
   </w:num>
 </w:numbering>
 </file>
@@ -8605,7 +11908,6 @@
     <w:next w:val="Normal"/>
     <w:link w:val="Heading2Char"/>
     <w:uiPriority w:val="9"/>
-    <w:semiHidden/>
     <w:unhideWhenUsed/>
     <w:qFormat/>
     <w:rsid w:val="001D0429"/>
@@ -8780,7 +12082,6 @@
   <w:style w:type="character" w:default="1" w:styleId="DefaultParagraphFont">
     <w:name w:val="Default Paragraph Font"/>
     <w:uiPriority w:val="1"/>
-    <w:semiHidden/>
     <w:unhideWhenUsed/>
   </w:style>
   <w:style w:type="table" w:default="1" w:styleId="TableNormal">
